--- a/ind/docx/021.content.docx
+++ b/ind/docx/021.content.docx
@@ -758,6 +758,971 @@
         <w:rPr>
           <w:lang w:val="id_ID" w:bidi="id_ID"/>
         </w:rPr>
+        <w:t>Ular</w:t>
+      </w:r>
+      <w:r>
+        <w:rPr>
+          <w:lang w:val="id_ID" w:bidi="id_ID"/>
+        </w:rPr>
+      </w:r>
+    </w:p>
+    <w:p>
+      <w:pPr>
+        <w:pStyle w:val="Heading3"/>
+      </w:pPr>
+      <w:r>
+        <w:rPr>
+          <w:lang w:val="id_ID" w:bidi="id_ID"/>
+        </w:rPr>
+        <w:t>Fakta:</w:t>
+      </w:r>
+    </w:p>
+    <w:p>
+      <w:pPr/>
+      <w:r>
+        <w:rPr>
+          <w:lang w:val="id_ID" w:bidi="id_ID"/>
+        </w:rPr>
+      </w:r>
+      <w:r>
+        <w:rPr>
+          <w:lang w:val="id_ID" w:bidi="id_ID"/>
+        </w:rPr>
+        <w:t>Istilah-istilah ini semua merujuk pada jenis reptil yang memiliki tubuh panjang dan tipis, rahang bergigi taring besar, dan bergerak dengan melata maju mundur di tanah. Istilah "naga" umumnya merujuk pada ular besar, sedangkan "ular beludak" mengacu pada jenis ular berbisa yang menggunakan racunnya untuk melumpuhkan mangsa.</w:t>
+      </w:r>
+    </w:p>
+    <w:p>
+      <w:pPr>
+        <w:pStyle w:val="ListBullet"/>
+        <w:spacing w:line="240" w:lineRule="auto"/>
+        <w:ind w:left="720"/>
+      </w:pPr>
+      <w:r>
+        <w:rPr>
+          <w:lang w:val="id_ID" w:bidi="id_ID"/>
+        </w:rPr>
+      </w:r>
+      <w:r>
+        <w:rPr>
+          <w:lang w:val="id_ID" w:bidi="id_ID"/>
+        </w:rPr>
+        <w:t>Hewan ini juga digunakan secara kiasan untuk merujuk pada seseorang yang jahat, terutama yang suka menipu.</w:t>
+      </w:r>
+    </w:p>
+    <w:p>
+      <w:pPr>
+        <w:pStyle w:val="ListBullet"/>
+        <w:spacing w:line="240" w:lineRule="auto"/>
+        <w:ind w:left="720"/>
+      </w:pPr>
+      <w:r>
+        <w:rPr>
+          <w:lang w:val="id_ID" w:bidi="id_ID"/>
+        </w:rPr>
+      </w:r>
+      <w:r>
+        <w:rPr>
+          <w:lang w:val="id_ID" w:bidi="id_ID"/>
+        </w:rPr>
+        <w:t>Yesus menyebut para pemimpin agama sebagai "keturunan ular beludak" karena mereka berpura-pura saleh, namun sebenarnya menipu orang-orang dan memperlakukan mereka dengan tidak adil.</w:t>
+      </w:r>
+    </w:p>
+    <w:p>
+      <w:pPr>
+        <w:pStyle w:val="ListBullet"/>
+        <w:spacing w:line="240" w:lineRule="auto"/>
+        <w:ind w:left="720"/>
+      </w:pPr>
+      <w:r>
+        <w:rPr>
+          <w:lang w:val="id_ID" w:bidi="id_ID"/>
+        </w:rPr>
+      </w:r>
+      <w:r>
+        <w:rPr>
+          <w:lang w:val="id_ID" w:bidi="id_ID"/>
+        </w:rPr>
+        <w:t>Di taman Eden, Setan mengambil bentuk ular ketika berbicara kepada Hawa dan menggoda dia untuk tidak menaati Allah.</w:t>
+      </w:r>
+    </w:p>
+    <w:p>
+      <w:pPr>
+        <w:pStyle w:val="ListBullet"/>
+        <w:spacing w:line="240" w:lineRule="auto"/>
+        <w:ind w:left="720"/>
+      </w:pPr>
+      <w:r>
+        <w:rPr>
+          <w:lang w:val="id_ID" w:bidi="id_ID"/>
+        </w:rPr>
+      </w:r>
+      <w:r>
+        <w:rPr>
+          <w:lang w:val="id_ID" w:bidi="id_ID"/>
+        </w:rPr>
+        <w:t>Setelah Ular menggoda Hawa untuk berdosa, dan baik Hawa maupun suaminya, Adam, jatuh dalam dosa, Allah mengutuk ular dengan mengatakan bahwa sejak saat itu, semua ular akan merayap di tanah, yang menyiratkan bahwa sebelumnya mereka memiliki kaki.</w:t>
+      </w:r>
+    </w:p>
+    <w:p>
+      <w:pPr/>
+      <w:r>
+        <w:rPr>
+          <w:lang w:val="id_ID" w:bidi="id_ID"/>
+        </w:rPr>
+      </w:r>
+      <w:r>
+        <w:rPr>
+          <w:lang w:val="id_ID" w:bidi="id_ID"/>
+        </w:rPr>
+        <w:t>(Saran Terjemahan: Cara Menerjemahkan Nama)</w:t>
+      </w:r>
+    </w:p>
+    <w:p>
+      <w:pPr/>
+      <w:r>
+        <w:rPr>
+          <w:lang w:val="id_ID" w:bidi="id_ID"/>
+        </w:rPr>
+      </w:r>
+      <w:r>
+        <w:rPr>
+          <w:lang w:val="id_ID" w:bidi="id_ID"/>
+        </w:rPr>
+        <w:t xml:space="preserve">(Lihat juga: </w:t>
+      </w:r>
+      <w:r>
+        <w:rPr>
+          <w:lang w:val="id_ID" w:bidi="id_ID"/>
+        </w:rPr>
+        <w:t>kutukan</w:t>
+      </w:r>
+      <w:r>
+        <w:rPr>
+          <w:lang w:val="id_ID" w:bidi="id_ID"/>
+        </w:rPr>
+        <w:t xml:space="preserve">, </w:t>
+      </w:r>
+      <w:r>
+        <w:rPr>
+          <w:lang w:val="id_ID" w:bidi="id_ID"/>
+        </w:rPr>
+        <w:t>menipu</w:t>
+      </w:r>
+      <w:r>
+        <w:rPr>
+          <w:lang w:val="id_ID" w:bidi="id_ID"/>
+        </w:rPr>
+        <w:t xml:space="preserve">, </w:t>
+      </w:r>
+      <w:r>
+        <w:rPr>
+          <w:lang w:val="id_ID" w:bidi="id_ID"/>
+        </w:rPr>
+        <w:t>membangkang</w:t>
+      </w:r>
+      <w:r>
+        <w:rPr>
+          <w:lang w:val="id_ID" w:bidi="id_ID"/>
+        </w:rPr>
+        <w:t xml:space="preserve">, </w:t>
+      </w:r>
+      <w:r>
+        <w:rPr>
+          <w:lang w:val="id_ID" w:bidi="id_ID"/>
+        </w:rPr>
+        <w:t>Eden</w:t>
+      </w:r>
+      <w:r>
+        <w:rPr>
+          <w:lang w:val="id_ID" w:bidi="id_ID"/>
+        </w:rPr>
+        <w:t xml:space="preserve">, </w:t>
+      </w:r>
+      <w:r>
+        <w:rPr>
+          <w:lang w:val="id_ID" w:bidi="id_ID"/>
+        </w:rPr>
+        <w:t>kejahatan</w:t>
+      </w:r>
+      <w:r>
+        <w:rPr>
+          <w:lang w:val="id_ID" w:bidi="id_ID"/>
+        </w:rPr>
+        <w:t xml:space="preserve">, </w:t>
+      </w:r>
+      <w:r>
+        <w:rPr>
+          <w:lang w:val="id_ID" w:bidi="id_ID"/>
+        </w:rPr>
+        <w:t>mangsa</w:t>
+      </w:r>
+      <w:r>
+        <w:rPr>
+          <w:lang w:val="id_ID" w:bidi="id_ID"/>
+        </w:rPr>
+        <w:t xml:space="preserve">, </w:t>
+      </w:r>
+      <w:r>
+        <w:rPr>
+          <w:lang w:val="id_ID" w:bidi="id_ID"/>
+        </w:rPr>
+        <w:t>Setan</w:t>
+      </w:r>
+      <w:r>
+        <w:rPr>
+          <w:lang w:val="id_ID" w:bidi="id_ID"/>
+        </w:rPr>
+        <w:t xml:space="preserve">, </w:t>
+      </w:r>
+      <w:r>
+        <w:rPr>
+          <w:lang w:val="id_ID" w:bidi="id_ID"/>
+        </w:rPr>
+        <w:t>dosa</w:t>
+      </w:r>
+      <w:r>
+        <w:rPr>
+          <w:lang w:val="id_ID" w:bidi="id_ID"/>
+        </w:rPr>
+        <w:t xml:space="preserve">, </w:t>
+      </w:r>
+      <w:r>
+        <w:rPr>
+          <w:lang w:val="id_ID" w:bidi="id_ID"/>
+        </w:rPr>
+        <w:t>mencobai</w:t>
+      </w:r>
+      <w:r>
+        <w:rPr>
+          <w:lang w:val="id_ID" w:bidi="id_ID"/>
+        </w:rPr>
+        <w:t>)</w:t>
+      </w:r>
+    </w:p>
+    <w:p>
+      <w:pPr>
+        <w:pStyle w:val="Heading3"/>
+      </w:pPr>
+      <w:r>
+        <w:rPr>
+          <w:lang w:val="id_ID" w:bidi="id_ID"/>
+        </w:rPr>
+        <w:t>Referensi Alkitab:</w:t>
+      </w:r>
+    </w:p>
+    <w:p>
+      <w:pPr>
+        <w:pStyle w:val="ListBullet"/>
+        <w:spacing w:line="240" w:lineRule="auto"/>
+        <w:ind w:left="720"/>
+      </w:pPr>
+      <w:r>
+        <w:rPr>
+          <w:lang w:val="id_ID" w:bidi="id_ID"/>
+        </w:rPr>
+      </w:r>
+      <w:hyperlink r:id="rId22">
+        <w:r>
+          <w:rPr>
+            <w:lang w:val="id_ID" w:bidi="id_ID"/>
+          </w:rPr>
+          <w:rPr>
+            <w:color w:val="0000EE"/>
+            <w:u w:val="single"/>
+          </w:rPr>
+          <w:t>Kejadian 3:3</w:t>
+        </w:r>
+      </w:hyperlink>
+    </w:p>
+    <w:p>
+      <w:pPr>
+        <w:pStyle w:val="ListBullet"/>
+        <w:spacing w:line="240" w:lineRule="auto"/>
+        <w:ind w:left="720"/>
+      </w:pPr>
+      <w:r>
+        <w:rPr>
+          <w:lang w:val="id_ID" w:bidi="id_ID"/>
+        </w:rPr>
+      </w:r>
+      <w:hyperlink r:id="rId23">
+        <w:r>
+          <w:rPr>
+            <w:lang w:val="id_ID" w:bidi="id_ID"/>
+          </w:rPr>
+          <w:rPr>
+            <w:color w:val="0000EE"/>
+            <w:u w:val="single"/>
+          </w:rPr>
+          <w:t>Kejadian 3:4–6</w:t>
+        </w:r>
+      </w:hyperlink>
+    </w:p>
+    <w:p>
+      <w:pPr>
+        <w:pStyle w:val="ListBullet"/>
+        <w:spacing w:line="240" w:lineRule="auto"/>
+        <w:ind w:left="720"/>
+      </w:pPr>
+      <w:r>
+        <w:rPr>
+          <w:lang w:val="id_ID" w:bidi="id_ID"/>
+        </w:rPr>
+      </w:r>
+      <w:hyperlink r:id="rId24">
+        <w:r>
+          <w:rPr>
+            <w:lang w:val="id_ID" w:bidi="id_ID"/>
+          </w:rPr>
+          <w:rPr>
+            <w:color w:val="0000EE"/>
+            <w:u w:val="single"/>
+          </w:rPr>
+          <w:t>Kejadian 3:12–13</w:t>
+        </w:r>
+      </w:hyperlink>
+    </w:p>
+    <w:p>
+      <w:pPr>
+        <w:pStyle w:val="ListBullet"/>
+        <w:spacing w:line="240" w:lineRule="auto"/>
+        <w:ind w:left="720"/>
+      </w:pPr>
+      <w:r>
+        <w:rPr>
+          <w:lang w:val="id_ID" w:bidi="id_ID"/>
+        </w:rPr>
+      </w:r>
+      <w:hyperlink r:id="rId25">
+        <w:r>
+          <w:rPr>
+            <w:lang w:val="id_ID" w:bidi="id_ID"/>
+          </w:rPr>
+          <w:rPr>
+            <w:color w:val="0000EE"/>
+            <w:u w:val="single"/>
+          </w:rPr>
+          <w:t>Markus 16:17–18</w:t>
+        </w:r>
+      </w:hyperlink>
+    </w:p>
+    <w:p>
+      <w:pPr>
+        <w:pStyle w:val="ListBullet"/>
+        <w:spacing w:line="240" w:lineRule="auto"/>
+        <w:ind w:left="720"/>
+      </w:pPr>
+      <w:r>
+        <w:rPr>
+          <w:lang w:val="id_ID" w:bidi="id_ID"/>
+        </w:rPr>
+      </w:r>
+      <w:hyperlink r:id="rId26">
+        <w:r>
+          <w:rPr>
+            <w:lang w:val="id_ID" w:bidi="id_ID"/>
+          </w:rPr>
+          <w:rPr>
+            <w:color w:val="0000EE"/>
+            <w:u w:val="single"/>
+          </w:rPr>
+          <w:t>Matius 3:7</w:t>
+        </w:r>
+      </w:hyperlink>
+    </w:p>
+    <w:p>
+      <w:pPr>
+        <w:pStyle w:val="ListBullet"/>
+        <w:spacing w:line="240" w:lineRule="auto"/>
+        <w:ind w:left="720"/>
+      </w:pPr>
+      <w:r>
+        <w:rPr>
+          <w:lang w:val="id_ID" w:bidi="id_ID"/>
+        </w:rPr>
+      </w:r>
+      <w:hyperlink r:id="rId27">
+        <w:r>
+          <w:rPr>
+            <w:lang w:val="id_ID" w:bidi="id_ID"/>
+          </w:rPr>
+          <w:rPr>
+            <w:color w:val="0000EE"/>
+            <w:u w:val="single"/>
+          </w:rPr>
+          <w:t>Matius 23:33</w:t>
+        </w:r>
+      </w:hyperlink>
+    </w:p>
+    <w:p>
+      <w:pPr>
+        <w:pStyle w:val="Heading3"/>
+      </w:pPr>
+      <w:r>
+        <w:rPr>
+          <w:lang w:val="id_ID" w:bidi="id_ID"/>
+        </w:rPr>
+        <w:t>Data Kata:</w:t>
+      </w:r>
+    </w:p>
+    <w:p>
+      <w:pPr>
+        <w:pStyle w:val="ListBullet"/>
+        <w:spacing w:line="240" w:lineRule="auto"/>
+        <w:ind w:left="720"/>
+      </w:pPr>
+      <w:r>
+        <w:rPr>
+          <w:lang w:val="id_ID" w:bidi="id_ID"/>
+        </w:rPr>
+      </w:r>
+      <w:r>
+        <w:rPr>
+          <w:lang w:val="id_ID" w:bidi="id_ID"/>
+        </w:rPr>
+        <w:t>Strong: H0660, H2119, H5175, H6620, H6848, H8314, H8577, G21910, G20620, G37890</w:t>
+      </w:r>
+      <w:r>
+        <w:rPr>
+          <w:lang w:val="id_ID" w:bidi="id_ID"/>
+        </w:rPr>
+      </w:r>
+      <w:r>
+        <w:rPr>
+          <w:lang w:val="id_ID" w:bidi="id_ID"/>
+        </w:rPr>
+      </w:r>
+    </w:p>
+    <w:p>
+      <w:pPr/>
+      <w:r>
+        <w:rPr>
+          <w:lang w:val="id_ID" w:bidi="id_ID"/>
+        </w:rPr>
+      </w:r>
+    </w:p>
+    <w:p>
+      <w:pPr>
+        <w:pStyle w:val="Heading2"/>
+      </w:pPr>
+      <w:r>
+        <w:rPr>
+          <w:lang w:val="id_ID" w:bidi="id_ID"/>
+        </w:rPr>
+        <w:t>Umat Allah</w:t>
+      </w:r>
+      <w:r>
+        <w:rPr>
+          <w:lang w:val="id_ID" w:bidi="id_ID"/>
+        </w:rPr>
+      </w:r>
+    </w:p>
+    <w:p>
+      <w:pPr>
+        <w:pStyle w:val="Heading3"/>
+      </w:pPr>
+      <w:r>
+        <w:rPr>
+          <w:lang w:val="id_ID" w:bidi="id_ID"/>
+        </w:rPr>
+        <w:t>Pengertian:</w:t>
+      </w:r>
+    </w:p>
+    <w:p>
+      <w:pPr/>
+      <w:r>
+        <w:rPr>
+          <w:lang w:val="id_ID" w:bidi="id_ID"/>
+        </w:rPr>
+      </w:r>
+      <w:r>
+        <w:rPr>
+          <w:lang w:val="id_ID" w:bidi="id_ID"/>
+        </w:rPr>
+        <w:t>Konsep "umat Allah" dalam Alkitab merujuk pada orang-orang yang dengannya Allah telah membuat ikatan perjanjian.</w:t>
+      </w:r>
+    </w:p>
+    <w:p>
+      <w:pPr>
+        <w:pStyle w:val="ListBullet"/>
+        <w:spacing w:line="240" w:lineRule="auto"/>
+        <w:ind w:left="720"/>
+      </w:pPr>
+      <w:r>
+        <w:rPr>
+          <w:lang w:val="id_ID" w:bidi="id_ID"/>
+        </w:rPr>
+      </w:r>
+      <w:r>
+        <w:rPr>
+          <w:lang w:val="id_ID" w:bidi="id_ID"/>
+        </w:rPr>
+        <w:t>Dalam Perjanjian Lama, frasa "umat Allah" merujuk kepada bangsa Israel. Bangsa Israel dipilih oleh Allah dan dipisahkan dari bangsa-bangsa lain di dunia untuk melayani dan menaati-Nya.</w:t>
+      </w:r>
+    </w:p>
+    <w:p>
+      <w:pPr>
+        <w:pStyle w:val="ListBullet"/>
+        <w:spacing w:line="240" w:lineRule="auto"/>
+        <w:ind w:left="720"/>
+      </w:pPr>
+      <w:r>
+        <w:rPr>
+          <w:lang w:val="id_ID" w:bidi="id_ID"/>
+        </w:rPr>
+      </w:r>
+      <w:r>
+        <w:rPr>
+          <w:lang w:val="id_ID" w:bidi="id_ID"/>
+        </w:rPr>
+        <w:t>Dalam Perjanjian Baru, frasa "umat Allah" merujuk pada "Gereja" yang berarti semua orang yang percaya kepada Yesus. Ini mencakup baik orang Yahudi maupun non-Yahudi. Dalam Perjanjian Baru, kelompok orang ini terkadang disebut sebagai "anak-anak Allah."</w:t>
+      </w:r>
+    </w:p>
+    <w:p>
+      <w:pPr>
+        <w:pStyle w:val="ListBullet"/>
+        <w:spacing w:line="240" w:lineRule="auto"/>
+        <w:ind w:left="720"/>
+      </w:pPr>
+      <w:r>
+        <w:rPr>
+          <w:lang w:val="id_ID" w:bidi="id_ID"/>
+        </w:rPr>
+      </w:r>
+      <w:r>
+        <w:rPr>
+          <w:lang w:val="id_ID" w:bidi="id_ID"/>
+        </w:rPr>
+        <w:t>Ketika Allah menggunakan frasa "umat-Ku," Dia merujuk kepada orang-orang yang memiliki hubungan perjanjian dengan-Nya. Umat Allah dipilih oleh-Nya, dan Dia ingin mereka hidup dengan cara yang menyenangkan-Nya.</w:t>
+      </w:r>
+    </w:p>
+    <w:p>
+      <w:pPr>
+        <w:pStyle w:val="Heading3"/>
+      </w:pPr>
+      <w:r>
+        <w:rPr>
+          <w:lang w:val="id_ID" w:bidi="id_ID"/>
+        </w:rPr>
+        <w:t>Saran Terjemahan:</w:t>
+      </w:r>
+    </w:p>
+    <w:p>
+      <w:pPr>
+        <w:pStyle w:val="ListBullet"/>
+        <w:spacing w:line="240" w:lineRule="auto"/>
+        <w:ind w:left="720"/>
+      </w:pPr>
+      <w:r>
+        <w:rPr>
+          <w:lang w:val="id_ID" w:bidi="id_ID"/>
+        </w:rPr>
+      </w:r>
+      <w:r>
+        <w:rPr>
+          <w:lang w:val="id_ID" w:bidi="id_ID"/>
+        </w:rPr>
+        <w:t>Istilah "umat Allah" dapat diterjemahkan sebagai "umat milik Allah," "orang-orang yang menyembah Allah," "orang-orang yang melayani Allah," atau "orang-orang yang milik Allah."</w:t>
+      </w:r>
+    </w:p>
+    <w:p>
+      <w:pPr>
+        <w:pStyle w:val="ListBullet"/>
+        <w:spacing w:line="240" w:lineRule="auto"/>
+        <w:ind w:left="720"/>
+      </w:pPr>
+      <w:r>
+        <w:rPr>
+          <w:lang w:val="id_ID" w:bidi="id_ID"/>
+        </w:rPr>
+      </w:r>
+      <w:r>
+        <w:rPr>
+          <w:lang w:val="id_ID" w:bidi="id_ID"/>
+        </w:rPr>
+        <w:t>Ketika Allah mengatakan "umat-Ku", cara lain untuk menerjemahkannya bisa termasuk "umat yang telah Aku pilih", "umat yang menyembah-Ku", atau "umat yang menjadi milik-Ku."</w:t>
+      </w:r>
+    </w:p>
+    <w:p>
+      <w:pPr>
+        <w:pStyle w:val="ListBullet"/>
+        <w:spacing w:line="240" w:lineRule="auto"/>
+        <w:ind w:left="720"/>
+      </w:pPr>
+      <w:r>
+        <w:rPr>
+          <w:lang w:val="id_ID" w:bidi="id_ID"/>
+        </w:rPr>
+      </w:r>
+      <w:r>
+        <w:rPr>
+          <w:lang w:val="id_ID" w:bidi="id_ID"/>
+        </w:rPr>
+        <w:t>Demikian pula, "umat-Mu" dapat diterjemahkan sebagai "orang-orang yang menjadi milik-Mu" atau "orang-orang yang Engkau pilih untuk menjadi milik-Mu."</w:t>
+      </w:r>
+    </w:p>
+    <w:p>
+      <w:pPr>
+        <w:pStyle w:val="ListBullet"/>
+        <w:spacing w:line="240" w:lineRule="auto"/>
+        <w:ind w:left="720"/>
+      </w:pPr>
+      <w:r>
+        <w:rPr>
+          <w:lang w:val="id_ID" w:bidi="id_ID"/>
+        </w:rPr>
+      </w:r>
+      <w:r>
+        <w:rPr>
+          <w:lang w:val="id_ID" w:bidi="id_ID"/>
+        </w:rPr>
+        <w:t>Selain itu, "umat-Nya" dapat diterjemahkan sebagai "orang-orang yang menjadi milik-Nya" atau "orang-orang yang Allah pilih untuk menjadi milik-Nya."</w:t>
+      </w:r>
+    </w:p>
+    <w:p>
+      <w:pPr/>
+      <w:r>
+        <w:rPr>
+          <w:lang w:val="id_ID" w:bidi="id_ID"/>
+        </w:rPr>
+      </w:r>
+      <w:r>
+        <w:rPr>
+          <w:lang w:val="id_ID" w:bidi="id_ID"/>
+        </w:rPr>
+        <w:t xml:space="preserve">(Lihat juga: </w:t>
+      </w:r>
+      <w:r>
+        <w:rPr>
+          <w:lang w:val="id_ID" w:bidi="id_ID"/>
+        </w:rPr>
+        <w:t>Israel</w:t>
+      </w:r>
+      <w:r>
+        <w:rPr>
+          <w:lang w:val="id_ID" w:bidi="id_ID"/>
+        </w:rPr>
+        <w:t xml:space="preserve">, </w:t>
+      </w:r>
+      <w:r>
+        <w:rPr>
+          <w:lang w:val="id_ID" w:bidi="id_ID"/>
+        </w:rPr>
+        <w:t>kelompok orang</w:t>
+      </w:r>
+      <w:r>
+        <w:rPr>
+          <w:lang w:val="id_ID" w:bidi="id_ID"/>
+        </w:rPr>
+        <w:t>)</w:t>
+      </w:r>
+    </w:p>
+    <w:p>
+      <w:pPr>
+        <w:pStyle w:val="Heading3"/>
+      </w:pPr>
+      <w:r>
+        <w:rPr>
+          <w:lang w:val="id_ID" w:bidi="id_ID"/>
+        </w:rPr>
+        <w:t>Referensi Alkitab:</w:t>
+      </w:r>
+    </w:p>
+    <w:p>
+      <w:pPr>
+        <w:pStyle w:val="ListBullet"/>
+        <w:spacing w:line="240" w:lineRule="auto"/>
+        <w:ind w:left="720"/>
+      </w:pPr>
+      <w:r>
+        <w:rPr>
+          <w:lang w:val="id_ID" w:bidi="id_ID"/>
+        </w:rPr>
+      </w:r>
+      <w:hyperlink r:id="rId28">
+        <w:r>
+          <w:rPr>
+            <w:lang w:val="id_ID" w:bidi="id_ID"/>
+          </w:rPr>
+          <w:rPr>
+            <w:color w:val="0000EE"/>
+            <w:u w:val="single"/>
+          </w:rPr>
+          <w:t>1 Tawarikh 11:2</w:t>
+        </w:r>
+      </w:hyperlink>
+    </w:p>
+    <w:p>
+      <w:pPr>
+        <w:pStyle w:val="ListBullet"/>
+        <w:spacing w:line="240" w:lineRule="auto"/>
+        <w:ind w:left="720"/>
+      </w:pPr>
+      <w:r>
+        <w:rPr>
+          <w:lang w:val="id_ID" w:bidi="id_ID"/>
+        </w:rPr>
+      </w:r>
+      <w:hyperlink r:id="rId29">
+        <w:r>
+          <w:rPr>
+            <w:lang w:val="id_ID" w:bidi="id_ID"/>
+          </w:rPr>
+          <w:rPr>
+            <w:color w:val="0000EE"/>
+            <w:u w:val="single"/>
+          </w:rPr>
+          <w:t>Kisah Para Rasul 7:34</w:t>
+        </w:r>
+      </w:hyperlink>
+    </w:p>
+    <w:p>
+      <w:pPr>
+        <w:pStyle w:val="ListBullet"/>
+        <w:spacing w:line="240" w:lineRule="auto"/>
+        <w:ind w:left="720"/>
+      </w:pPr>
+      <w:r>
+        <w:rPr>
+          <w:lang w:val="id_ID" w:bidi="id_ID"/>
+        </w:rPr>
+      </w:r>
+      <w:hyperlink r:id="rId30">
+        <w:r>
+          <w:rPr>
+            <w:lang w:val="id_ID" w:bidi="id_ID"/>
+          </w:rPr>
+          <w:rPr>
+            <w:color w:val="0000EE"/>
+            <w:u w:val="single"/>
+          </w:rPr>
+          <w:t>Kisah Para Rasul 7:51–53</w:t>
+        </w:r>
+      </w:hyperlink>
+    </w:p>
+    <w:p>
+      <w:pPr>
+        <w:pStyle w:val="ListBullet"/>
+        <w:spacing w:line="240" w:lineRule="auto"/>
+        <w:ind w:left="720"/>
+      </w:pPr>
+      <w:r>
+        <w:rPr>
+          <w:lang w:val="id_ID" w:bidi="id_ID"/>
+        </w:rPr>
+      </w:r>
+      <w:hyperlink r:id="rId31">
+        <w:r>
+          <w:rPr>
+            <w:lang w:val="id_ID" w:bidi="id_ID"/>
+          </w:rPr>
+          <w:rPr>
+            <w:color w:val="0000EE"/>
+            <w:u w:val="single"/>
+          </w:rPr>
+          <w:t>Kisah Para Rasul 10:36–38</w:t>
+        </w:r>
+      </w:hyperlink>
+    </w:p>
+    <w:p>
+      <w:pPr>
+        <w:pStyle w:val="ListBullet"/>
+        <w:spacing w:line="240" w:lineRule="auto"/>
+        <w:ind w:left="720"/>
+      </w:pPr>
+      <w:r>
+        <w:rPr>
+          <w:lang w:val="id_ID" w:bidi="id_ID"/>
+        </w:rPr>
+      </w:r>
+      <w:hyperlink r:id="rId32">
+        <w:r>
+          <w:rPr>
+            <w:lang w:val="id_ID" w:bidi="id_ID"/>
+          </w:rPr>
+          <w:rPr>
+            <w:color w:val="0000EE"/>
+            <w:u w:val="single"/>
+          </w:rPr>
+          <w:t>Daniel 9:24–25</w:t>
+        </w:r>
+      </w:hyperlink>
+    </w:p>
+    <w:p>
+      <w:pPr>
+        <w:pStyle w:val="ListBullet"/>
+        <w:spacing w:line="240" w:lineRule="auto"/>
+        <w:ind w:left="720"/>
+      </w:pPr>
+      <w:r>
+        <w:rPr>
+          <w:lang w:val="id_ID" w:bidi="id_ID"/>
+        </w:rPr>
+      </w:r>
+      <w:hyperlink r:id="rId33">
+        <w:r>
+          <w:rPr>
+            <w:lang w:val="id_ID" w:bidi="id_ID"/>
+          </w:rPr>
+          <w:rPr>
+            <w:color w:val="0000EE"/>
+            <w:u w:val="single"/>
+          </w:rPr>
+          <w:t>Yesaya 2:5–6</w:t>
+        </w:r>
+      </w:hyperlink>
+    </w:p>
+    <w:p>
+      <w:pPr>
+        <w:pStyle w:val="ListBullet"/>
+        <w:spacing w:line="240" w:lineRule="auto"/>
+        <w:ind w:left="720"/>
+      </w:pPr>
+      <w:r>
+        <w:rPr>
+          <w:lang w:val="id_ID" w:bidi="id_ID"/>
+        </w:rPr>
+      </w:r>
+      <w:hyperlink r:id="rId34">
+        <w:r>
+          <w:rPr>
+            <w:lang w:val="id_ID" w:bidi="id_ID"/>
+          </w:rPr>
+          <w:rPr>
+            <w:color w:val="0000EE"/>
+            <w:u w:val="single"/>
+          </w:rPr>
+          <w:t>Yeremia 6:20–22</w:t>
+        </w:r>
+      </w:hyperlink>
+    </w:p>
+    <w:p>
+      <w:pPr>
+        <w:pStyle w:val="ListBullet"/>
+        <w:spacing w:line="240" w:lineRule="auto"/>
+        <w:ind w:left="720"/>
+      </w:pPr>
+      <w:r>
+        <w:rPr>
+          <w:lang w:val="id_ID" w:bidi="id_ID"/>
+        </w:rPr>
+      </w:r>
+      <w:hyperlink r:id="rId35">
+        <w:r>
+          <w:rPr>
+            <w:lang w:val="id_ID" w:bidi="id_ID"/>
+          </w:rPr>
+          <w:rPr>
+            <w:color w:val="0000EE"/>
+            <w:u w:val="single"/>
+          </w:rPr>
+          <w:t>Yoel 3:16–17</w:t>
+        </w:r>
+      </w:hyperlink>
+    </w:p>
+    <w:p>
+      <w:pPr>
+        <w:pStyle w:val="ListBullet"/>
+        <w:spacing w:line="240" w:lineRule="auto"/>
+        <w:ind w:left="720"/>
+      </w:pPr>
+      <w:r>
+        <w:rPr>
+          <w:lang w:val="id_ID" w:bidi="id_ID"/>
+        </w:rPr>
+      </w:r>
+      <w:hyperlink r:id="rId36">
+        <w:r>
+          <w:rPr>
+            <w:lang w:val="id_ID" w:bidi="id_ID"/>
+          </w:rPr>
+          <w:rPr>
+            <w:color w:val="0000EE"/>
+            <w:u w:val="single"/>
+          </w:rPr>
+          <w:t>Mikha 6:3–5</w:t>
+        </w:r>
+      </w:hyperlink>
+    </w:p>
+    <w:p>
+      <w:pPr>
+        <w:pStyle w:val="ListBullet"/>
+        <w:spacing w:line="240" w:lineRule="auto"/>
+        <w:ind w:left="720"/>
+      </w:pPr>
+      <w:r>
+        <w:rPr>
+          <w:lang w:val="id_ID" w:bidi="id_ID"/>
+        </w:rPr>
+      </w:r>
+      <w:hyperlink r:id="rId37">
+        <w:r>
+          <w:rPr>
+            <w:lang w:val="id_ID" w:bidi="id_ID"/>
+          </w:rPr>
+          <w:rPr>
+            <w:color w:val="0000EE"/>
+            <w:u w:val="single"/>
+          </w:rPr>
+          <w:t>Wahyu 13:7–8</w:t>
+        </w:r>
+      </w:hyperlink>
+    </w:p>
+    <w:p>
+      <w:pPr>
+        <w:pStyle w:val="Heading3"/>
+      </w:pPr>
+      <w:r>
+        <w:rPr>
+          <w:lang w:val="id_ID" w:bidi="id_ID"/>
+        </w:rPr>
+        <w:t>Data Kata:</w:t>
+      </w:r>
+    </w:p>
+    <w:p>
+      <w:pPr>
+        <w:pStyle w:val="ListBullet"/>
+        <w:spacing w:line="240" w:lineRule="auto"/>
+        <w:ind w:left="720"/>
+      </w:pPr>
+      <w:r>
+        <w:rPr>
+          <w:lang w:val="id_ID" w:bidi="id_ID"/>
+        </w:rPr>
+      </w:r>
+      <w:r>
+        <w:rPr>
+          <w:lang w:val="id_ID" w:bidi="id_ID"/>
+        </w:rPr>
+        <w:t>Strong: H0430, H5971, G23160, G29920</w:t>
+      </w:r>
+      <w:r>
+        <w:rPr>
+          <w:lang w:val="id_ID" w:bidi="id_ID"/>
+        </w:rPr>
+      </w:r>
+      <w:r>
+        <w:rPr>
+          <w:lang w:val="id_ID" w:bidi="id_ID"/>
+        </w:rPr>
+      </w:r>
+    </w:p>
+    <w:p>
+      <w:pPr/>
+      <w:r>
+        <w:rPr>
+          <w:lang w:val="id_ID" w:bidi="id_ID"/>
+        </w:rPr>
+      </w:r>
+    </w:p>
+    <w:p>
+      <w:pPr>
+        <w:pStyle w:val="Heading2"/>
+      </w:pPr>
+      <w:r>
+        <w:rPr>
+          <w:lang w:val="id_ID" w:bidi="id_ID"/>
+        </w:rPr>
         <w:t>Umur</w:t>
       </w:r>
       <w:r>
@@ -886,6 +1851,1462 @@
         <w:rPr>
           <w:lang w:val="id_ID" w:bidi="id_ID"/>
         </w:rPr>
+        <w:t>Undang-undang</w:t>
+      </w:r>
+      <w:r>
+        <w:rPr>
+          <w:lang w:val="id_ID" w:bidi="id_ID"/>
+        </w:rPr>
+      </w:r>
+    </w:p>
+    <w:p>
+      <w:pPr>
+        <w:pStyle w:val="Heading3"/>
+      </w:pPr>
+      <w:r>
+        <w:rPr>
+          <w:lang w:val="id_ID" w:bidi="id_ID"/>
+        </w:rPr>
+        <w:t>Definisi:</w:t>
+      </w:r>
+    </w:p>
+    <w:p>
+      <w:pPr/>
+      <w:r>
+        <w:rPr>
+          <w:lang w:val="id_ID" w:bidi="id_ID"/>
+        </w:rPr>
+      </w:r>
+      <w:r>
+        <w:rPr>
+          <w:lang w:val="id_ID" w:bidi="id_ID"/>
+        </w:rPr>
+        <w:t>Sebuah undang-undang adalah hukum tertulis yang spesifik, memberikan panduan yang harus diikuti oleh masyarakat.</w:t>
+      </w:r>
+    </w:p>
+    <w:p>
+      <w:pPr>
+        <w:pStyle w:val="ListBullet"/>
+        <w:spacing w:line="240" w:lineRule="auto"/>
+        <w:ind w:left="720"/>
+      </w:pPr>
+      <w:r>
+        <w:rPr>
+          <w:lang w:val="id_ID" w:bidi="id_ID"/>
+        </w:rPr>
+      </w:r>
+      <w:r>
+        <w:rPr>
+          <w:lang w:val="id_ID" w:bidi="id_ID"/>
+        </w:rPr>
+        <w:t>Istilah "undang-undang" memiliki kemiripan dengan arti "peraturan", "perintah", "hukum", dan "ketetapan." Semua istilah ini mencakup instruksi dan persyaratan yang diberikan oleh Allah kepada umat-Nya atau oleh penguasa kepada rakyat mereka.</w:t>
+      </w:r>
+    </w:p>
+    <w:p>
+      <w:pPr>
+        <w:pStyle w:val="ListBullet"/>
+        <w:spacing w:line="240" w:lineRule="auto"/>
+        <w:ind w:left="720"/>
+      </w:pPr>
+      <w:r>
+        <w:rPr>
+          <w:lang w:val="id_ID" w:bidi="id_ID"/>
+        </w:rPr>
+      </w:r>
+      <w:r>
+        <w:rPr>
+          <w:lang w:val="id_ID" w:bidi="id_ID"/>
+        </w:rPr>
+        <w:t>Raja Daud mengatakan bahwa dia bersukacita dalam ketetapan-ketetapan dari Yahweh.</w:t>
+      </w:r>
+    </w:p>
+    <w:p>
+      <w:pPr>
+        <w:pStyle w:val="ListBullet"/>
+        <w:spacing w:line="240" w:lineRule="auto"/>
+        <w:ind w:left="720"/>
+      </w:pPr>
+      <w:r>
+        <w:rPr>
+          <w:lang w:val="id_ID" w:bidi="id_ID"/>
+        </w:rPr>
+      </w:r>
+      <w:r>
+        <w:rPr>
+          <w:lang w:val="id_ID" w:bidi="id_ID"/>
+        </w:rPr>
+        <w:t>Istilah "undang-undang" juga dapat diterjemahkan sebagai "perintah khusus" atau "ketetapan khusus."</w:t>
+      </w:r>
+    </w:p>
+    <w:p>
+      <w:pPr/>
+      <w:r>
+        <w:rPr>
+          <w:lang w:val="id_ID" w:bidi="id_ID"/>
+        </w:rPr>
+      </w:r>
+      <w:r>
+        <w:rPr>
+          <w:lang w:val="id_ID" w:bidi="id_ID"/>
+        </w:rPr>
+        <w:t xml:space="preserve">(Lihat juga: </w:t>
+      </w:r>
+      <w:r>
+        <w:rPr>
+          <w:lang w:val="id_ID" w:bidi="id_ID"/>
+        </w:rPr>
+        <w:t>perintah</w:t>
+      </w:r>
+      <w:r>
+        <w:rPr>
+          <w:lang w:val="id_ID" w:bidi="id_ID"/>
+        </w:rPr>
+        <w:t xml:space="preserve">, </w:t>
+      </w:r>
+      <w:r>
+        <w:rPr>
+          <w:lang w:val="id_ID" w:bidi="id_ID"/>
+        </w:rPr>
+        <w:t>ketetapan</w:t>
+      </w:r>
+      <w:r>
+        <w:rPr>
+          <w:lang w:val="id_ID" w:bidi="id_ID"/>
+        </w:rPr>
+        <w:t xml:space="preserve">, </w:t>
+      </w:r>
+      <w:r>
+        <w:rPr>
+          <w:lang w:val="id_ID" w:bidi="id_ID"/>
+        </w:rPr>
+        <w:t>hukum</w:t>
+      </w:r>
+      <w:r>
+        <w:rPr>
+          <w:lang w:val="id_ID" w:bidi="id_ID"/>
+        </w:rPr>
+        <w:t xml:space="preserve">, </w:t>
+      </w:r>
+      <w:r>
+        <w:rPr>
+          <w:lang w:val="id_ID" w:bidi="id_ID"/>
+        </w:rPr>
+        <w:t>peraturan</w:t>
+      </w:r>
+      <w:r>
+        <w:rPr>
+          <w:lang w:val="id_ID" w:bidi="id_ID"/>
+        </w:rPr>
+        <w:t xml:space="preserve">, </w:t>
+      </w:r>
+      <w:r>
+        <w:rPr>
+          <w:lang w:val="id_ID" w:bidi="id_ID"/>
+        </w:rPr>
+        <w:t>Yahweh</w:t>
+      </w:r>
+      <w:r>
+        <w:rPr>
+          <w:lang w:val="id_ID" w:bidi="id_ID"/>
+        </w:rPr>
+        <w:t>)</w:t>
+      </w:r>
+    </w:p>
+    <w:p>
+      <w:pPr>
+        <w:pStyle w:val="Heading3"/>
+      </w:pPr>
+      <w:r>
+        <w:rPr>
+          <w:lang w:val="id_ID" w:bidi="id_ID"/>
+        </w:rPr>
+        <w:t>Referensi Alkitab:</w:t>
+      </w:r>
+    </w:p>
+    <w:p>
+      <w:pPr>
+        <w:pStyle w:val="ListBullet"/>
+        <w:spacing w:line="240" w:lineRule="auto"/>
+        <w:ind w:left="720"/>
+      </w:pPr>
+      <w:r>
+        <w:rPr>
+          <w:lang w:val="id_ID" w:bidi="id_ID"/>
+        </w:rPr>
+      </w:r>
+      <w:hyperlink r:id="rId38">
+        <w:r>
+          <w:rPr>
+            <w:lang w:val="id_ID" w:bidi="id_ID"/>
+          </w:rPr>
+          <w:rPr>
+            <w:color w:val="0000EE"/>
+            <w:u w:val="single"/>
+          </w:rPr>
+          <w:t>1 Raja-raja 11:11–13</w:t>
+        </w:r>
+      </w:hyperlink>
+    </w:p>
+    <w:p>
+      <w:pPr>
+        <w:pStyle w:val="ListBullet"/>
+        <w:spacing w:line="240" w:lineRule="auto"/>
+        <w:ind w:left="720"/>
+      </w:pPr>
+      <w:r>
+        <w:rPr>
+          <w:lang w:val="id_ID" w:bidi="id_ID"/>
+        </w:rPr>
+      </w:r>
+      <w:hyperlink r:id="rId39">
+        <w:r>
+          <w:rPr>
+            <w:lang w:val="id_ID" w:bidi="id_ID"/>
+          </w:rPr>
+          <w:rPr>
+            <w:color w:val="0000EE"/>
+            <w:u w:val="single"/>
+          </w:rPr>
+          <w:t>Ulangan 6:20–23</w:t>
+        </w:r>
+      </w:hyperlink>
+    </w:p>
+    <w:p>
+      <w:pPr>
+        <w:pStyle w:val="ListBullet"/>
+        <w:spacing w:line="240" w:lineRule="auto"/>
+        <w:ind w:left="720"/>
+      </w:pPr>
+      <w:r>
+        <w:rPr>
+          <w:lang w:val="id_ID" w:bidi="id_ID"/>
+        </w:rPr>
+      </w:r>
+      <w:hyperlink r:id="rId40">
+        <w:r>
+          <w:rPr>
+            <w:lang w:val="id_ID" w:bidi="id_ID"/>
+          </w:rPr>
+          <w:rPr>
+            <w:color w:val="0000EE"/>
+            <w:u w:val="single"/>
+          </w:rPr>
+          <w:t>Yehezkiel 33:15</w:t>
+        </w:r>
+      </w:hyperlink>
+    </w:p>
+    <w:p>
+      <w:pPr>
+        <w:pStyle w:val="ListBullet"/>
+        <w:spacing w:line="240" w:lineRule="auto"/>
+        <w:ind w:left="720"/>
+      </w:pPr>
+      <w:r>
+        <w:rPr>
+          <w:lang w:val="id_ID" w:bidi="id_ID"/>
+        </w:rPr>
+      </w:r>
+      <w:hyperlink r:id="rId41">
+        <w:r>
+          <w:rPr>
+            <w:lang w:val="id_ID" w:bidi="id_ID"/>
+          </w:rPr>
+          <w:rPr>
+            <w:color w:val="0000EE"/>
+            <w:u w:val="single"/>
+          </w:rPr>
+          <w:t>Bilangan 19:2</w:t>
+        </w:r>
+      </w:hyperlink>
+    </w:p>
+    <w:p>
+      <w:pPr>
+        <w:pStyle w:val="Heading3"/>
+      </w:pPr>
+      <w:r>
+        <w:rPr>
+          <w:lang w:val="id_ID" w:bidi="id_ID"/>
+        </w:rPr>
+        <w:t>Data Kata:</w:t>
+      </w:r>
+    </w:p>
+    <w:p>
+      <w:pPr>
+        <w:pStyle w:val="ListBullet"/>
+        <w:spacing w:line="240" w:lineRule="auto"/>
+        <w:ind w:left="720"/>
+      </w:pPr>
+      <w:r>
+        <w:rPr>
+          <w:lang w:val="id_ID" w:bidi="id_ID"/>
+        </w:rPr>
+      </w:r>
+      <w:r>
+        <w:rPr>
+          <w:lang w:val="id_ID" w:bidi="id_ID"/>
+        </w:rPr>
+        <w:t>Strong: H2706, H2708, H7010, G13450</w:t>
+      </w:r>
+      <w:r>
+        <w:rPr>
+          <w:lang w:val="id_ID" w:bidi="id_ID"/>
+        </w:rPr>
+      </w:r>
+      <w:r>
+        <w:rPr>
+          <w:lang w:val="id_ID" w:bidi="id_ID"/>
+        </w:rPr>
+      </w:r>
+    </w:p>
+    <w:p>
+      <w:pPr/>
+      <w:r>
+        <w:rPr>
+          <w:lang w:val="id_ID" w:bidi="id_ID"/>
+        </w:rPr>
+      </w:r>
+    </w:p>
+    <w:p>
+      <w:pPr>
+        <w:pStyle w:val="Heading2"/>
+      </w:pPr>
+      <w:r>
+        <w:rPr>
+          <w:lang w:val="id_ID" w:bidi="id_ID"/>
+        </w:rPr>
+        <w:t>Undi</w:t>
+      </w:r>
+      <w:r>
+        <w:rPr>
+          <w:lang w:val="id_ID" w:bidi="id_ID"/>
+        </w:rPr>
+      </w:r>
+    </w:p>
+    <w:p>
+      <w:pPr>
+        <w:pStyle w:val="Heading3"/>
+      </w:pPr>
+      <w:r>
+        <w:rPr>
+          <w:lang w:val="id_ID" w:bidi="id_ID"/>
+        </w:rPr>
+        <w:t>Pengertian:</w:t>
+      </w:r>
+    </w:p>
+    <w:p>
+      <w:pPr/>
+      <w:r>
+        <w:rPr>
+          <w:lang w:val="id_ID" w:bidi="id_ID"/>
+        </w:rPr>
+      </w:r>
+      <w:r>
+        <w:rPr>
+          <w:lang w:val="id_ID" w:bidi="id_ID"/>
+        </w:rPr>
+        <w:t>Dalam Alkitab, "undi" adalah benda(-benda) yang ditandai yang digunakan sebagai metode untuk membuat keputusan yang adil dan/atau acak, biasanya untuk memilih seseorang dalam sebuah kelompok. "Membuang undi" merujuk pada proses penggunaan "undi" untuk mencapai keputusan yang adil dan/atau acak.</w:t>
+      </w:r>
+    </w:p>
+    <w:p>
+      <w:pPr>
+        <w:pStyle w:val="ListBullet"/>
+        <w:spacing w:line="240" w:lineRule="auto"/>
+        <w:ind w:left="720"/>
+      </w:pPr>
+      <w:r>
+        <w:rPr>
+          <w:lang w:val="id_ID" w:bidi="id_ID"/>
+        </w:rPr>
+      </w:r>
+      <w:r>
+        <w:rPr>
+          <w:lang w:val="id_ID" w:bidi="id_ID"/>
+        </w:rPr>
+        <w:t>Di era modern, beberapa budaya menggunakan metode "mengundi" atau "menarik" undian dengan seikat jerami. Seseorang memegang tangkai jerami sedemikian rupa sehingga tidak ada yang bisa melihat panjangnya. Setiap orang menarik satu tangkai jerami, dan orang yang mendapatkan tangkai jerami terpanjang (atau terpendek) adalah yang terpilih.</w:t>
+      </w:r>
+    </w:p>
+    <w:p>
+      <w:pPr>
+        <w:pStyle w:val="ListBullet"/>
+        <w:spacing w:line="240" w:lineRule="auto"/>
+        <w:ind w:left="720"/>
+      </w:pPr>
+      <w:r>
+        <w:rPr>
+          <w:lang w:val="id_ID" w:bidi="id_ID"/>
+        </w:rPr>
+      </w:r>
+      <w:r>
+        <w:rPr>
+          <w:lang w:val="id_ID" w:bidi="id_ID"/>
+        </w:rPr>
+        <w:t>Pada zaman Alkitab, benda yang dilemparkan (disebut "undian") mungkin berupa batu kecil yang diberi tanda. Cara "undian" tersebut menunjukkan keputusan tidak diketahui, tetapi kemungkinan melibatkan menjatuhkan atau melempar batu bertanda ke tanah.</w:t>
+      </w:r>
+    </w:p>
+    <w:p>
+      <w:pPr>
+        <w:pStyle w:val="ListBullet"/>
+        <w:spacing w:line="240" w:lineRule="auto"/>
+        <w:ind w:left="720"/>
+      </w:pPr>
+      <w:r>
+        <w:rPr>
+          <w:lang w:val="id_ID" w:bidi="id_ID"/>
+        </w:rPr>
+      </w:r>
+      <w:r>
+        <w:rPr>
+          <w:lang w:val="id_ID" w:bidi="id_ID"/>
+        </w:rPr>
+        <w:t>Frasa "membuang undi" dapat diterjemahkan sebagai "melempar undi," "mengundi," atau "mengocok undi." Terjemahan dari "membuang" sebaiknya tidak memberikan kesan bahwa undi dilemparkan ke jarak yang jauh.</w:t>
+      </w:r>
+    </w:p>
+    <w:p>
+      <w:pPr>
+        <w:pStyle w:val="ListBullet"/>
+        <w:spacing w:line="240" w:lineRule="auto"/>
+        <w:ind w:left="720"/>
+      </w:pPr>
+      <w:r>
+        <w:rPr>
+          <w:lang w:val="id_ID" w:bidi="id_ID"/>
+        </w:rPr>
+      </w:r>
+      <w:r>
+        <w:rPr>
+          <w:lang w:val="id_ID" w:bidi="id_ID"/>
+        </w:rPr>
+        <w:t>Jika keputusan dibuat "dengan undian," ini dapat diterjemahkan sebagai "dengan melempar undian" atau "dengan membuang undian," dan sebagainya.</w:t>
+      </w:r>
+    </w:p>
+    <w:p>
+      <w:pPr/>
+      <w:r>
+        <w:rPr>
+          <w:lang w:val="id_ID" w:bidi="id_ID"/>
+        </w:rPr>
+      </w:r>
+      <w:r>
+        <w:rPr>
+          <w:lang w:val="id_ID" w:bidi="id_ID"/>
+        </w:rPr>
+        <w:t xml:space="preserve">(Lihat juga: </w:t>
+      </w:r>
+      <w:r>
+        <w:rPr>
+          <w:lang w:val="id_ID" w:bidi="id_ID"/>
+        </w:rPr>
+        <w:t>Elisabet</w:t>
+      </w:r>
+      <w:r>
+        <w:rPr>
+          <w:lang w:val="id_ID" w:bidi="id_ID"/>
+        </w:rPr>
+        <w:t xml:space="preserve">, </w:t>
+      </w:r>
+      <w:r>
+        <w:rPr>
+          <w:lang w:val="id_ID" w:bidi="id_ID"/>
+        </w:rPr>
+        <w:t>Imam</w:t>
+      </w:r>
+      <w:r>
+        <w:rPr>
+          <w:lang w:val="id_ID" w:bidi="id_ID"/>
+        </w:rPr>
+        <w:t xml:space="preserve">, </w:t>
+      </w:r>
+      <w:r>
+        <w:rPr>
+          <w:lang w:val="id_ID" w:bidi="id_ID"/>
+        </w:rPr>
+        <w:t>Zakharia (Perjanjian Lama)</w:t>
+      </w:r>
+      <w:r>
+        <w:rPr>
+          <w:lang w:val="id_ID" w:bidi="id_ID"/>
+        </w:rPr>
+        <w:t xml:space="preserve">, </w:t>
+      </w:r>
+      <w:r>
+        <w:rPr>
+          <w:lang w:val="id_ID" w:bidi="id_ID"/>
+        </w:rPr>
+        <w:t>Zakharia (Perjanjian Baru)</w:t>
+      </w:r>
+      <w:r>
+        <w:rPr>
+          <w:lang w:val="id_ID" w:bidi="id_ID"/>
+        </w:rPr>
+        <w:t>)</w:t>
+      </w:r>
+    </w:p>
+    <w:p>
+      <w:pPr>
+        <w:pStyle w:val="Heading3"/>
+      </w:pPr>
+      <w:r>
+        <w:rPr>
+          <w:lang w:val="id_ID" w:bidi="id_ID"/>
+        </w:rPr>
+        <w:t>Referensi Alkitab:</w:t>
+      </w:r>
+    </w:p>
+    <w:p>
+      <w:pPr>
+        <w:pStyle w:val="ListBullet"/>
+        <w:spacing w:line="240" w:lineRule="auto"/>
+        <w:ind w:left="720"/>
+      </w:pPr>
+      <w:r>
+        <w:rPr>
+          <w:lang w:val="id_ID" w:bidi="id_ID"/>
+        </w:rPr>
+      </w:r>
+      <w:hyperlink r:id="rId42">
+        <w:r>
+          <w:rPr>
+            <w:lang w:val="id_ID" w:bidi="id_ID"/>
+          </w:rPr>
+          <w:rPr>
+            <w:color w:val="0000EE"/>
+            <w:u w:val="single"/>
+          </w:rPr>
+          <w:t>Yunus 1:7</w:t>
+        </w:r>
+      </w:hyperlink>
+    </w:p>
+    <w:p>
+      <w:pPr>
+        <w:pStyle w:val="ListBullet"/>
+        <w:spacing w:line="240" w:lineRule="auto"/>
+        <w:ind w:left="720"/>
+      </w:pPr>
+      <w:r>
+        <w:rPr>
+          <w:lang w:val="id_ID" w:bidi="id_ID"/>
+        </w:rPr>
+      </w:r>
+      <w:hyperlink r:id="rId43">
+        <w:r>
+          <w:rPr>
+            <w:lang w:val="id_ID" w:bidi="id_ID"/>
+          </w:rPr>
+          <w:rPr>
+            <w:color w:val="0000EE"/>
+            <w:u w:val="single"/>
+          </w:rPr>
+          <w:t>Lukas 1:8–10</w:t>
+        </w:r>
+      </w:hyperlink>
+    </w:p>
+    <w:p>
+      <w:pPr>
+        <w:pStyle w:val="ListBullet"/>
+        <w:spacing w:line="240" w:lineRule="auto"/>
+        <w:ind w:left="720"/>
+      </w:pPr>
+      <w:r>
+        <w:rPr>
+          <w:lang w:val="id_ID" w:bidi="id_ID"/>
+        </w:rPr>
+      </w:r>
+      <w:hyperlink r:id="rId44">
+        <w:r>
+          <w:rPr>
+            <w:lang w:val="id_ID" w:bidi="id_ID"/>
+          </w:rPr>
+          <w:rPr>
+            <w:color w:val="0000EE"/>
+            <w:u w:val="single"/>
+          </w:rPr>
+          <w:t>Lukas 23:34</w:t>
+        </w:r>
+      </w:hyperlink>
+    </w:p>
+    <w:p>
+      <w:pPr>
+        <w:pStyle w:val="ListBullet"/>
+        <w:spacing w:line="240" w:lineRule="auto"/>
+        <w:ind w:left="720"/>
+      </w:pPr>
+      <w:r>
+        <w:rPr>
+          <w:lang w:val="id_ID" w:bidi="id_ID"/>
+        </w:rPr>
+      </w:r>
+      <w:hyperlink r:id="rId45">
+        <w:r>
+          <w:rPr>
+            <w:lang w:val="id_ID" w:bidi="id_ID"/>
+          </w:rPr>
+          <w:rPr>
+            <w:color w:val="0000EE"/>
+            <w:u w:val="single"/>
+          </w:rPr>
+          <w:t>Markus 15:22</w:t>
+        </w:r>
+      </w:hyperlink>
+    </w:p>
+    <w:p>
+      <w:pPr>
+        <w:pStyle w:val="ListBullet"/>
+        <w:spacing w:line="240" w:lineRule="auto"/>
+        <w:ind w:left="720"/>
+      </w:pPr>
+      <w:r>
+        <w:rPr>
+          <w:lang w:val="id_ID" w:bidi="id_ID"/>
+        </w:rPr>
+      </w:r>
+      <w:hyperlink r:id="rId46">
+        <w:r>
+          <w:rPr>
+            <w:lang w:val="id_ID" w:bidi="id_ID"/>
+          </w:rPr>
+          <w:rPr>
+            <w:color w:val="0000EE"/>
+            <w:u w:val="single"/>
+          </w:rPr>
+          <w:t>Matius 27:35–37</w:t>
+        </w:r>
+      </w:hyperlink>
+    </w:p>
+    <w:p>
+      <w:pPr>
+        <w:pStyle w:val="ListBullet"/>
+        <w:spacing w:line="240" w:lineRule="auto"/>
+        <w:ind w:left="720"/>
+      </w:pPr>
+      <w:r>
+        <w:rPr>
+          <w:lang w:val="id_ID" w:bidi="id_ID"/>
+        </w:rPr>
+      </w:r>
+      <w:hyperlink r:id="rId47">
+        <w:r>
+          <w:rPr>
+            <w:lang w:val="id_ID" w:bidi="id_ID"/>
+          </w:rPr>
+          <w:rPr>
+            <w:color w:val="0000EE"/>
+            <w:u w:val="single"/>
+          </w:rPr>
+          <w:t>Mazmur 22:18–19</w:t>
+        </w:r>
+      </w:hyperlink>
+    </w:p>
+    <w:p>
+      <w:pPr>
+        <w:pStyle w:val="Heading3"/>
+      </w:pPr>
+      <w:r>
+        <w:rPr>
+          <w:lang w:val="id_ID" w:bidi="id_ID"/>
+        </w:rPr>
+        <w:t>Data Kata:</w:t>
+      </w:r>
+    </w:p>
+    <w:p>
+      <w:pPr>
+        <w:pStyle w:val="ListBullet"/>
+        <w:spacing w:line="240" w:lineRule="auto"/>
+        <w:ind w:left="720"/>
+      </w:pPr>
+      <w:r>
+        <w:rPr>
+          <w:lang w:val="id_ID" w:bidi="id_ID"/>
+        </w:rPr>
+      </w:r>
+      <w:r>
+        <w:rPr>
+          <w:lang w:val="id_ID" w:bidi="id_ID"/>
+        </w:rPr>
+        <w:t>Strong: H1486, H5307, G28190, G29750</w:t>
+      </w:r>
+      <w:r>
+        <w:rPr>
+          <w:lang w:val="id_ID" w:bidi="id_ID"/>
+        </w:rPr>
+      </w:r>
+      <w:r>
+        <w:rPr>
+          <w:lang w:val="id_ID" w:bidi="id_ID"/>
+        </w:rPr>
+      </w:r>
+    </w:p>
+    <w:p>
+      <w:pPr/>
+      <w:r>
+        <w:rPr>
+          <w:lang w:val="id_ID" w:bidi="id_ID"/>
+        </w:rPr>
+      </w:r>
+    </w:p>
+    <w:p>
+      <w:pPr>
+        <w:pStyle w:val="Heading2"/>
+      </w:pPr>
+      <w:r>
+        <w:rPr>
+          <w:lang w:val="id_ID" w:bidi="id_ID"/>
+        </w:rPr>
+        <w:t>Ungu</w:t>
+      </w:r>
+      <w:r>
+        <w:rPr>
+          <w:lang w:val="id_ID" w:bidi="id_ID"/>
+        </w:rPr>
+      </w:r>
+    </w:p>
+    <w:p>
+      <w:pPr>
+        <w:pStyle w:val="Heading3"/>
+      </w:pPr>
+      <w:r>
+        <w:rPr>
+          <w:lang w:val="id_ID" w:bidi="id_ID"/>
+        </w:rPr>
+        <w:t>Fakta:</w:t>
+      </w:r>
+    </w:p>
+    <w:p>
+      <w:pPr/>
+      <w:r>
+        <w:rPr>
+          <w:lang w:val="id_ID" w:bidi="id_ID"/>
+        </w:rPr>
+      </w:r>
+      <w:r>
+        <w:rPr>
+          <w:lang w:val="id_ID" w:bidi="id_ID"/>
+        </w:rPr>
+        <w:t>Istilah "ungu" merujuk pada nama warna yang merupakan campuran antara biru dan merah.</w:t>
+      </w:r>
+    </w:p>
+    <w:p>
+      <w:pPr>
+        <w:pStyle w:val="ListBullet"/>
+        <w:spacing w:line="240" w:lineRule="auto"/>
+        <w:ind w:left="720"/>
+      </w:pPr>
+      <w:r>
+        <w:rPr>
+          <w:lang w:val="id_ID" w:bidi="id_ID"/>
+        </w:rPr>
+      </w:r>
+      <w:r>
+        <w:rPr>
+          <w:lang w:val="id_ID" w:bidi="id_ID"/>
+        </w:rPr>
+        <w:t>Di zaman kuno, ungu adalah warna pewarna yang langka dan sangat berharga, digunakan untuk mewarnai pakaian raja dan pejabat tinggi lainnya.</w:t>
+      </w:r>
+    </w:p>
+    <w:p>
+      <w:pPr>
+        <w:pStyle w:val="ListBullet"/>
+        <w:spacing w:line="240" w:lineRule="auto"/>
+        <w:ind w:left="720"/>
+      </w:pPr>
+      <w:r>
+        <w:rPr>
+          <w:lang w:val="id_ID" w:bidi="id_ID"/>
+        </w:rPr>
+      </w:r>
+      <w:r>
+        <w:rPr>
+          <w:lang w:val="id_ID" w:bidi="id_ID"/>
+        </w:rPr>
+        <w:t>Karena biaya produksi yang tinggi dan waktu yang lama untuk membuat pewarna ini, pakaian ungu dianggap sebagai simbol kekayaan, keistimewaan, dan kerajaan.</w:t>
+      </w:r>
+    </w:p>
+    <w:p>
+      <w:pPr>
+        <w:pStyle w:val="ListBullet"/>
+        <w:spacing w:line="240" w:lineRule="auto"/>
+        <w:ind w:left="720"/>
+      </w:pPr>
+      <w:r>
+        <w:rPr>
+          <w:lang w:val="id_ID" w:bidi="id_ID"/>
+        </w:rPr>
+      </w:r>
+      <w:r>
+        <w:rPr>
+          <w:lang w:val="id_ID" w:bidi="id_ID"/>
+        </w:rPr>
+        <w:t>Ungu juga merupakan salah satu warna yang digunakan untuk tirai di Kemah Suci dan kuil, serta untuk baju efod yang dikenakan oleh para imam.</w:t>
+      </w:r>
+    </w:p>
+    <w:p>
+      <w:pPr>
+        <w:pStyle w:val="ListBullet"/>
+        <w:spacing w:line="240" w:lineRule="auto"/>
+        <w:ind w:left="720"/>
+      </w:pPr>
+      <w:r>
+        <w:rPr>
+          <w:lang w:val="id_ID" w:bidi="id_ID"/>
+        </w:rPr>
+      </w:r>
+      <w:r>
+        <w:rPr>
+          <w:lang w:val="id_ID" w:bidi="id_ID"/>
+        </w:rPr>
+        <w:t>Pewarna ungu diekstraksi dari sejenis siput laut dengan menggerus atau merebus siput tersebut, atau dengan membuat mereka melepaskan zat pewarna saat masih hidup. Proses ini sangat mahal.</w:t>
+      </w:r>
+    </w:p>
+    <w:p>
+      <w:pPr>
+        <w:pStyle w:val="ListBullet"/>
+        <w:spacing w:line="240" w:lineRule="auto"/>
+        <w:ind w:left="720"/>
+      </w:pPr>
+      <w:r>
+        <w:rPr>
+          <w:lang w:val="id_ID" w:bidi="id_ID"/>
+        </w:rPr>
+      </w:r>
+      <w:r>
+        <w:rPr>
+          <w:lang w:val="id_ID" w:bidi="id_ID"/>
+        </w:rPr>
+        <w:t>Prajurit Roma mengenakan jubah kerajaan berwarna ungu pada Yesus sebelum penyaliban-Nya, untuk mengejek klaim-Nya sebagai Raja Orang Yahudi.</w:t>
+      </w:r>
+    </w:p>
+    <w:p>
+      <w:pPr>
+        <w:pStyle w:val="ListBullet"/>
+        <w:spacing w:line="240" w:lineRule="auto"/>
+        <w:ind w:left="720"/>
+      </w:pPr>
+      <w:r>
+        <w:rPr>
+          <w:lang w:val="id_ID" w:bidi="id_ID"/>
+        </w:rPr>
+      </w:r>
+      <w:r>
+        <w:rPr>
+          <w:lang w:val="id_ID" w:bidi="id_ID"/>
+        </w:rPr>
+        <w:t>Lidia dari kota Filipi adalah seorang wanita yang mencari nafkah dengan menjual kain berwarna ungu.</w:t>
+      </w:r>
+    </w:p>
+    <w:p>
+      <w:pPr/>
+      <w:r>
+        <w:rPr>
+          <w:lang w:val="id_ID" w:bidi="id_ID"/>
+        </w:rPr>
+      </w:r>
+      <w:r>
+        <w:rPr>
+          <w:lang w:val="id_ID" w:bidi="id_ID"/>
+        </w:rPr>
+        <w:t>(Saran terjemahan: Cara Menerjemahkan Nama)</w:t>
+      </w:r>
+    </w:p>
+    <w:p>
+      <w:pPr/>
+      <w:r>
+        <w:rPr>
+          <w:lang w:val="id_ID" w:bidi="id_ID"/>
+        </w:rPr>
+      </w:r>
+      <w:r>
+        <w:rPr>
+          <w:lang w:val="id_ID" w:bidi="id_ID"/>
+        </w:rPr>
+        <w:t xml:space="preserve">(Lihat juga: </w:t>
+      </w:r>
+      <w:r>
+        <w:rPr>
+          <w:lang w:val="id_ID" w:bidi="id_ID"/>
+        </w:rPr>
+        <w:t>efod</w:t>
+      </w:r>
+      <w:r>
+        <w:rPr>
+          <w:lang w:val="id_ID" w:bidi="id_ID"/>
+        </w:rPr>
+        <w:t xml:space="preserve">, </w:t>
+      </w:r>
+      <w:r>
+        <w:rPr>
+          <w:lang w:val="id_ID" w:bidi="id_ID"/>
+        </w:rPr>
+        <w:t>Filipi</w:t>
+      </w:r>
+      <w:r>
+        <w:rPr>
+          <w:lang w:val="id_ID" w:bidi="id_ID"/>
+        </w:rPr>
+        <w:t xml:space="preserve">, </w:t>
+      </w:r>
+      <w:r>
+        <w:rPr>
+          <w:lang w:val="id_ID" w:bidi="id_ID"/>
+        </w:rPr>
+        <w:t>kerajaan</w:t>
+      </w:r>
+      <w:r>
+        <w:rPr>
+          <w:lang w:val="id_ID" w:bidi="id_ID"/>
+        </w:rPr>
+        <w:t xml:space="preserve">, </w:t>
+      </w:r>
+      <w:r>
+        <w:rPr>
+          <w:lang w:val="id_ID" w:bidi="id_ID"/>
+        </w:rPr>
+        <w:t>kemah suci</w:t>
+      </w:r>
+      <w:r>
+        <w:rPr>
+          <w:lang w:val="id_ID" w:bidi="id_ID"/>
+        </w:rPr>
+        <w:t xml:space="preserve">, </w:t>
+      </w:r>
+      <w:r>
+        <w:rPr>
+          <w:lang w:val="id_ID" w:bidi="id_ID"/>
+        </w:rPr>
+        <w:t>bait suci</w:t>
+      </w:r>
+      <w:r>
+        <w:rPr>
+          <w:lang w:val="id_ID" w:bidi="id_ID"/>
+        </w:rPr>
+        <w:t>)</w:t>
+      </w:r>
+    </w:p>
+    <w:p>
+      <w:pPr>
+        <w:pStyle w:val="Heading3"/>
+      </w:pPr>
+      <w:r>
+        <w:rPr>
+          <w:lang w:val="id_ID" w:bidi="id_ID"/>
+        </w:rPr>
+        <w:t>Referensi Alkitab:</w:t>
+      </w:r>
+    </w:p>
+    <w:p>
+      <w:pPr>
+        <w:pStyle w:val="ListBullet"/>
+        <w:spacing w:line="240" w:lineRule="auto"/>
+        <w:ind w:left="720"/>
+      </w:pPr>
+      <w:r>
+        <w:rPr>
+          <w:lang w:val="id_ID" w:bidi="id_ID"/>
+        </w:rPr>
+      </w:r>
+      <w:hyperlink r:id="rId48">
+        <w:r>
+          <w:rPr>
+            <w:lang w:val="id_ID" w:bidi="id_ID"/>
+          </w:rPr>
+          <w:rPr>
+            <w:color w:val="0000EE"/>
+            <w:u w:val="single"/>
+          </w:rPr>
+          <w:t>2 Tawarikh 2:13–14</w:t>
+        </w:r>
+      </w:hyperlink>
+    </w:p>
+    <w:p>
+      <w:pPr>
+        <w:pStyle w:val="ListBullet"/>
+        <w:spacing w:line="240" w:lineRule="auto"/>
+        <w:ind w:left="720"/>
+      </w:pPr>
+      <w:r>
+        <w:rPr>
+          <w:lang w:val="id_ID" w:bidi="id_ID"/>
+        </w:rPr>
+      </w:r>
+      <w:hyperlink r:id="rId49">
+        <w:r>
+          <w:rPr>
+            <w:lang w:val="id_ID" w:bidi="id_ID"/>
+          </w:rPr>
+          <w:rPr>
+            <w:color w:val="0000EE"/>
+            <w:u w:val="single"/>
+          </w:rPr>
+          <w:t>Daniel 5:7</w:t>
+        </w:r>
+      </w:hyperlink>
+    </w:p>
+    <w:p>
+      <w:pPr>
+        <w:pStyle w:val="ListBullet"/>
+        <w:spacing w:line="240" w:lineRule="auto"/>
+        <w:ind w:left="720"/>
+      </w:pPr>
+      <w:r>
+        <w:rPr>
+          <w:lang w:val="id_ID" w:bidi="id_ID"/>
+        </w:rPr>
+      </w:r>
+      <w:hyperlink r:id="rId50">
+        <w:r>
+          <w:rPr>
+            <w:lang w:val="id_ID" w:bidi="id_ID"/>
+          </w:rPr>
+          <w:rPr>
+            <w:color w:val="0000EE"/>
+            <w:u w:val="single"/>
+          </w:rPr>
+          <w:t>Daniel 5:29–31</w:t>
+        </w:r>
+      </w:hyperlink>
+    </w:p>
+    <w:p>
+      <w:pPr>
+        <w:pStyle w:val="ListBullet"/>
+        <w:spacing w:line="240" w:lineRule="auto"/>
+        <w:ind w:left="720"/>
+      </w:pPr>
+      <w:r>
+        <w:rPr>
+          <w:lang w:val="id_ID" w:bidi="id_ID"/>
+        </w:rPr>
+      </w:r>
+      <w:hyperlink r:id="rId51">
+        <w:r>
+          <w:rPr>
+            <w:lang w:val="id_ID" w:bidi="id_ID"/>
+          </w:rPr>
+          <w:rPr>
+            <w:color w:val="0000EE"/>
+            <w:u w:val="single"/>
+          </w:rPr>
+          <w:t>Amsal 31:22–23</w:t>
+        </w:r>
+      </w:hyperlink>
+    </w:p>
+    <w:p>
+      <w:pPr>
+        <w:pStyle w:val="Heading3"/>
+      </w:pPr>
+      <w:r>
+        <w:rPr>
+          <w:lang w:val="id_ID" w:bidi="id_ID"/>
+        </w:rPr>
+        <w:t>Data Kata:</w:t>
+      </w:r>
+    </w:p>
+    <w:p>
+      <w:pPr>
+        <w:pStyle w:val="ListBullet"/>
+        <w:spacing w:line="240" w:lineRule="auto"/>
+        <w:ind w:left="720"/>
+      </w:pPr>
+      <w:r>
+        <w:rPr>
+          <w:lang w:val="id_ID" w:bidi="id_ID"/>
+        </w:rPr>
+      </w:r>
+      <w:r>
+        <w:rPr>
+          <w:lang w:val="id_ID" w:bidi="id_ID"/>
+        </w:rPr>
+        <w:t>Strong: H0710, H0711, H0713, G42090, G42100, G42110</w:t>
+      </w:r>
+      <w:r>
+        <w:rPr>
+          <w:lang w:val="id_ID" w:bidi="id_ID"/>
+        </w:rPr>
+      </w:r>
+      <w:r>
+        <w:rPr>
+          <w:lang w:val="id_ID" w:bidi="id_ID"/>
+        </w:rPr>
+      </w:r>
+    </w:p>
+    <w:p>
+      <w:pPr/>
+      <w:r>
+        <w:rPr>
+          <w:lang w:val="id_ID" w:bidi="id_ID"/>
+        </w:rPr>
+      </w:r>
+    </w:p>
+    <w:p>
+      <w:pPr>
+        <w:pStyle w:val="Heading2"/>
+      </w:pPr>
+      <w:r>
+        <w:rPr>
+          <w:lang w:val="id_ID" w:bidi="id_ID"/>
+        </w:rPr>
+        <w:t>Unta</w:t>
+      </w:r>
+      <w:r>
+        <w:rPr>
+          <w:lang w:val="id_ID" w:bidi="id_ID"/>
+        </w:rPr>
+      </w:r>
+    </w:p>
+    <w:p>
+      <w:pPr>
+        <w:pStyle w:val="Heading3"/>
+      </w:pPr>
+      <w:r>
+        <w:rPr>
+          <w:lang w:val="id_ID" w:bidi="id_ID"/>
+        </w:rPr>
+        <w:t>Pengertian:</w:t>
+      </w:r>
+    </w:p>
+    <w:p>
+      <w:pPr/>
+      <w:r>
+        <w:rPr>
+          <w:lang w:val="id_ID" w:bidi="id_ID"/>
+        </w:rPr>
+      </w:r>
+      <w:r>
+        <w:rPr>
+          <w:lang w:val="id_ID" w:bidi="id_ID"/>
+        </w:rPr>
+        <w:t xml:space="preserve">Unta adalah hewan besar berkaki empat dengan satu atau dua punuk di punggungnya. (Lihat juga: </w:t>
+      </w:r>
+      <w:r>
+        <w:rPr>
+          <w:lang w:val="id_ID" w:bidi="id_ID"/>
+        </w:rPr>
+        <w:t>Menerjemahkan Istilah yang Tidak Dikenal</w:t>
+      </w:r>
+      <w:r>
+        <w:rPr>
+          <w:lang w:val="id_ID" w:bidi="id_ID"/>
+        </w:rPr>
+        <w:t>)</w:t>
+      </w:r>
+    </w:p>
+    <w:p>
+      <w:pPr>
+        <w:pStyle w:val="ListBullet"/>
+        <w:spacing w:line="240" w:lineRule="auto"/>
+        <w:ind w:left="720"/>
+      </w:pPr>
+      <w:r>
+        <w:rPr>
+          <w:lang w:val="id_ID" w:bidi="id_ID"/>
+        </w:rPr>
+      </w:r>
+      <w:r>
+        <w:rPr>
+          <w:lang w:val="id_ID" w:bidi="id_ID"/>
+        </w:rPr>
+        <w:t>Pada zaman Alkitab, unta adalah binatang terbesar yang didapati di Israel dan wilayah sekitarnya.</w:t>
+      </w:r>
+    </w:p>
+    <w:p>
+      <w:pPr>
+        <w:pStyle w:val="ListBullet"/>
+        <w:spacing w:line="240" w:lineRule="auto"/>
+        <w:ind w:left="720"/>
+      </w:pPr>
+      <w:r>
+        <w:rPr>
+          <w:lang w:val="id_ID" w:bidi="id_ID"/>
+        </w:rPr>
+      </w:r>
+      <w:r>
+        <w:rPr>
+          <w:lang w:val="id_ID" w:bidi="id_ID"/>
+        </w:rPr>
+        <w:t>Unta terutama digunakan untuk mengangkut orang dan barang.</w:t>
+      </w:r>
+    </w:p>
+    <w:p>
+      <w:pPr>
+        <w:pStyle w:val="ListBullet"/>
+        <w:spacing w:line="240" w:lineRule="auto"/>
+        <w:ind w:left="720"/>
+      </w:pPr>
+      <w:r>
+        <w:rPr>
+          <w:lang w:val="id_ID" w:bidi="id_ID"/>
+        </w:rPr>
+      </w:r>
+      <w:r>
+        <w:rPr>
+          <w:lang w:val="id_ID" w:bidi="id_ID"/>
+        </w:rPr>
+        <w:t>Beberapa kelompok masyarakat juga menggunakan unta sebagai makanan, tetapi tidak demikian dengan bangsa Israel karena Allah mengatakan bahwa unta tidak halal dan tidak boleh dimakan.</w:t>
+      </w:r>
+    </w:p>
+    <w:p>
+      <w:pPr>
+        <w:pStyle w:val="ListBullet"/>
+        <w:spacing w:line="240" w:lineRule="auto"/>
+        <w:ind w:left="720"/>
+      </w:pPr>
+      <w:r>
+        <w:rPr>
+          <w:lang w:val="id_ID" w:bidi="id_ID"/>
+        </w:rPr>
+      </w:r>
+      <w:r>
+        <w:rPr>
+          <w:lang w:val="id_ID" w:bidi="id_ID"/>
+        </w:rPr>
+        <w:t>Unta sangat berharga karena hewan ini dapat bergerak cepat di pasir dan mampu bertahan hidup tanpa makanan dan air selama beberapa minggu.</w:t>
+      </w:r>
+    </w:p>
+    <w:p>
+      <w:pPr/>
+      <w:r>
+        <w:rPr>
+          <w:lang w:val="id_ID" w:bidi="id_ID"/>
+        </w:rPr>
+      </w:r>
+      <w:r>
+        <w:rPr>
+          <w:lang w:val="id_ID" w:bidi="id_ID"/>
+        </w:rPr>
+        <w:t xml:space="preserve">(Lihat juga: </w:t>
+      </w:r>
+      <w:r>
+        <w:rPr>
+          <w:lang w:val="id_ID" w:bidi="id_ID"/>
+        </w:rPr>
+        <w:t>beban</w:t>
+      </w:r>
+      <w:r>
+        <w:rPr>
+          <w:lang w:val="id_ID" w:bidi="id_ID"/>
+        </w:rPr>
+        <w:t xml:space="preserve">, </w:t>
+      </w:r>
+      <w:r>
+        <w:rPr>
+          <w:lang w:val="id_ID" w:bidi="id_ID"/>
+        </w:rPr>
+        <w:t>halal</w:t>
+      </w:r>
+      <w:r>
+        <w:rPr>
+          <w:lang w:val="id_ID" w:bidi="id_ID"/>
+        </w:rPr>
+        <w:t>)</w:t>
+      </w:r>
+    </w:p>
+    <w:p>
+      <w:pPr>
+        <w:pStyle w:val="Heading3"/>
+      </w:pPr>
+      <w:r>
+        <w:rPr>
+          <w:lang w:val="id_ID" w:bidi="id_ID"/>
+        </w:rPr>
+        <w:t>Referensi Alkitab:</w:t>
+      </w:r>
+    </w:p>
+    <w:p>
+      <w:pPr>
+        <w:pStyle w:val="ListBullet"/>
+        <w:spacing w:line="240" w:lineRule="auto"/>
+        <w:ind w:left="720"/>
+      </w:pPr>
+      <w:r>
+        <w:rPr>
+          <w:lang w:val="id_ID" w:bidi="id_ID"/>
+        </w:rPr>
+      </w:r>
+      <w:hyperlink r:id="rId52">
+        <w:r>
+          <w:rPr>
+            <w:lang w:val="id_ID" w:bidi="id_ID"/>
+          </w:rPr>
+          <w:rPr>
+            <w:color w:val="0000EE"/>
+            <w:u w:val="single"/>
+          </w:rPr>
+          <w:t>1 Tawarikh 5:21</w:t>
+        </w:r>
+      </w:hyperlink>
+    </w:p>
+    <w:p>
+      <w:pPr>
+        <w:pStyle w:val="ListBullet"/>
+        <w:spacing w:line="240" w:lineRule="auto"/>
+        <w:ind w:left="720"/>
+      </w:pPr>
+      <w:r>
+        <w:rPr>
+          <w:lang w:val="id_ID" w:bidi="id_ID"/>
+        </w:rPr>
+      </w:r>
+      <w:hyperlink r:id="rId53">
+        <w:r>
+          <w:rPr>
+            <w:lang w:val="id_ID" w:bidi="id_ID"/>
+          </w:rPr>
+          <w:rPr>
+            <w:color w:val="0000EE"/>
+            <w:u w:val="single"/>
+          </w:rPr>
+          <w:t>2 Tawarikh 9:1–2</w:t>
+        </w:r>
+      </w:hyperlink>
+    </w:p>
+    <w:p>
+      <w:pPr>
+        <w:pStyle w:val="ListBullet"/>
+        <w:spacing w:line="240" w:lineRule="auto"/>
+        <w:ind w:left="720"/>
+      </w:pPr>
+      <w:r>
+        <w:rPr>
+          <w:lang w:val="id_ID" w:bidi="id_ID"/>
+        </w:rPr>
+      </w:r>
+      <w:hyperlink r:id="rId54">
+        <w:r>
+          <w:rPr>
+            <w:lang w:val="id_ID" w:bidi="id_ID"/>
+          </w:rPr>
+          <w:rPr>
+            <w:color w:val="0000EE"/>
+            <w:u w:val="single"/>
+          </w:rPr>
+          <w:t>Keluaran 9:1–4</w:t>
+        </w:r>
+      </w:hyperlink>
+    </w:p>
+    <w:p>
+      <w:pPr>
+        <w:pStyle w:val="ListBullet"/>
+        <w:spacing w:line="240" w:lineRule="auto"/>
+        <w:ind w:left="720"/>
+      </w:pPr>
+      <w:r>
+        <w:rPr>
+          <w:lang w:val="id_ID" w:bidi="id_ID"/>
+        </w:rPr>
+      </w:r>
+      <w:hyperlink r:id="rId55">
+        <w:r>
+          <w:rPr>
+            <w:lang w:val="id_ID" w:bidi="id_ID"/>
+          </w:rPr>
+          <w:rPr>
+            <w:color w:val="0000EE"/>
+            <w:u w:val="single"/>
+          </w:rPr>
+          <w:t>Markus 10:25</w:t>
+        </w:r>
+      </w:hyperlink>
+    </w:p>
+    <w:p>
+      <w:pPr>
+        <w:pStyle w:val="ListBullet"/>
+        <w:spacing w:line="240" w:lineRule="auto"/>
+        <w:ind w:left="720"/>
+      </w:pPr>
+      <w:r>
+        <w:rPr>
+          <w:lang w:val="id_ID" w:bidi="id_ID"/>
+        </w:rPr>
+      </w:r>
+      <w:hyperlink r:id="rId56">
+        <w:r>
+          <w:rPr>
+            <w:lang w:val="id_ID" w:bidi="id_ID"/>
+          </w:rPr>
+          <w:rPr>
+            <w:color w:val="0000EE"/>
+            <w:u w:val="single"/>
+          </w:rPr>
+          <w:t>Matius 3:4</w:t>
+        </w:r>
+      </w:hyperlink>
+    </w:p>
+    <w:p>
+      <w:pPr>
+        <w:pStyle w:val="ListBullet"/>
+        <w:spacing w:line="240" w:lineRule="auto"/>
+        <w:ind w:left="720"/>
+      </w:pPr>
+      <w:r>
+        <w:rPr>
+          <w:lang w:val="id_ID" w:bidi="id_ID"/>
+        </w:rPr>
+      </w:r>
+      <w:hyperlink r:id="rId57">
+        <w:r>
+          <w:rPr>
+            <w:lang w:val="id_ID" w:bidi="id_ID"/>
+          </w:rPr>
+          <w:rPr>
+            <w:color w:val="0000EE"/>
+            <w:u w:val="single"/>
+          </w:rPr>
+          <w:t>Matius 19:23–24</w:t>
+        </w:r>
+      </w:hyperlink>
+    </w:p>
+    <w:p>
+      <w:pPr>
+        <w:pStyle w:val="Heading3"/>
+      </w:pPr>
+      <w:r>
+        <w:rPr>
+          <w:lang w:val="id_ID" w:bidi="id_ID"/>
+        </w:rPr>
+        <w:t>Data Kata:</w:t>
+      </w:r>
+    </w:p>
+    <w:p>
+      <w:pPr>
+        <w:pStyle w:val="ListBullet"/>
+        <w:spacing w:line="240" w:lineRule="auto"/>
+        <w:ind w:left="720"/>
+      </w:pPr>
+      <w:r>
+        <w:rPr>
+          <w:lang w:val="id_ID" w:bidi="id_ID"/>
+        </w:rPr>
+      </w:r>
+      <w:r>
+        <w:rPr>
+          <w:lang w:val="id_ID" w:bidi="id_ID"/>
+        </w:rPr>
+        <w:t>Strong: H1581, G25740</w:t>
+      </w:r>
+      <w:r>
+        <w:rPr>
+          <w:lang w:val="id_ID" w:bidi="id_ID"/>
+        </w:rPr>
+      </w:r>
+      <w:r>
+        <w:rPr>
+          <w:lang w:val="id_ID" w:bidi="id_ID"/>
+        </w:rPr>
+      </w:r>
+    </w:p>
+    <w:p>
+      <w:pPr/>
+      <w:r>
+        <w:rPr>
+          <w:lang w:val="id_ID" w:bidi="id_ID"/>
+        </w:rPr>
+      </w:r>
+    </w:p>
+    <w:p>
+      <w:pPr>
+        <w:pStyle w:val="Heading2"/>
+      </w:pPr>
+      <w:r>
+        <w:rPr>
+          <w:lang w:val="id_ID" w:bidi="id_ID"/>
+        </w:rPr>
         <w:t>Untuk melayani</w:t>
       </w:r>
       <w:r>
@@ -1134,7 +3555,7 @@
           <w:lang w:val="id_ID" w:bidi="id_ID"/>
         </w:rPr>
       </w:r>
-      <w:hyperlink r:id="rId22">
+      <w:hyperlink r:id="rId58">
         <w:r>
           <w:rPr>
             <w:lang w:val="id_ID" w:bidi="id_ID"/>
@@ -1432,7 +3853,7 @@
           <w:lang w:val="id_ID" w:bidi="id_ID"/>
         </w:rPr>
       </w:r>
-      <w:hyperlink r:id="rId23">
+      <w:hyperlink r:id="rId59">
         <w:r>
           <w:rPr>
             <w:lang w:val="id_ID" w:bidi="id_ID"/>
@@ -1456,7 +3877,7 @@
           <w:lang w:val="id_ID" w:bidi="id_ID"/>
         </w:rPr>
       </w:r>
-      <w:hyperlink r:id="rId24">
+      <w:hyperlink r:id="rId60">
         <w:r>
           <w:rPr>
             <w:lang w:val="id_ID" w:bidi="id_ID"/>
@@ -1480,7 +3901,7 @@
           <w:lang w:val="id_ID" w:bidi="id_ID"/>
         </w:rPr>
       </w:r>
-      <w:hyperlink r:id="rId25">
+      <w:hyperlink r:id="rId61">
         <w:r>
           <w:rPr>
             <w:lang w:val="id_ID" w:bidi="id_ID"/>
@@ -1504,7 +3925,7 @@
           <w:lang w:val="id_ID" w:bidi="id_ID"/>
         </w:rPr>
       </w:r>
-      <w:hyperlink r:id="rId26">
+      <w:hyperlink r:id="rId62">
         <w:r>
           <w:rPr>
             <w:lang w:val="id_ID" w:bidi="id_ID"/>
@@ -1528,7 +3949,7 @@
           <w:lang w:val="id_ID" w:bidi="id_ID"/>
         </w:rPr>
       </w:r>
-      <w:hyperlink r:id="rId27">
+      <w:hyperlink r:id="rId63">
         <w:r>
           <w:rPr>
             <w:lang w:val="id_ID" w:bidi="id_ID"/>
@@ -1552,7 +3973,7 @@
           <w:lang w:val="id_ID" w:bidi="id_ID"/>
         </w:rPr>
       </w:r>
-      <w:hyperlink r:id="rId28">
+      <w:hyperlink r:id="rId64">
         <w:r>
           <w:rPr>
             <w:lang w:val="id_ID" w:bidi="id_ID"/>
@@ -1594,7 +4015,7 @@
           <w:lang w:val="id_ID" w:bidi="id_ID"/>
         </w:rPr>
       </w:r>
-      <w:hyperlink r:id="rId29">
+      <w:hyperlink r:id="rId65">
         <w:r>
           <w:rPr>
             <w:lang w:val="id_ID" w:bidi="id_ID"/>
@@ -1662,6 +4083,328 @@
         <w:rPr>
           <w:lang w:val="id_ID" w:bidi="id_ID"/>
         </w:rPr>
+        <w:t>Upeti</w:t>
+      </w:r>
+      <w:r>
+        <w:rPr>
+          <w:lang w:val="id_ID" w:bidi="id_ID"/>
+        </w:rPr>
+      </w:r>
+    </w:p>
+    <w:p>
+      <w:pPr>
+        <w:pStyle w:val="Heading3"/>
+      </w:pPr>
+      <w:r>
+        <w:rPr>
+          <w:lang w:val="id_ID" w:bidi="id_ID"/>
+        </w:rPr>
+        <w:t>Pengertian:</w:t>
+      </w:r>
+    </w:p>
+    <w:p>
+      <w:pPr/>
+      <w:r>
+        <w:rPr>
+          <w:lang w:val="id_ID" w:bidi="id_ID"/>
+        </w:rPr>
+      </w:r>
+      <w:r>
+        <w:rPr>
+          <w:lang w:val="id_ID" w:bidi="id_ID"/>
+        </w:rPr>
+        <w:t>Istilah "upeti" mengacu pada hadiah atau persembahan dari satu penguasa kepada penguasa lain, dengan tujuan untuk mendapatkan perlindungan dan menjaga hubungan baik antara negara mereka. Upeti juga dapat berupa pembayaran yang diminta oleh penguasa atau pemerintah dari masyarakat, seperti suatu bea atau pajak.</w:t>
+      </w:r>
+    </w:p>
+    <w:p>
+      <w:pPr>
+        <w:pStyle w:val="ListBullet"/>
+        <w:spacing w:line="240" w:lineRule="auto"/>
+        <w:ind w:left="720"/>
+      </w:pPr>
+      <w:r>
+        <w:rPr>
+          <w:lang w:val="id_ID" w:bidi="id_ID"/>
+        </w:rPr>
+      </w:r>
+      <w:r>
+        <w:rPr>
+          <w:lang w:val="id_ID" w:bidi="id_ID"/>
+        </w:rPr>
+        <w:t>Pada zaman Alkitab, raja atau penguasa yang melakukan perjalanan kadang-kadang membayar upeti kepada raja wilayah yang mereka lewati untuk memastikan perlindungan dan keamanan mereka.</w:t>
+      </w:r>
+    </w:p>
+    <w:p>
+      <w:pPr>
+        <w:pStyle w:val="ListBullet"/>
+        <w:spacing w:line="240" w:lineRule="auto"/>
+        <w:ind w:left="720"/>
+      </w:pPr>
+      <w:r>
+        <w:rPr>
+          <w:lang w:val="id_ID" w:bidi="id_ID"/>
+        </w:rPr>
+      </w:r>
+      <w:r>
+        <w:rPr>
+          <w:lang w:val="id_ID" w:bidi="id_ID"/>
+        </w:rPr>
+        <w:t>Seringkali, upeti mencakup hal-hal selain uang, seperti makanan, rempah-rempah, pakaian mewah, dan logam berharga seperti emas.</w:t>
+      </w:r>
+    </w:p>
+    <w:p>
+      <w:pPr>
+        <w:pStyle w:val="Heading3"/>
+      </w:pPr>
+      <w:r>
+        <w:rPr>
+          <w:lang w:val="id_ID" w:bidi="id_ID"/>
+        </w:rPr>
+        <w:t>Saran Terjemahan:</w:t>
+      </w:r>
+    </w:p>
+    <w:p>
+      <w:pPr>
+        <w:pStyle w:val="ListBullet"/>
+        <w:spacing w:line="240" w:lineRule="auto"/>
+        <w:ind w:left="720"/>
+      </w:pPr>
+      <w:r>
+        <w:rPr>
+          <w:lang w:val="id_ID" w:bidi="id_ID"/>
+        </w:rPr>
+      </w:r>
+      <w:r>
+        <w:rPr>
+          <w:lang w:val="id_ID" w:bidi="id_ID"/>
+        </w:rPr>
+        <w:t>Bergantung pada konteksnya, "upeti" dapat diterjemahkan sebagai "hadiah resmi," "pajak khusus," atau "pembayaran wajib."</w:t>
+      </w:r>
+    </w:p>
+    <w:p>
+      <w:pPr/>
+      <w:r>
+        <w:rPr>
+          <w:lang w:val="id_ID" w:bidi="id_ID"/>
+        </w:rPr>
+      </w:r>
+      <w:r>
+        <w:rPr>
+          <w:lang w:val="id_ID" w:bidi="id_ID"/>
+        </w:rPr>
+        <w:t xml:space="preserve">(Lihat juga: </w:t>
+      </w:r>
+      <w:r>
+        <w:rPr>
+          <w:lang w:val="id_ID" w:bidi="id_ID"/>
+        </w:rPr>
+        <w:t>emas</w:t>
+      </w:r>
+      <w:r>
+        <w:rPr>
+          <w:lang w:val="id_ID" w:bidi="id_ID"/>
+        </w:rPr>
+        <w:t xml:space="preserve">, </w:t>
+      </w:r>
+      <w:r>
+        <w:rPr>
+          <w:lang w:val="id_ID" w:bidi="id_ID"/>
+        </w:rPr>
+        <w:t>raja</w:t>
+      </w:r>
+      <w:r>
+        <w:rPr>
+          <w:lang w:val="id_ID" w:bidi="id_ID"/>
+        </w:rPr>
+        <w:t xml:space="preserve">, </w:t>
+      </w:r>
+      <w:r>
+        <w:rPr>
+          <w:lang w:val="id_ID" w:bidi="id_ID"/>
+        </w:rPr>
+        <w:t>penguasa</w:t>
+      </w:r>
+      <w:r>
+        <w:rPr>
+          <w:lang w:val="id_ID" w:bidi="id_ID"/>
+        </w:rPr>
+        <w:t xml:space="preserve">, </w:t>
+      </w:r>
+      <w:r>
+        <w:rPr>
+          <w:lang w:val="id_ID" w:bidi="id_ID"/>
+        </w:rPr>
+        <w:t>pajak</w:t>
+      </w:r>
+      <w:r>
+        <w:rPr>
+          <w:lang w:val="id_ID" w:bidi="id_ID"/>
+        </w:rPr>
+        <w:t>)</w:t>
+      </w:r>
+    </w:p>
+    <w:p>
+      <w:pPr>
+        <w:pStyle w:val="Heading3"/>
+      </w:pPr>
+      <w:r>
+        <w:rPr>
+          <w:lang w:val="id_ID" w:bidi="id_ID"/>
+        </w:rPr>
+        <w:t>Referensi Alkitab:</w:t>
+      </w:r>
+    </w:p>
+    <w:p>
+      <w:pPr>
+        <w:pStyle w:val="ListBullet"/>
+        <w:spacing w:line="240" w:lineRule="auto"/>
+        <w:ind w:left="720"/>
+      </w:pPr>
+      <w:r>
+        <w:rPr>
+          <w:lang w:val="id_ID" w:bidi="id_ID"/>
+        </w:rPr>
+      </w:r>
+      <w:hyperlink r:id="rId66">
+        <w:r>
+          <w:rPr>
+            <w:lang w:val="id_ID" w:bidi="id_ID"/>
+          </w:rPr>
+          <w:rPr>
+            <w:color w:val="0000EE"/>
+            <w:u w:val="single"/>
+          </w:rPr>
+          <w:t>1 Tawarikh 18:1–2</w:t>
+        </w:r>
+      </w:hyperlink>
+    </w:p>
+    <w:p>
+      <w:pPr>
+        <w:pStyle w:val="ListBullet"/>
+        <w:spacing w:line="240" w:lineRule="auto"/>
+        <w:ind w:left="720"/>
+      </w:pPr>
+      <w:r>
+        <w:rPr>
+          <w:lang w:val="id_ID" w:bidi="id_ID"/>
+        </w:rPr>
+      </w:r>
+      <w:hyperlink r:id="rId67">
+        <w:r>
+          <w:rPr>
+            <w:lang w:val="id_ID" w:bidi="id_ID"/>
+          </w:rPr>
+          <w:rPr>
+            <w:color w:val="0000EE"/>
+            <w:u w:val="single"/>
+          </w:rPr>
+          <w:t>2 Tawarikh 9:22–24</w:t>
+        </w:r>
+      </w:hyperlink>
+    </w:p>
+    <w:p>
+      <w:pPr>
+        <w:pStyle w:val="ListBullet"/>
+        <w:spacing w:line="240" w:lineRule="auto"/>
+        <w:ind w:left="720"/>
+      </w:pPr>
+      <w:r>
+        <w:rPr>
+          <w:lang w:val="id_ID" w:bidi="id_ID"/>
+        </w:rPr>
+      </w:r>
+      <w:hyperlink r:id="rId68">
+        <w:r>
+          <w:rPr>
+            <w:lang w:val="id_ID" w:bidi="id_ID"/>
+          </w:rPr>
+          <w:rPr>
+            <w:color w:val="0000EE"/>
+            <w:u w:val="single"/>
+          </w:rPr>
+          <w:t>2 Raja-raja 17:3</w:t>
+        </w:r>
+      </w:hyperlink>
+    </w:p>
+    <w:p>
+      <w:pPr>
+        <w:pStyle w:val="ListBullet"/>
+        <w:spacing w:line="240" w:lineRule="auto"/>
+        <w:ind w:left="720"/>
+      </w:pPr>
+      <w:r>
+        <w:rPr>
+          <w:lang w:val="id_ID" w:bidi="id_ID"/>
+        </w:rPr>
+      </w:r>
+      <w:hyperlink r:id="rId69">
+        <w:r>
+          <w:rPr>
+            <w:lang w:val="id_ID" w:bidi="id_ID"/>
+          </w:rPr>
+          <w:rPr>
+            <w:color w:val="0000EE"/>
+            <w:u w:val="single"/>
+          </w:rPr>
+          <w:t>Lukas 23:2</w:t>
+        </w:r>
+      </w:hyperlink>
+    </w:p>
+    <w:p>
+      <w:pPr>
+        <w:pStyle w:val="Heading3"/>
+      </w:pPr>
+      <w:r>
+        <w:rPr>
+          <w:lang w:val="id_ID" w:bidi="id_ID"/>
+        </w:rPr>
+        <w:t>Data Kata:</w:t>
+      </w:r>
+    </w:p>
+    <w:p>
+      <w:pPr>
+        <w:pStyle w:val="ListBullet"/>
+        <w:spacing w:line="240" w:lineRule="auto"/>
+        <w:ind w:left="720"/>
+      </w:pPr>
+      <w:r>
+        <w:rPr>
+          <w:lang w:val="id_ID" w:bidi="id_ID"/>
+        </w:rPr>
+      </w:r>
+      <w:r>
+        <w:rPr>
+          <w:lang w:val="id_ID" w:bidi="id_ID"/>
+        </w:rPr>
+        <w:t>Strong: H1093, H4061, H4503, H4530, H4853, H6066, H7862, G54110</w:t>
+      </w:r>
+      <w:r>
+        <w:rPr>
+          <w:lang w:val="id_ID" w:bidi="id_ID"/>
+        </w:rPr>
+      </w:r>
+      <w:r>
+        <w:rPr>
+          <w:lang w:val="id_ID" w:bidi="id_ID"/>
+        </w:rPr>
+      </w:r>
+    </w:p>
+    <w:p>
+      <w:pPr/>
+      <w:r>
+        <w:rPr>
+          <w:lang w:val="id_ID" w:bidi="id_ID"/>
+        </w:rPr>
+      </w:r>
+    </w:p>
+    <w:p>
+      <w:pPr>
+        <w:pStyle w:val="Heading2"/>
+      </w:pPr>
+      <w:r>
+        <w:rPr>
+          <w:lang w:val="id_ID" w:bidi="id_ID"/>
+        </w:rPr>
         <w:t>Ur</w:t>
       </w:r>
       <w:r>
@@ -1861,7 +4604,7 @@
           <w:lang w:val="id_ID" w:bidi="id_ID"/>
         </w:rPr>
       </w:r>
-      <w:hyperlink r:id="rId30">
+      <w:hyperlink r:id="rId70">
         <w:r>
           <w:rPr>
             <w:lang w:val="id_ID" w:bidi="id_ID"/>
@@ -1885,7 +4628,7 @@
           <w:lang w:val="id_ID" w:bidi="id_ID"/>
         </w:rPr>
       </w:r>
-      <w:hyperlink r:id="rId31">
+      <w:hyperlink r:id="rId71">
         <w:r>
           <w:rPr>
             <w:lang w:val="id_ID" w:bidi="id_ID"/>
@@ -2156,7 +4899,7 @@
           <w:lang w:val="id_ID" w:bidi="id_ID"/>
         </w:rPr>
       </w:r>
-      <w:hyperlink r:id="rId32">
+      <w:hyperlink r:id="rId72">
         <w:r>
           <w:rPr>
             <w:lang w:val="id_ID" w:bidi="id_ID"/>
@@ -2180,7 +4923,7 @@
           <w:lang w:val="id_ID" w:bidi="id_ID"/>
         </w:rPr>
       </w:r>
-      <w:hyperlink r:id="rId22">
+      <w:hyperlink r:id="rId58">
         <w:r>
           <w:rPr>
             <w:lang w:val="id_ID" w:bidi="id_ID"/>
@@ -2204,7 +4947,7 @@
           <w:lang w:val="id_ID" w:bidi="id_ID"/>
         </w:rPr>
       </w:r>
-      <w:hyperlink r:id="rId22">
+      <w:hyperlink r:id="rId58">
         <w:r>
           <w:rPr>
             <w:lang w:val="id_ID" w:bidi="id_ID"/>
@@ -2228,7 +4971,7 @@
           <w:lang w:val="id_ID" w:bidi="id_ID"/>
         </w:rPr>
       </w:r>
-      <w:hyperlink r:id="rId33">
+      <w:hyperlink r:id="rId73">
         <w:r>
           <w:rPr>
             <w:lang w:val="id_ID" w:bidi="id_ID"/>
@@ -2599,7 +5342,7 @@
           <w:lang w:val="id_ID" w:bidi="id_ID"/>
         </w:rPr>
       </w:r>
-      <w:hyperlink r:id="rId32">
+      <w:hyperlink r:id="rId72">
         <w:r>
           <w:rPr>
             <w:lang w:val="id_ID" w:bidi="id_ID"/>
@@ -2623,7 +5366,7 @@
           <w:lang w:val="id_ID" w:bidi="id_ID"/>
         </w:rPr>
       </w:r>
-      <w:hyperlink r:id="rId34">
+      <w:hyperlink r:id="rId74">
         <w:r>
           <w:rPr>
             <w:lang w:val="id_ID" w:bidi="id_ID"/>
@@ -2647,7 +5390,7 @@
           <w:lang w:val="id_ID" w:bidi="id_ID"/>
         </w:rPr>
       </w:r>
-      <w:hyperlink r:id="rId35">
+      <w:hyperlink r:id="rId75">
         <w:r>
           <w:rPr>
             <w:lang w:val="id_ID" w:bidi="id_ID"/>
@@ -2671,7 +5414,7 @@
           <w:lang w:val="id_ID" w:bidi="id_ID"/>
         </w:rPr>
       </w:r>
-      <w:hyperlink r:id="rId36">
+      <w:hyperlink r:id="rId76">
         <w:r>
           <w:rPr>
             <w:lang w:val="id_ID" w:bidi="id_ID"/>
@@ -2695,7 +5438,7 @@
           <w:lang w:val="id_ID" w:bidi="id_ID"/>
         </w:rPr>
       </w:r>
-      <w:hyperlink r:id="rId37">
+      <w:hyperlink r:id="rId77">
         <w:r>
           <w:rPr>
             <w:lang w:val="id_ID" w:bidi="id_ID"/>
@@ -2942,7 +5685,7 @@
           <w:lang w:val="id_ID" w:bidi="id_ID"/>
         </w:rPr>
       </w:r>
-      <w:hyperlink r:id="rId35">
+      <w:hyperlink r:id="rId75">
         <w:r>
           <w:rPr>
             <w:lang w:val="id_ID" w:bidi="id_ID"/>
@@ -2966,7 +5709,7 @@
           <w:lang w:val="id_ID" w:bidi="id_ID"/>
         </w:rPr>
       </w:r>
-      <w:hyperlink r:id="rId38">
+      <w:hyperlink r:id="rId78">
         <w:r>
           <w:rPr>
             <w:lang w:val="id_ID" w:bidi="id_ID"/>
@@ -2990,7 +5733,7 @@
           <w:lang w:val="id_ID" w:bidi="id_ID"/>
         </w:rPr>
       </w:r>
-      <w:hyperlink r:id="rId39">
+      <w:hyperlink r:id="rId79">
         <w:r>
           <w:rPr>
             <w:lang w:val="id_ID" w:bidi="id_ID"/>
@@ -3014,7 +5757,7 @@
           <w:lang w:val="id_ID" w:bidi="id_ID"/>
         </w:rPr>
       </w:r>
-      <w:hyperlink r:id="rId40">
+      <w:hyperlink r:id="rId80">
         <w:r>
           <w:rPr>
             <w:lang w:val="id_ID" w:bidi="id_ID"/>
@@ -3038,7 +5781,7 @@
           <w:lang w:val="id_ID" w:bidi="id_ID"/>
         </w:rPr>
       </w:r>
-      <w:hyperlink r:id="rId41">
+      <w:hyperlink r:id="rId81">
         <w:r>
           <w:rPr>
             <w:lang w:val="id_ID" w:bidi="id_ID"/>

--- a/ind/docx/021.content.docx
+++ b/ind/docx/021.content.docx
@@ -480,210 +480,156 @@
           <w:lang w:val="id_ID" w:bidi="id_ID"/>
         </w:rPr>
       </w:r>
-      <w:hyperlink r:id="rId13">
-        <w:r>
-          <w:rPr>
-            <w:lang w:val="id_ID" w:bidi="id_ID"/>
-          </w:rPr>
-          <w:rPr>
-            <w:color w:val="0000EE"/>
-            <w:u w:val="single"/>
-          </w:rPr>
-          <w:t>1 Yohanes 4:1</w:t>
-        </w:r>
-      </w:hyperlink>
-    </w:p>
-    <w:p>
-      <w:pPr>
-        <w:pStyle w:val="ListBullet"/>
-        <w:spacing w:line="240" w:lineRule="auto"/>
-        <w:ind w:left="720"/>
-      </w:pPr>
-      <w:r>
-        <w:rPr>
-          <w:lang w:val="id_ID" w:bidi="id_ID"/>
-        </w:rPr>
-      </w:r>
-      <w:hyperlink r:id="rId14">
-        <w:r>
-          <w:rPr>
-            <w:lang w:val="id_ID" w:bidi="id_ID"/>
-          </w:rPr>
-          <w:rPr>
-            <w:color w:val="0000EE"/>
-            <w:u w:val="single"/>
-          </w:rPr>
-          <w:t>1 Tesalonika 5:21</w:t>
-        </w:r>
-      </w:hyperlink>
-    </w:p>
-    <w:p>
-      <w:pPr>
-        <w:pStyle w:val="ListBullet"/>
-        <w:spacing w:line="240" w:lineRule="auto"/>
-        <w:ind w:left="720"/>
-      </w:pPr>
-      <w:r>
-        <w:rPr>
-          <w:lang w:val="id_ID" w:bidi="id_ID"/>
-        </w:rPr>
-      </w:r>
-      <w:hyperlink r:id="rId15">
-        <w:r>
-          <w:rPr>
-            <w:lang w:val="id_ID" w:bidi="id_ID"/>
-          </w:rPr>
-          <w:rPr>
-            <w:color w:val="0000EE"/>
-            <w:u w:val="single"/>
-          </w:rPr>
-          <w:t>Kisah Para Rasul 15:10</w:t>
-        </w:r>
-      </w:hyperlink>
-    </w:p>
-    <w:p>
-      <w:pPr>
-        <w:pStyle w:val="ListBullet"/>
-        <w:spacing w:line="240" w:lineRule="auto"/>
-        <w:ind w:left="720"/>
-      </w:pPr>
-      <w:r>
-        <w:rPr>
-          <w:lang w:val="id_ID" w:bidi="id_ID"/>
-        </w:rPr>
-      </w:r>
-      <w:hyperlink r:id="rId16">
-        <w:r>
-          <w:rPr>
-            <w:lang w:val="id_ID" w:bidi="id_ID"/>
-          </w:rPr>
-          <w:rPr>
-            <w:color w:val="0000EE"/>
-            <w:u w:val="single"/>
-          </w:rPr>
-          <w:t>Kejadian 22:1</w:t>
-        </w:r>
-      </w:hyperlink>
-    </w:p>
-    <w:p>
-      <w:pPr>
-        <w:pStyle w:val="ListBullet"/>
-        <w:spacing w:line="240" w:lineRule="auto"/>
-        <w:ind w:left="720"/>
-      </w:pPr>
-      <w:r>
-        <w:rPr>
-          <w:lang w:val="id_ID" w:bidi="id_ID"/>
-        </w:rPr>
-      </w:r>
-      <w:hyperlink r:id="rId17">
-        <w:r>
-          <w:rPr>
-            <w:lang w:val="id_ID" w:bidi="id_ID"/>
-          </w:rPr>
-          <w:rPr>
-            <w:color w:val="0000EE"/>
-            <w:u w:val="single"/>
-          </w:rPr>
-          <w:t>Yesaya 7:13</w:t>
-        </w:r>
-      </w:hyperlink>
-    </w:p>
-    <w:p>
-      <w:pPr>
-        <w:pStyle w:val="ListBullet"/>
-        <w:spacing w:line="240" w:lineRule="auto"/>
-        <w:ind w:left="720"/>
-      </w:pPr>
-      <w:r>
-        <w:rPr>
-          <w:lang w:val="id_ID" w:bidi="id_ID"/>
-        </w:rPr>
-      </w:r>
-      <w:hyperlink r:id="rId18">
-        <w:r>
-          <w:rPr>
-            <w:lang w:val="id_ID" w:bidi="id_ID"/>
-          </w:rPr>
-          <w:rPr>
-            <w:color w:val="0000EE"/>
-            <w:u w:val="single"/>
-          </w:rPr>
-          <w:t>Yakobus 1:12</w:t>
-        </w:r>
-      </w:hyperlink>
-    </w:p>
-    <w:p>
-      <w:pPr>
-        <w:pStyle w:val="ListBullet"/>
-        <w:spacing w:line="240" w:lineRule="auto"/>
-        <w:ind w:left="720"/>
-      </w:pPr>
-      <w:r>
-        <w:rPr>
-          <w:lang w:val="id_ID" w:bidi="id_ID"/>
-        </w:rPr>
-      </w:r>
-      <w:hyperlink r:id="rId19">
-        <w:r>
-          <w:rPr>
-            <w:lang w:val="id_ID" w:bidi="id_ID"/>
-          </w:rPr>
-          <w:rPr>
-            <w:color w:val="0000EE"/>
-            <w:u w:val="single"/>
-          </w:rPr>
-          <w:t>Ratapan 3:40–43</w:t>
-        </w:r>
-      </w:hyperlink>
-    </w:p>
-    <w:p>
-      <w:pPr>
-        <w:pStyle w:val="ListBullet"/>
-        <w:spacing w:line="240" w:lineRule="auto"/>
-        <w:ind w:left="720"/>
-      </w:pPr>
-      <w:r>
-        <w:rPr>
-          <w:lang w:val="id_ID" w:bidi="id_ID"/>
-        </w:rPr>
-      </w:r>
-      <w:hyperlink r:id="rId20">
-        <w:r>
-          <w:rPr>
-            <w:lang w:val="id_ID" w:bidi="id_ID"/>
-          </w:rPr>
-          <w:rPr>
-            <w:color w:val="0000EE"/>
-            <w:u w:val="single"/>
-          </w:rPr>
-          <w:t>Maleakhi 3:10</w:t>
-        </w:r>
-      </w:hyperlink>
-    </w:p>
-    <w:p>
-      <w:pPr>
-        <w:pStyle w:val="ListBullet"/>
-        <w:spacing w:line="240" w:lineRule="auto"/>
-        <w:ind w:left="720"/>
-      </w:pPr>
-      <w:r>
-        <w:rPr>
-          <w:lang w:val="id_ID" w:bidi="id_ID"/>
-        </w:rPr>
-      </w:r>
-      <w:hyperlink r:id="rId21">
-        <w:r>
-          <w:rPr>
-            <w:lang w:val="id_ID" w:bidi="id_ID"/>
-          </w:rPr>
-          <w:rPr>
-            <w:color w:val="0000EE"/>
-            <w:u w:val="single"/>
-          </w:rPr>
-          <w:t>Filipi 1:10</w:t>
-        </w:r>
-      </w:hyperlink>
+      <w:r>
+        <w:rPr>
+          <w:lang w:val="id_ID" w:bidi="id_ID"/>
+        </w:rPr>
+        <w:t>1 Yohanes 4:1</w:t>
+      </w:r>
+    </w:p>
+    <w:p>
+      <w:pPr>
+        <w:pStyle w:val="ListBullet"/>
+        <w:spacing w:line="240" w:lineRule="auto"/>
+        <w:ind w:left="720"/>
+      </w:pPr>
+      <w:r>
+        <w:rPr>
+          <w:lang w:val="id_ID" w:bidi="id_ID"/>
+        </w:rPr>
+      </w:r>
+      <w:r>
+        <w:rPr>
+          <w:lang w:val="id_ID" w:bidi="id_ID"/>
+        </w:rPr>
+        <w:t>1 Tesalonika 5:21</w:t>
+      </w:r>
+    </w:p>
+    <w:p>
+      <w:pPr>
+        <w:pStyle w:val="ListBullet"/>
+        <w:spacing w:line="240" w:lineRule="auto"/>
+        <w:ind w:left="720"/>
+      </w:pPr>
+      <w:r>
+        <w:rPr>
+          <w:lang w:val="id_ID" w:bidi="id_ID"/>
+        </w:rPr>
+      </w:r>
+      <w:r>
+        <w:rPr>
+          <w:lang w:val="id_ID" w:bidi="id_ID"/>
+        </w:rPr>
+        <w:t>Kisah Para Rasul 15:10</w:t>
+      </w:r>
+    </w:p>
+    <w:p>
+      <w:pPr>
+        <w:pStyle w:val="ListBullet"/>
+        <w:spacing w:line="240" w:lineRule="auto"/>
+        <w:ind w:left="720"/>
+      </w:pPr>
+      <w:r>
+        <w:rPr>
+          <w:lang w:val="id_ID" w:bidi="id_ID"/>
+        </w:rPr>
+      </w:r>
+      <w:r>
+        <w:rPr>
+          <w:lang w:val="id_ID" w:bidi="id_ID"/>
+        </w:rPr>
+        <w:t>Kejadian 22:1</w:t>
+      </w:r>
+    </w:p>
+    <w:p>
+      <w:pPr>
+        <w:pStyle w:val="ListBullet"/>
+        <w:spacing w:line="240" w:lineRule="auto"/>
+        <w:ind w:left="720"/>
+      </w:pPr>
+      <w:r>
+        <w:rPr>
+          <w:lang w:val="id_ID" w:bidi="id_ID"/>
+        </w:rPr>
+      </w:r>
+      <w:r>
+        <w:rPr>
+          <w:lang w:val="id_ID" w:bidi="id_ID"/>
+        </w:rPr>
+        <w:t>Yesaya 7:13</w:t>
+      </w:r>
+    </w:p>
+    <w:p>
+      <w:pPr>
+        <w:pStyle w:val="ListBullet"/>
+        <w:spacing w:line="240" w:lineRule="auto"/>
+        <w:ind w:left="720"/>
+      </w:pPr>
+      <w:r>
+        <w:rPr>
+          <w:lang w:val="id_ID" w:bidi="id_ID"/>
+        </w:rPr>
+      </w:r>
+      <w:r>
+        <w:rPr>
+          <w:lang w:val="id_ID" w:bidi="id_ID"/>
+        </w:rPr>
+        <w:t>Yakobus 1:12</w:t>
+      </w:r>
+    </w:p>
+    <w:p>
+      <w:pPr>
+        <w:pStyle w:val="ListBullet"/>
+        <w:spacing w:line="240" w:lineRule="auto"/>
+        <w:ind w:left="720"/>
+      </w:pPr>
+      <w:r>
+        <w:rPr>
+          <w:lang w:val="id_ID" w:bidi="id_ID"/>
+        </w:rPr>
+      </w:r>
+      <w:r>
+        <w:rPr>
+          <w:lang w:val="id_ID" w:bidi="id_ID"/>
+        </w:rPr>
+        <w:t>Ratapan 3:40–43</w:t>
+      </w:r>
+    </w:p>
+    <w:p>
+      <w:pPr>
+        <w:pStyle w:val="ListBullet"/>
+        <w:spacing w:line="240" w:lineRule="auto"/>
+        <w:ind w:left="720"/>
+      </w:pPr>
+      <w:r>
+        <w:rPr>
+          <w:lang w:val="id_ID" w:bidi="id_ID"/>
+        </w:rPr>
+      </w:r>
+      <w:r>
+        <w:rPr>
+          <w:lang w:val="id_ID" w:bidi="id_ID"/>
+        </w:rPr>
+        <w:t>Maleakhi 3:10</w:t>
+      </w:r>
+    </w:p>
+    <w:p>
+      <w:pPr>
+        <w:pStyle w:val="ListBullet"/>
+        <w:spacing w:line="240" w:lineRule="auto"/>
+        <w:ind w:left="720"/>
+      </w:pPr>
+      <w:r>
+        <w:rPr>
+          <w:lang w:val="id_ID" w:bidi="id_ID"/>
+        </w:rPr>
+      </w:r>
+      <w:r>
+        <w:rPr>
+          <w:lang w:val="id_ID" w:bidi="id_ID"/>
+        </w:rPr>
+        <w:t>Filipi 1:10</w:t>
+      </w:r>
     </w:p>
     <w:p>
       <w:pPr>
@@ -1021,138 +967,102 @@
           <w:lang w:val="id_ID" w:bidi="id_ID"/>
         </w:rPr>
       </w:r>
-      <w:hyperlink r:id="rId22">
-        <w:r>
-          <w:rPr>
-            <w:lang w:val="id_ID" w:bidi="id_ID"/>
-          </w:rPr>
-          <w:rPr>
-            <w:color w:val="0000EE"/>
-            <w:u w:val="single"/>
-          </w:rPr>
-          <w:t>Kejadian 3:3</w:t>
-        </w:r>
-      </w:hyperlink>
-    </w:p>
-    <w:p>
-      <w:pPr>
-        <w:pStyle w:val="ListBullet"/>
-        <w:spacing w:line="240" w:lineRule="auto"/>
-        <w:ind w:left="720"/>
-      </w:pPr>
-      <w:r>
-        <w:rPr>
-          <w:lang w:val="id_ID" w:bidi="id_ID"/>
-        </w:rPr>
-      </w:r>
-      <w:hyperlink r:id="rId23">
-        <w:r>
-          <w:rPr>
-            <w:lang w:val="id_ID" w:bidi="id_ID"/>
-          </w:rPr>
-          <w:rPr>
-            <w:color w:val="0000EE"/>
-            <w:u w:val="single"/>
-          </w:rPr>
-          <w:t>Kejadian 3:4–6</w:t>
-        </w:r>
-      </w:hyperlink>
-    </w:p>
-    <w:p>
-      <w:pPr>
-        <w:pStyle w:val="ListBullet"/>
-        <w:spacing w:line="240" w:lineRule="auto"/>
-        <w:ind w:left="720"/>
-      </w:pPr>
-      <w:r>
-        <w:rPr>
-          <w:lang w:val="id_ID" w:bidi="id_ID"/>
-        </w:rPr>
-      </w:r>
-      <w:hyperlink r:id="rId24">
-        <w:r>
-          <w:rPr>
-            <w:lang w:val="id_ID" w:bidi="id_ID"/>
-          </w:rPr>
-          <w:rPr>
-            <w:color w:val="0000EE"/>
-            <w:u w:val="single"/>
-          </w:rPr>
-          <w:t>Kejadian 3:12–13</w:t>
-        </w:r>
-      </w:hyperlink>
-    </w:p>
-    <w:p>
-      <w:pPr>
-        <w:pStyle w:val="ListBullet"/>
-        <w:spacing w:line="240" w:lineRule="auto"/>
-        <w:ind w:left="720"/>
-      </w:pPr>
-      <w:r>
-        <w:rPr>
-          <w:lang w:val="id_ID" w:bidi="id_ID"/>
-        </w:rPr>
-      </w:r>
-      <w:hyperlink r:id="rId25">
-        <w:r>
-          <w:rPr>
-            <w:lang w:val="id_ID" w:bidi="id_ID"/>
-          </w:rPr>
-          <w:rPr>
-            <w:color w:val="0000EE"/>
-            <w:u w:val="single"/>
-          </w:rPr>
-          <w:t>Markus 16:17–18</w:t>
-        </w:r>
-      </w:hyperlink>
-    </w:p>
-    <w:p>
-      <w:pPr>
-        <w:pStyle w:val="ListBullet"/>
-        <w:spacing w:line="240" w:lineRule="auto"/>
-        <w:ind w:left="720"/>
-      </w:pPr>
-      <w:r>
-        <w:rPr>
-          <w:lang w:val="id_ID" w:bidi="id_ID"/>
-        </w:rPr>
-      </w:r>
-      <w:hyperlink r:id="rId26">
-        <w:r>
-          <w:rPr>
-            <w:lang w:val="id_ID" w:bidi="id_ID"/>
-          </w:rPr>
-          <w:rPr>
-            <w:color w:val="0000EE"/>
-            <w:u w:val="single"/>
-          </w:rPr>
-          <w:t>Matius 3:7</w:t>
-        </w:r>
-      </w:hyperlink>
-    </w:p>
-    <w:p>
-      <w:pPr>
-        <w:pStyle w:val="ListBullet"/>
-        <w:spacing w:line="240" w:lineRule="auto"/>
-        <w:ind w:left="720"/>
-      </w:pPr>
-      <w:r>
-        <w:rPr>
-          <w:lang w:val="id_ID" w:bidi="id_ID"/>
-        </w:rPr>
-      </w:r>
-      <w:hyperlink r:id="rId27">
-        <w:r>
-          <w:rPr>
-            <w:lang w:val="id_ID" w:bidi="id_ID"/>
-          </w:rPr>
-          <w:rPr>
-            <w:color w:val="0000EE"/>
-            <w:u w:val="single"/>
-          </w:rPr>
-          <w:t>Matius 23:33</w:t>
-        </w:r>
-      </w:hyperlink>
+      <w:r>
+        <w:rPr>
+          <w:lang w:val="id_ID" w:bidi="id_ID"/>
+        </w:rPr>
+        <w:t>Kejadian 3:3</w:t>
+      </w:r>
+    </w:p>
+    <w:p>
+      <w:pPr>
+        <w:pStyle w:val="ListBullet"/>
+        <w:spacing w:line="240" w:lineRule="auto"/>
+        <w:ind w:left="720"/>
+      </w:pPr>
+      <w:r>
+        <w:rPr>
+          <w:lang w:val="id_ID" w:bidi="id_ID"/>
+        </w:rPr>
+      </w:r>
+      <w:r>
+        <w:rPr>
+          <w:lang w:val="id_ID" w:bidi="id_ID"/>
+        </w:rPr>
+        <w:t>Kejadian 3:4–6</w:t>
+      </w:r>
+    </w:p>
+    <w:p>
+      <w:pPr>
+        <w:pStyle w:val="ListBullet"/>
+        <w:spacing w:line="240" w:lineRule="auto"/>
+        <w:ind w:left="720"/>
+      </w:pPr>
+      <w:r>
+        <w:rPr>
+          <w:lang w:val="id_ID" w:bidi="id_ID"/>
+        </w:rPr>
+      </w:r>
+      <w:r>
+        <w:rPr>
+          <w:lang w:val="id_ID" w:bidi="id_ID"/>
+        </w:rPr>
+        <w:t>Kejadian 3:12–13</w:t>
+      </w:r>
+    </w:p>
+    <w:p>
+      <w:pPr>
+        <w:pStyle w:val="ListBullet"/>
+        <w:spacing w:line="240" w:lineRule="auto"/>
+        <w:ind w:left="720"/>
+      </w:pPr>
+      <w:r>
+        <w:rPr>
+          <w:lang w:val="id_ID" w:bidi="id_ID"/>
+        </w:rPr>
+      </w:r>
+      <w:r>
+        <w:rPr>
+          <w:lang w:val="id_ID" w:bidi="id_ID"/>
+        </w:rPr>
+        <w:t>Markus 16:17–18</w:t>
+      </w:r>
+    </w:p>
+    <w:p>
+      <w:pPr>
+        <w:pStyle w:val="ListBullet"/>
+        <w:spacing w:line="240" w:lineRule="auto"/>
+        <w:ind w:left="720"/>
+      </w:pPr>
+      <w:r>
+        <w:rPr>
+          <w:lang w:val="id_ID" w:bidi="id_ID"/>
+        </w:rPr>
+      </w:r>
+      <w:r>
+        <w:rPr>
+          <w:lang w:val="id_ID" w:bidi="id_ID"/>
+        </w:rPr>
+        <w:t>Matius 3:7</w:t>
+      </w:r>
+    </w:p>
+    <w:p>
+      <w:pPr>
+        <w:pStyle w:val="ListBullet"/>
+        <w:spacing w:line="240" w:lineRule="auto"/>
+        <w:ind w:left="720"/>
+      </w:pPr>
+      <w:r>
+        <w:rPr>
+          <w:lang w:val="id_ID" w:bidi="id_ID"/>
+        </w:rPr>
+      </w:r>
+      <w:r>
+        <w:rPr>
+          <w:lang w:val="id_ID" w:bidi="id_ID"/>
+        </w:rPr>
+        <w:t>Matius 23:33</w:t>
+      </w:r>
     </w:p>
     <w:p>
       <w:pPr>
@@ -1439,234 +1349,174 @@
           <w:lang w:val="id_ID" w:bidi="id_ID"/>
         </w:rPr>
       </w:r>
-      <w:hyperlink r:id="rId28">
-        <w:r>
-          <w:rPr>
-            <w:lang w:val="id_ID" w:bidi="id_ID"/>
-          </w:rPr>
-          <w:rPr>
-            <w:color w:val="0000EE"/>
-            <w:u w:val="single"/>
-          </w:rPr>
-          <w:t>1 Tawarikh 11:2</w:t>
-        </w:r>
-      </w:hyperlink>
-    </w:p>
-    <w:p>
-      <w:pPr>
-        <w:pStyle w:val="ListBullet"/>
-        <w:spacing w:line="240" w:lineRule="auto"/>
-        <w:ind w:left="720"/>
-      </w:pPr>
-      <w:r>
-        <w:rPr>
-          <w:lang w:val="id_ID" w:bidi="id_ID"/>
-        </w:rPr>
-      </w:r>
-      <w:hyperlink r:id="rId29">
-        <w:r>
-          <w:rPr>
-            <w:lang w:val="id_ID" w:bidi="id_ID"/>
-          </w:rPr>
-          <w:rPr>
-            <w:color w:val="0000EE"/>
-            <w:u w:val="single"/>
-          </w:rPr>
-          <w:t>Kisah Para Rasul 7:34</w:t>
-        </w:r>
-      </w:hyperlink>
-    </w:p>
-    <w:p>
-      <w:pPr>
-        <w:pStyle w:val="ListBullet"/>
-        <w:spacing w:line="240" w:lineRule="auto"/>
-        <w:ind w:left="720"/>
-      </w:pPr>
-      <w:r>
-        <w:rPr>
-          <w:lang w:val="id_ID" w:bidi="id_ID"/>
-        </w:rPr>
-      </w:r>
-      <w:hyperlink r:id="rId30">
-        <w:r>
-          <w:rPr>
-            <w:lang w:val="id_ID" w:bidi="id_ID"/>
-          </w:rPr>
-          <w:rPr>
-            <w:color w:val="0000EE"/>
-            <w:u w:val="single"/>
-          </w:rPr>
-          <w:t>Kisah Para Rasul 7:51–53</w:t>
-        </w:r>
-      </w:hyperlink>
-    </w:p>
-    <w:p>
-      <w:pPr>
-        <w:pStyle w:val="ListBullet"/>
-        <w:spacing w:line="240" w:lineRule="auto"/>
-        <w:ind w:left="720"/>
-      </w:pPr>
-      <w:r>
-        <w:rPr>
-          <w:lang w:val="id_ID" w:bidi="id_ID"/>
-        </w:rPr>
-      </w:r>
-      <w:hyperlink r:id="rId31">
-        <w:r>
-          <w:rPr>
-            <w:lang w:val="id_ID" w:bidi="id_ID"/>
-          </w:rPr>
-          <w:rPr>
-            <w:color w:val="0000EE"/>
-            <w:u w:val="single"/>
-          </w:rPr>
-          <w:t>Kisah Para Rasul 10:36–38</w:t>
-        </w:r>
-      </w:hyperlink>
-    </w:p>
-    <w:p>
-      <w:pPr>
-        <w:pStyle w:val="ListBullet"/>
-        <w:spacing w:line="240" w:lineRule="auto"/>
-        <w:ind w:left="720"/>
-      </w:pPr>
-      <w:r>
-        <w:rPr>
-          <w:lang w:val="id_ID" w:bidi="id_ID"/>
-        </w:rPr>
-      </w:r>
-      <w:hyperlink r:id="rId32">
-        <w:r>
-          <w:rPr>
-            <w:lang w:val="id_ID" w:bidi="id_ID"/>
-          </w:rPr>
-          <w:rPr>
-            <w:color w:val="0000EE"/>
-            <w:u w:val="single"/>
-          </w:rPr>
-          <w:t>Daniel 9:24–25</w:t>
-        </w:r>
-      </w:hyperlink>
-    </w:p>
-    <w:p>
-      <w:pPr>
-        <w:pStyle w:val="ListBullet"/>
-        <w:spacing w:line="240" w:lineRule="auto"/>
-        <w:ind w:left="720"/>
-      </w:pPr>
-      <w:r>
-        <w:rPr>
-          <w:lang w:val="id_ID" w:bidi="id_ID"/>
-        </w:rPr>
-      </w:r>
-      <w:hyperlink r:id="rId33">
-        <w:r>
-          <w:rPr>
-            <w:lang w:val="id_ID" w:bidi="id_ID"/>
-          </w:rPr>
-          <w:rPr>
-            <w:color w:val="0000EE"/>
-            <w:u w:val="single"/>
-          </w:rPr>
-          <w:t>Yesaya 2:5–6</w:t>
-        </w:r>
-      </w:hyperlink>
-    </w:p>
-    <w:p>
-      <w:pPr>
-        <w:pStyle w:val="ListBullet"/>
-        <w:spacing w:line="240" w:lineRule="auto"/>
-        <w:ind w:left="720"/>
-      </w:pPr>
-      <w:r>
-        <w:rPr>
-          <w:lang w:val="id_ID" w:bidi="id_ID"/>
-        </w:rPr>
-      </w:r>
-      <w:hyperlink r:id="rId34">
-        <w:r>
-          <w:rPr>
-            <w:lang w:val="id_ID" w:bidi="id_ID"/>
-          </w:rPr>
-          <w:rPr>
-            <w:color w:val="0000EE"/>
-            <w:u w:val="single"/>
-          </w:rPr>
-          <w:t>Yeremia 6:20–22</w:t>
-        </w:r>
-      </w:hyperlink>
-    </w:p>
-    <w:p>
-      <w:pPr>
-        <w:pStyle w:val="ListBullet"/>
-        <w:spacing w:line="240" w:lineRule="auto"/>
-        <w:ind w:left="720"/>
-      </w:pPr>
-      <w:r>
-        <w:rPr>
-          <w:lang w:val="id_ID" w:bidi="id_ID"/>
-        </w:rPr>
-      </w:r>
-      <w:hyperlink r:id="rId35">
-        <w:r>
-          <w:rPr>
-            <w:lang w:val="id_ID" w:bidi="id_ID"/>
-          </w:rPr>
-          <w:rPr>
-            <w:color w:val="0000EE"/>
-            <w:u w:val="single"/>
-          </w:rPr>
-          <w:t>Yoel 3:16–17</w:t>
-        </w:r>
-      </w:hyperlink>
-    </w:p>
-    <w:p>
-      <w:pPr>
-        <w:pStyle w:val="ListBullet"/>
-        <w:spacing w:line="240" w:lineRule="auto"/>
-        <w:ind w:left="720"/>
-      </w:pPr>
-      <w:r>
-        <w:rPr>
-          <w:lang w:val="id_ID" w:bidi="id_ID"/>
-        </w:rPr>
-      </w:r>
-      <w:hyperlink r:id="rId36">
-        <w:r>
-          <w:rPr>
-            <w:lang w:val="id_ID" w:bidi="id_ID"/>
-          </w:rPr>
-          <w:rPr>
-            <w:color w:val="0000EE"/>
-            <w:u w:val="single"/>
-          </w:rPr>
-          <w:t>Mikha 6:3–5</w:t>
-        </w:r>
-      </w:hyperlink>
-    </w:p>
-    <w:p>
-      <w:pPr>
-        <w:pStyle w:val="ListBullet"/>
-        <w:spacing w:line="240" w:lineRule="auto"/>
-        <w:ind w:left="720"/>
-      </w:pPr>
-      <w:r>
-        <w:rPr>
-          <w:lang w:val="id_ID" w:bidi="id_ID"/>
-        </w:rPr>
-      </w:r>
-      <w:hyperlink r:id="rId37">
-        <w:r>
-          <w:rPr>
-            <w:lang w:val="id_ID" w:bidi="id_ID"/>
-          </w:rPr>
-          <w:rPr>
-            <w:color w:val="0000EE"/>
-            <w:u w:val="single"/>
-          </w:rPr>
-          <w:t>Wahyu 13:7–8</w:t>
-        </w:r>
-      </w:hyperlink>
+      <w:r>
+        <w:rPr>
+          <w:lang w:val="id_ID" w:bidi="id_ID"/>
+        </w:rPr>
+        <w:t>1 Tawarikh 11:2</w:t>
+      </w:r>
+    </w:p>
+    <w:p>
+      <w:pPr>
+        <w:pStyle w:val="ListBullet"/>
+        <w:spacing w:line="240" w:lineRule="auto"/>
+        <w:ind w:left="720"/>
+      </w:pPr>
+      <w:r>
+        <w:rPr>
+          <w:lang w:val="id_ID" w:bidi="id_ID"/>
+        </w:rPr>
+      </w:r>
+      <w:r>
+        <w:rPr>
+          <w:lang w:val="id_ID" w:bidi="id_ID"/>
+        </w:rPr>
+        <w:t>Kisah Para Rasul 7:34</w:t>
+      </w:r>
+    </w:p>
+    <w:p>
+      <w:pPr>
+        <w:pStyle w:val="ListBullet"/>
+        <w:spacing w:line="240" w:lineRule="auto"/>
+        <w:ind w:left="720"/>
+      </w:pPr>
+      <w:r>
+        <w:rPr>
+          <w:lang w:val="id_ID" w:bidi="id_ID"/>
+        </w:rPr>
+      </w:r>
+      <w:r>
+        <w:rPr>
+          <w:lang w:val="id_ID" w:bidi="id_ID"/>
+        </w:rPr>
+        <w:t>Kisah Para Rasul 7:51–53</w:t>
+      </w:r>
+    </w:p>
+    <w:p>
+      <w:pPr>
+        <w:pStyle w:val="ListBullet"/>
+        <w:spacing w:line="240" w:lineRule="auto"/>
+        <w:ind w:left="720"/>
+      </w:pPr>
+      <w:r>
+        <w:rPr>
+          <w:lang w:val="id_ID" w:bidi="id_ID"/>
+        </w:rPr>
+      </w:r>
+      <w:r>
+        <w:rPr>
+          <w:lang w:val="id_ID" w:bidi="id_ID"/>
+        </w:rPr>
+        <w:t>Kisah Para Rasul 10:36–38</w:t>
+      </w:r>
+    </w:p>
+    <w:p>
+      <w:pPr>
+        <w:pStyle w:val="ListBullet"/>
+        <w:spacing w:line="240" w:lineRule="auto"/>
+        <w:ind w:left="720"/>
+      </w:pPr>
+      <w:r>
+        <w:rPr>
+          <w:lang w:val="id_ID" w:bidi="id_ID"/>
+        </w:rPr>
+      </w:r>
+      <w:r>
+        <w:rPr>
+          <w:lang w:val="id_ID" w:bidi="id_ID"/>
+        </w:rPr>
+        <w:t>Daniel 9:24–25</w:t>
+      </w:r>
+    </w:p>
+    <w:p>
+      <w:pPr>
+        <w:pStyle w:val="ListBullet"/>
+        <w:spacing w:line="240" w:lineRule="auto"/>
+        <w:ind w:left="720"/>
+      </w:pPr>
+      <w:r>
+        <w:rPr>
+          <w:lang w:val="id_ID" w:bidi="id_ID"/>
+        </w:rPr>
+      </w:r>
+      <w:r>
+        <w:rPr>
+          <w:lang w:val="id_ID" w:bidi="id_ID"/>
+        </w:rPr>
+        <w:t>Yesaya 2:5–6</w:t>
+      </w:r>
+    </w:p>
+    <w:p>
+      <w:pPr>
+        <w:pStyle w:val="ListBullet"/>
+        <w:spacing w:line="240" w:lineRule="auto"/>
+        <w:ind w:left="720"/>
+      </w:pPr>
+      <w:r>
+        <w:rPr>
+          <w:lang w:val="id_ID" w:bidi="id_ID"/>
+        </w:rPr>
+      </w:r>
+      <w:r>
+        <w:rPr>
+          <w:lang w:val="id_ID" w:bidi="id_ID"/>
+        </w:rPr>
+        <w:t>Yeremia 6:20–22</w:t>
+      </w:r>
+    </w:p>
+    <w:p>
+      <w:pPr>
+        <w:pStyle w:val="ListBullet"/>
+        <w:spacing w:line="240" w:lineRule="auto"/>
+        <w:ind w:left="720"/>
+      </w:pPr>
+      <w:r>
+        <w:rPr>
+          <w:lang w:val="id_ID" w:bidi="id_ID"/>
+        </w:rPr>
+      </w:r>
+      <w:r>
+        <w:rPr>
+          <w:lang w:val="id_ID" w:bidi="id_ID"/>
+        </w:rPr>
+        <w:t>Yoel 3:16–17</w:t>
+      </w:r>
+    </w:p>
+    <w:p>
+      <w:pPr>
+        <w:pStyle w:val="ListBullet"/>
+        <w:spacing w:line="240" w:lineRule="auto"/>
+        <w:ind w:left="720"/>
+      </w:pPr>
+      <w:r>
+        <w:rPr>
+          <w:lang w:val="id_ID" w:bidi="id_ID"/>
+        </w:rPr>
+      </w:r>
+      <w:r>
+        <w:rPr>
+          <w:lang w:val="id_ID" w:bidi="id_ID"/>
+        </w:rPr>
+        <w:t>Mikha 6:3–5</w:t>
+      </w:r>
+    </w:p>
+    <w:p>
+      <w:pPr>
+        <w:pStyle w:val="ListBullet"/>
+        <w:spacing w:line="240" w:lineRule="auto"/>
+        <w:ind w:left="720"/>
+      </w:pPr>
+      <w:r>
+        <w:rPr>
+          <w:lang w:val="id_ID" w:bidi="id_ID"/>
+        </w:rPr>
+      </w:r>
+      <w:r>
+        <w:rPr>
+          <w:lang w:val="id_ID" w:bidi="id_ID"/>
+        </w:rPr>
+        <w:t>Wahyu 13:7–8</w:t>
+      </w:r>
     </w:p>
     <w:p>
       <w:pPr>
@@ -2034,90 +1884,66 @@
           <w:lang w:val="id_ID" w:bidi="id_ID"/>
         </w:rPr>
       </w:r>
-      <w:hyperlink r:id="rId38">
-        <w:r>
-          <w:rPr>
-            <w:lang w:val="id_ID" w:bidi="id_ID"/>
-          </w:rPr>
-          <w:rPr>
-            <w:color w:val="0000EE"/>
-            <w:u w:val="single"/>
-          </w:rPr>
-          <w:t>1 Raja-raja 11:11–13</w:t>
-        </w:r>
-      </w:hyperlink>
-    </w:p>
-    <w:p>
-      <w:pPr>
-        <w:pStyle w:val="ListBullet"/>
-        <w:spacing w:line="240" w:lineRule="auto"/>
-        <w:ind w:left="720"/>
-      </w:pPr>
-      <w:r>
-        <w:rPr>
-          <w:lang w:val="id_ID" w:bidi="id_ID"/>
-        </w:rPr>
-      </w:r>
-      <w:hyperlink r:id="rId39">
-        <w:r>
-          <w:rPr>
-            <w:lang w:val="id_ID" w:bidi="id_ID"/>
-          </w:rPr>
-          <w:rPr>
-            <w:color w:val="0000EE"/>
-            <w:u w:val="single"/>
-          </w:rPr>
-          <w:t>Ulangan 6:20–23</w:t>
-        </w:r>
-      </w:hyperlink>
-    </w:p>
-    <w:p>
-      <w:pPr>
-        <w:pStyle w:val="ListBullet"/>
-        <w:spacing w:line="240" w:lineRule="auto"/>
-        <w:ind w:left="720"/>
-      </w:pPr>
-      <w:r>
-        <w:rPr>
-          <w:lang w:val="id_ID" w:bidi="id_ID"/>
-        </w:rPr>
-      </w:r>
-      <w:hyperlink r:id="rId40">
-        <w:r>
-          <w:rPr>
-            <w:lang w:val="id_ID" w:bidi="id_ID"/>
-          </w:rPr>
-          <w:rPr>
-            <w:color w:val="0000EE"/>
-            <w:u w:val="single"/>
-          </w:rPr>
-          <w:t>Yehezkiel 33:15</w:t>
-        </w:r>
-      </w:hyperlink>
-    </w:p>
-    <w:p>
-      <w:pPr>
-        <w:pStyle w:val="ListBullet"/>
-        <w:spacing w:line="240" w:lineRule="auto"/>
-        <w:ind w:left="720"/>
-      </w:pPr>
-      <w:r>
-        <w:rPr>
-          <w:lang w:val="id_ID" w:bidi="id_ID"/>
-        </w:rPr>
-      </w:r>
-      <w:hyperlink r:id="rId41">
-        <w:r>
-          <w:rPr>
-            <w:lang w:val="id_ID" w:bidi="id_ID"/>
-          </w:rPr>
-          <w:rPr>
-            <w:color w:val="0000EE"/>
-            <w:u w:val="single"/>
-          </w:rPr>
-          <w:t>Bilangan 19:2</w:t>
-        </w:r>
-      </w:hyperlink>
+      <w:r>
+        <w:rPr>
+          <w:lang w:val="id_ID" w:bidi="id_ID"/>
+        </w:rPr>
+        <w:t>1 Raja-raja 11:11–13</w:t>
+      </w:r>
+    </w:p>
+    <w:p>
+      <w:pPr>
+        <w:pStyle w:val="ListBullet"/>
+        <w:spacing w:line="240" w:lineRule="auto"/>
+        <w:ind w:left="720"/>
+      </w:pPr>
+      <w:r>
+        <w:rPr>
+          <w:lang w:val="id_ID" w:bidi="id_ID"/>
+        </w:rPr>
+      </w:r>
+      <w:r>
+        <w:rPr>
+          <w:lang w:val="id_ID" w:bidi="id_ID"/>
+        </w:rPr>
+        <w:t>Ulangan 6:20–23</w:t>
+      </w:r>
+    </w:p>
+    <w:p>
+      <w:pPr>
+        <w:pStyle w:val="ListBullet"/>
+        <w:spacing w:line="240" w:lineRule="auto"/>
+        <w:ind w:left="720"/>
+      </w:pPr>
+      <w:r>
+        <w:rPr>
+          <w:lang w:val="id_ID" w:bidi="id_ID"/>
+        </w:rPr>
+      </w:r>
+      <w:r>
+        <w:rPr>
+          <w:lang w:val="id_ID" w:bidi="id_ID"/>
+        </w:rPr>
+        <w:t>Yehezkiel 33:15</w:t>
+      </w:r>
+    </w:p>
+    <w:p>
+      <w:pPr>
+        <w:pStyle w:val="ListBullet"/>
+        <w:spacing w:line="240" w:lineRule="auto"/>
+        <w:ind w:left="720"/>
+      </w:pPr>
+      <w:r>
+        <w:rPr>
+          <w:lang w:val="id_ID" w:bidi="id_ID"/>
+        </w:rPr>
+      </w:r>
+      <w:r>
+        <w:rPr>
+          <w:lang w:val="id_ID" w:bidi="id_ID"/>
+        </w:rPr>
+        <w:t>Bilangan 19:2</w:t>
+      </w:r>
     </w:p>
     <w:p>
       <w:pPr>
@@ -2363,138 +2189,102 @@
           <w:lang w:val="id_ID" w:bidi="id_ID"/>
         </w:rPr>
       </w:r>
-      <w:hyperlink r:id="rId42">
-        <w:r>
-          <w:rPr>
-            <w:lang w:val="id_ID" w:bidi="id_ID"/>
-          </w:rPr>
-          <w:rPr>
-            <w:color w:val="0000EE"/>
-            <w:u w:val="single"/>
-          </w:rPr>
-          <w:t>Yunus 1:7</w:t>
-        </w:r>
-      </w:hyperlink>
-    </w:p>
-    <w:p>
-      <w:pPr>
-        <w:pStyle w:val="ListBullet"/>
-        <w:spacing w:line="240" w:lineRule="auto"/>
-        <w:ind w:left="720"/>
-      </w:pPr>
-      <w:r>
-        <w:rPr>
-          <w:lang w:val="id_ID" w:bidi="id_ID"/>
-        </w:rPr>
-      </w:r>
-      <w:hyperlink r:id="rId43">
-        <w:r>
-          <w:rPr>
-            <w:lang w:val="id_ID" w:bidi="id_ID"/>
-          </w:rPr>
-          <w:rPr>
-            <w:color w:val="0000EE"/>
-            <w:u w:val="single"/>
-          </w:rPr>
-          <w:t>Lukas 1:8–10</w:t>
-        </w:r>
-      </w:hyperlink>
-    </w:p>
-    <w:p>
-      <w:pPr>
-        <w:pStyle w:val="ListBullet"/>
-        <w:spacing w:line="240" w:lineRule="auto"/>
-        <w:ind w:left="720"/>
-      </w:pPr>
-      <w:r>
-        <w:rPr>
-          <w:lang w:val="id_ID" w:bidi="id_ID"/>
-        </w:rPr>
-      </w:r>
-      <w:hyperlink r:id="rId44">
-        <w:r>
-          <w:rPr>
-            <w:lang w:val="id_ID" w:bidi="id_ID"/>
-          </w:rPr>
-          <w:rPr>
-            <w:color w:val="0000EE"/>
-            <w:u w:val="single"/>
-          </w:rPr>
-          <w:t>Lukas 23:34</w:t>
-        </w:r>
-      </w:hyperlink>
-    </w:p>
-    <w:p>
-      <w:pPr>
-        <w:pStyle w:val="ListBullet"/>
-        <w:spacing w:line="240" w:lineRule="auto"/>
-        <w:ind w:left="720"/>
-      </w:pPr>
-      <w:r>
-        <w:rPr>
-          <w:lang w:val="id_ID" w:bidi="id_ID"/>
-        </w:rPr>
-      </w:r>
-      <w:hyperlink r:id="rId45">
-        <w:r>
-          <w:rPr>
-            <w:lang w:val="id_ID" w:bidi="id_ID"/>
-          </w:rPr>
-          <w:rPr>
-            <w:color w:val="0000EE"/>
-            <w:u w:val="single"/>
-          </w:rPr>
-          <w:t>Markus 15:22</w:t>
-        </w:r>
-      </w:hyperlink>
-    </w:p>
-    <w:p>
-      <w:pPr>
-        <w:pStyle w:val="ListBullet"/>
-        <w:spacing w:line="240" w:lineRule="auto"/>
-        <w:ind w:left="720"/>
-      </w:pPr>
-      <w:r>
-        <w:rPr>
-          <w:lang w:val="id_ID" w:bidi="id_ID"/>
-        </w:rPr>
-      </w:r>
-      <w:hyperlink r:id="rId46">
-        <w:r>
-          <w:rPr>
-            <w:lang w:val="id_ID" w:bidi="id_ID"/>
-          </w:rPr>
-          <w:rPr>
-            <w:color w:val="0000EE"/>
-            <w:u w:val="single"/>
-          </w:rPr>
-          <w:t>Matius 27:35–37</w:t>
-        </w:r>
-      </w:hyperlink>
-    </w:p>
-    <w:p>
-      <w:pPr>
-        <w:pStyle w:val="ListBullet"/>
-        <w:spacing w:line="240" w:lineRule="auto"/>
-        <w:ind w:left="720"/>
-      </w:pPr>
-      <w:r>
-        <w:rPr>
-          <w:lang w:val="id_ID" w:bidi="id_ID"/>
-        </w:rPr>
-      </w:r>
-      <w:hyperlink r:id="rId47">
-        <w:r>
-          <w:rPr>
-            <w:lang w:val="id_ID" w:bidi="id_ID"/>
-          </w:rPr>
-          <w:rPr>
-            <w:color w:val="0000EE"/>
-            <w:u w:val="single"/>
-          </w:rPr>
-          <w:t>Mazmur 22:18–19</w:t>
-        </w:r>
-      </w:hyperlink>
+      <w:r>
+        <w:rPr>
+          <w:lang w:val="id_ID" w:bidi="id_ID"/>
+        </w:rPr>
+        <w:t>Yunus 1:7</w:t>
+      </w:r>
+    </w:p>
+    <w:p>
+      <w:pPr>
+        <w:pStyle w:val="ListBullet"/>
+        <w:spacing w:line="240" w:lineRule="auto"/>
+        <w:ind w:left="720"/>
+      </w:pPr>
+      <w:r>
+        <w:rPr>
+          <w:lang w:val="id_ID" w:bidi="id_ID"/>
+        </w:rPr>
+      </w:r>
+      <w:r>
+        <w:rPr>
+          <w:lang w:val="id_ID" w:bidi="id_ID"/>
+        </w:rPr>
+        <w:t>Lukas 1:8–10</w:t>
+      </w:r>
+    </w:p>
+    <w:p>
+      <w:pPr>
+        <w:pStyle w:val="ListBullet"/>
+        <w:spacing w:line="240" w:lineRule="auto"/>
+        <w:ind w:left="720"/>
+      </w:pPr>
+      <w:r>
+        <w:rPr>
+          <w:lang w:val="id_ID" w:bidi="id_ID"/>
+        </w:rPr>
+      </w:r>
+      <w:r>
+        <w:rPr>
+          <w:lang w:val="id_ID" w:bidi="id_ID"/>
+        </w:rPr>
+        <w:t>Lukas 23:34</w:t>
+      </w:r>
+    </w:p>
+    <w:p>
+      <w:pPr>
+        <w:pStyle w:val="ListBullet"/>
+        <w:spacing w:line="240" w:lineRule="auto"/>
+        <w:ind w:left="720"/>
+      </w:pPr>
+      <w:r>
+        <w:rPr>
+          <w:lang w:val="id_ID" w:bidi="id_ID"/>
+        </w:rPr>
+      </w:r>
+      <w:r>
+        <w:rPr>
+          <w:lang w:val="id_ID" w:bidi="id_ID"/>
+        </w:rPr>
+        <w:t>Markus 15:22</w:t>
+      </w:r>
+    </w:p>
+    <w:p>
+      <w:pPr>
+        <w:pStyle w:val="ListBullet"/>
+        <w:spacing w:line="240" w:lineRule="auto"/>
+        <w:ind w:left="720"/>
+      </w:pPr>
+      <w:r>
+        <w:rPr>
+          <w:lang w:val="id_ID" w:bidi="id_ID"/>
+        </w:rPr>
+      </w:r>
+      <w:r>
+        <w:rPr>
+          <w:lang w:val="id_ID" w:bidi="id_ID"/>
+        </w:rPr>
+        <w:t>Matius 27:35–37</w:t>
+      </w:r>
+    </w:p>
+    <w:p>
+      <w:pPr>
+        <w:pStyle w:val="ListBullet"/>
+        <w:spacing w:line="240" w:lineRule="auto"/>
+        <w:ind w:left="720"/>
+      </w:pPr>
+      <w:r>
+        <w:rPr>
+          <w:lang w:val="id_ID" w:bidi="id_ID"/>
+        </w:rPr>
+      </w:r>
+      <w:r>
+        <w:rPr>
+          <w:lang w:val="id_ID" w:bidi="id_ID"/>
+        </w:rPr>
+        <w:t>Mazmur 22:18–19</w:t>
+      </w:r>
     </w:p>
     <w:p>
       <w:pPr>
@@ -2802,90 +2592,66 @@
           <w:lang w:val="id_ID" w:bidi="id_ID"/>
         </w:rPr>
       </w:r>
-      <w:hyperlink r:id="rId48">
-        <w:r>
-          <w:rPr>
-            <w:lang w:val="id_ID" w:bidi="id_ID"/>
-          </w:rPr>
-          <w:rPr>
-            <w:color w:val="0000EE"/>
-            <w:u w:val="single"/>
-          </w:rPr>
-          <w:t>2 Tawarikh 2:13–14</w:t>
-        </w:r>
-      </w:hyperlink>
-    </w:p>
-    <w:p>
-      <w:pPr>
-        <w:pStyle w:val="ListBullet"/>
-        <w:spacing w:line="240" w:lineRule="auto"/>
-        <w:ind w:left="720"/>
-      </w:pPr>
-      <w:r>
-        <w:rPr>
-          <w:lang w:val="id_ID" w:bidi="id_ID"/>
-        </w:rPr>
-      </w:r>
-      <w:hyperlink r:id="rId49">
-        <w:r>
-          <w:rPr>
-            <w:lang w:val="id_ID" w:bidi="id_ID"/>
-          </w:rPr>
-          <w:rPr>
-            <w:color w:val="0000EE"/>
-            <w:u w:val="single"/>
-          </w:rPr>
-          <w:t>Daniel 5:7</w:t>
-        </w:r>
-      </w:hyperlink>
-    </w:p>
-    <w:p>
-      <w:pPr>
-        <w:pStyle w:val="ListBullet"/>
-        <w:spacing w:line="240" w:lineRule="auto"/>
-        <w:ind w:left="720"/>
-      </w:pPr>
-      <w:r>
-        <w:rPr>
-          <w:lang w:val="id_ID" w:bidi="id_ID"/>
-        </w:rPr>
-      </w:r>
-      <w:hyperlink r:id="rId50">
-        <w:r>
-          <w:rPr>
-            <w:lang w:val="id_ID" w:bidi="id_ID"/>
-          </w:rPr>
-          <w:rPr>
-            <w:color w:val="0000EE"/>
-            <w:u w:val="single"/>
-          </w:rPr>
-          <w:t>Daniel 5:29–31</w:t>
-        </w:r>
-      </w:hyperlink>
-    </w:p>
-    <w:p>
-      <w:pPr>
-        <w:pStyle w:val="ListBullet"/>
-        <w:spacing w:line="240" w:lineRule="auto"/>
-        <w:ind w:left="720"/>
-      </w:pPr>
-      <w:r>
-        <w:rPr>
-          <w:lang w:val="id_ID" w:bidi="id_ID"/>
-        </w:rPr>
-      </w:r>
-      <w:hyperlink r:id="rId51">
-        <w:r>
-          <w:rPr>
-            <w:lang w:val="id_ID" w:bidi="id_ID"/>
-          </w:rPr>
-          <w:rPr>
-            <w:color w:val="0000EE"/>
-            <w:u w:val="single"/>
-          </w:rPr>
-          <w:t>Amsal 31:22–23</w:t>
-        </w:r>
-      </w:hyperlink>
+      <w:r>
+        <w:rPr>
+          <w:lang w:val="id_ID" w:bidi="id_ID"/>
+        </w:rPr>
+        <w:t>2 Tawarikh 2:13–14</w:t>
+      </w:r>
+    </w:p>
+    <w:p>
+      <w:pPr>
+        <w:pStyle w:val="ListBullet"/>
+        <w:spacing w:line="240" w:lineRule="auto"/>
+        <w:ind w:left="720"/>
+      </w:pPr>
+      <w:r>
+        <w:rPr>
+          <w:lang w:val="id_ID" w:bidi="id_ID"/>
+        </w:rPr>
+      </w:r>
+      <w:r>
+        <w:rPr>
+          <w:lang w:val="id_ID" w:bidi="id_ID"/>
+        </w:rPr>
+        <w:t>Daniel 5:7</w:t>
+      </w:r>
+    </w:p>
+    <w:p>
+      <w:pPr>
+        <w:pStyle w:val="ListBullet"/>
+        <w:spacing w:line="240" w:lineRule="auto"/>
+        <w:ind w:left="720"/>
+      </w:pPr>
+      <w:r>
+        <w:rPr>
+          <w:lang w:val="id_ID" w:bidi="id_ID"/>
+        </w:rPr>
+      </w:r>
+      <w:r>
+        <w:rPr>
+          <w:lang w:val="id_ID" w:bidi="id_ID"/>
+        </w:rPr>
+        <w:t>Daniel 5:29–31</w:t>
+      </w:r>
+    </w:p>
+    <w:p>
+      <w:pPr>
+        <w:pStyle w:val="ListBullet"/>
+        <w:spacing w:line="240" w:lineRule="auto"/>
+        <w:ind w:left="720"/>
+      </w:pPr>
+      <w:r>
+        <w:rPr>
+          <w:lang w:val="id_ID" w:bidi="id_ID"/>
+        </w:rPr>
+      </w:r>
+      <w:r>
+        <w:rPr>
+          <w:lang w:val="id_ID" w:bidi="id_ID"/>
+        </w:rPr>
+        <w:t>Amsal 31:22–23</w:t>
+      </w:r>
     </w:p>
     <w:p>
       <w:pPr>
@@ -3119,138 +2885,102 @@
           <w:lang w:val="id_ID" w:bidi="id_ID"/>
         </w:rPr>
       </w:r>
-      <w:hyperlink r:id="rId52">
-        <w:r>
-          <w:rPr>
-            <w:lang w:val="id_ID" w:bidi="id_ID"/>
-          </w:rPr>
-          <w:rPr>
-            <w:color w:val="0000EE"/>
-            <w:u w:val="single"/>
-          </w:rPr>
-          <w:t>1 Tawarikh 5:21</w:t>
-        </w:r>
-      </w:hyperlink>
-    </w:p>
-    <w:p>
-      <w:pPr>
-        <w:pStyle w:val="ListBullet"/>
-        <w:spacing w:line="240" w:lineRule="auto"/>
-        <w:ind w:left="720"/>
-      </w:pPr>
-      <w:r>
-        <w:rPr>
-          <w:lang w:val="id_ID" w:bidi="id_ID"/>
-        </w:rPr>
-      </w:r>
-      <w:hyperlink r:id="rId53">
-        <w:r>
-          <w:rPr>
-            <w:lang w:val="id_ID" w:bidi="id_ID"/>
-          </w:rPr>
-          <w:rPr>
-            <w:color w:val="0000EE"/>
-            <w:u w:val="single"/>
-          </w:rPr>
-          <w:t>2 Tawarikh 9:1–2</w:t>
-        </w:r>
-      </w:hyperlink>
-    </w:p>
-    <w:p>
-      <w:pPr>
-        <w:pStyle w:val="ListBullet"/>
-        <w:spacing w:line="240" w:lineRule="auto"/>
-        <w:ind w:left="720"/>
-      </w:pPr>
-      <w:r>
-        <w:rPr>
-          <w:lang w:val="id_ID" w:bidi="id_ID"/>
-        </w:rPr>
-      </w:r>
-      <w:hyperlink r:id="rId54">
-        <w:r>
-          <w:rPr>
-            <w:lang w:val="id_ID" w:bidi="id_ID"/>
-          </w:rPr>
-          <w:rPr>
-            <w:color w:val="0000EE"/>
-            <w:u w:val="single"/>
-          </w:rPr>
-          <w:t>Keluaran 9:1–4</w:t>
-        </w:r>
-      </w:hyperlink>
-    </w:p>
-    <w:p>
-      <w:pPr>
-        <w:pStyle w:val="ListBullet"/>
-        <w:spacing w:line="240" w:lineRule="auto"/>
-        <w:ind w:left="720"/>
-      </w:pPr>
-      <w:r>
-        <w:rPr>
-          <w:lang w:val="id_ID" w:bidi="id_ID"/>
-        </w:rPr>
-      </w:r>
-      <w:hyperlink r:id="rId55">
-        <w:r>
-          <w:rPr>
-            <w:lang w:val="id_ID" w:bidi="id_ID"/>
-          </w:rPr>
-          <w:rPr>
-            <w:color w:val="0000EE"/>
-            <w:u w:val="single"/>
-          </w:rPr>
-          <w:t>Markus 10:25</w:t>
-        </w:r>
-      </w:hyperlink>
-    </w:p>
-    <w:p>
-      <w:pPr>
-        <w:pStyle w:val="ListBullet"/>
-        <w:spacing w:line="240" w:lineRule="auto"/>
-        <w:ind w:left="720"/>
-      </w:pPr>
-      <w:r>
-        <w:rPr>
-          <w:lang w:val="id_ID" w:bidi="id_ID"/>
-        </w:rPr>
-      </w:r>
-      <w:hyperlink r:id="rId56">
-        <w:r>
-          <w:rPr>
-            <w:lang w:val="id_ID" w:bidi="id_ID"/>
-          </w:rPr>
-          <w:rPr>
-            <w:color w:val="0000EE"/>
-            <w:u w:val="single"/>
-          </w:rPr>
-          <w:t>Matius 3:4</w:t>
-        </w:r>
-      </w:hyperlink>
-    </w:p>
-    <w:p>
-      <w:pPr>
-        <w:pStyle w:val="ListBullet"/>
-        <w:spacing w:line="240" w:lineRule="auto"/>
-        <w:ind w:left="720"/>
-      </w:pPr>
-      <w:r>
-        <w:rPr>
-          <w:lang w:val="id_ID" w:bidi="id_ID"/>
-        </w:rPr>
-      </w:r>
-      <w:hyperlink r:id="rId57">
-        <w:r>
-          <w:rPr>
-            <w:lang w:val="id_ID" w:bidi="id_ID"/>
-          </w:rPr>
-          <w:rPr>
-            <w:color w:val="0000EE"/>
-            <w:u w:val="single"/>
-          </w:rPr>
-          <w:t>Matius 19:23–24</w:t>
-        </w:r>
-      </w:hyperlink>
+      <w:r>
+        <w:rPr>
+          <w:lang w:val="id_ID" w:bidi="id_ID"/>
+        </w:rPr>
+        <w:t>1 Tawarikh 5:21</w:t>
+      </w:r>
+    </w:p>
+    <w:p>
+      <w:pPr>
+        <w:pStyle w:val="ListBullet"/>
+        <w:spacing w:line="240" w:lineRule="auto"/>
+        <w:ind w:left="720"/>
+      </w:pPr>
+      <w:r>
+        <w:rPr>
+          <w:lang w:val="id_ID" w:bidi="id_ID"/>
+        </w:rPr>
+      </w:r>
+      <w:r>
+        <w:rPr>
+          <w:lang w:val="id_ID" w:bidi="id_ID"/>
+        </w:rPr>
+        <w:t>2 Tawarikh 9:1–2</w:t>
+      </w:r>
+    </w:p>
+    <w:p>
+      <w:pPr>
+        <w:pStyle w:val="ListBullet"/>
+        <w:spacing w:line="240" w:lineRule="auto"/>
+        <w:ind w:left="720"/>
+      </w:pPr>
+      <w:r>
+        <w:rPr>
+          <w:lang w:val="id_ID" w:bidi="id_ID"/>
+        </w:rPr>
+      </w:r>
+      <w:r>
+        <w:rPr>
+          <w:lang w:val="id_ID" w:bidi="id_ID"/>
+        </w:rPr>
+        <w:t>Keluaran 9:1–4</w:t>
+      </w:r>
+    </w:p>
+    <w:p>
+      <w:pPr>
+        <w:pStyle w:val="ListBullet"/>
+        <w:spacing w:line="240" w:lineRule="auto"/>
+        <w:ind w:left="720"/>
+      </w:pPr>
+      <w:r>
+        <w:rPr>
+          <w:lang w:val="id_ID" w:bidi="id_ID"/>
+        </w:rPr>
+      </w:r>
+      <w:r>
+        <w:rPr>
+          <w:lang w:val="id_ID" w:bidi="id_ID"/>
+        </w:rPr>
+        <w:t>Markus 10:25</w:t>
+      </w:r>
+    </w:p>
+    <w:p>
+      <w:pPr>
+        <w:pStyle w:val="ListBullet"/>
+        <w:spacing w:line="240" w:lineRule="auto"/>
+        <w:ind w:left="720"/>
+      </w:pPr>
+      <w:r>
+        <w:rPr>
+          <w:lang w:val="id_ID" w:bidi="id_ID"/>
+        </w:rPr>
+      </w:r>
+      <w:r>
+        <w:rPr>
+          <w:lang w:val="id_ID" w:bidi="id_ID"/>
+        </w:rPr>
+        <w:t>Matius 3:4</w:t>
+      </w:r>
+    </w:p>
+    <w:p>
+      <w:pPr>
+        <w:pStyle w:val="ListBullet"/>
+        <w:spacing w:line="240" w:lineRule="auto"/>
+        <w:ind w:left="720"/>
+      </w:pPr>
+      <w:r>
+        <w:rPr>
+          <w:lang w:val="id_ID" w:bidi="id_ID"/>
+        </w:rPr>
+      </w:r>
+      <w:r>
+        <w:rPr>
+          <w:lang w:val="id_ID" w:bidi="id_ID"/>
+        </w:rPr>
+        <w:t>Matius 19:23–24</w:t>
+      </w:r>
     </w:p>
     <w:p>
       <w:pPr>
@@ -3555,66 +3285,48 @@
           <w:lang w:val="id_ID" w:bidi="id_ID"/>
         </w:rPr>
       </w:r>
-      <w:hyperlink r:id="rId58">
-        <w:r>
-          <w:rPr>
-            <w:lang w:val="id_ID" w:bidi="id_ID"/>
-          </w:rPr>
-          <w:rPr>
-            <w:color w:val="0000EE"/>
-            <w:u w:val="single"/>
-          </w:rPr>
-          <w:t>2 Samuel 20:23–26</w:t>
-        </w:r>
-      </w:hyperlink>
-    </w:p>
-    <w:p>
-      <w:pPr>
-        <w:pStyle w:val="ListBullet"/>
-        <w:spacing w:line="240" w:lineRule="auto"/>
-        <w:ind w:left="720"/>
-      </w:pPr>
-      <w:r>
-        <w:rPr>
-          <w:lang w:val="id_ID" w:bidi="id_ID"/>
-        </w:rPr>
-      </w:r>
-      <w:hyperlink r:id="rId15">
-        <w:r>
-          <w:rPr>
-            <w:lang w:val="id_ID" w:bidi="id_ID"/>
-          </w:rPr>
-          <w:rPr>
-            <w:color w:val="0000EE"/>
-            <w:u w:val="single"/>
-          </w:rPr>
-          <w:t>Kisah Para Rasul 6:4</w:t>
-        </w:r>
-      </w:hyperlink>
-    </w:p>
-    <w:p>
-      <w:pPr>
-        <w:pStyle w:val="ListBullet"/>
-        <w:spacing w:line="240" w:lineRule="auto"/>
-        <w:ind w:left="720"/>
-      </w:pPr>
-      <w:r>
-        <w:rPr>
-          <w:lang w:val="id_ID" w:bidi="id_ID"/>
-        </w:rPr>
-      </w:r>
-      <w:hyperlink r:id="rId15">
-        <w:r>
-          <w:rPr>
-            <w:lang w:val="id_ID" w:bidi="id_ID"/>
-          </w:rPr>
-          <w:rPr>
-            <w:color w:val="0000EE"/>
-            <w:u w:val="single"/>
-          </w:rPr>
-          <w:t>Kisah Para Rasul 21:17–19</w:t>
-        </w:r>
-      </w:hyperlink>
+      <w:r>
+        <w:rPr>
+          <w:lang w:val="id_ID" w:bidi="id_ID"/>
+        </w:rPr>
+        <w:t>2 Samuel 20:23–26</w:t>
+      </w:r>
+    </w:p>
+    <w:p>
+      <w:pPr>
+        <w:pStyle w:val="ListBullet"/>
+        <w:spacing w:line="240" w:lineRule="auto"/>
+        <w:ind w:left="720"/>
+      </w:pPr>
+      <w:r>
+        <w:rPr>
+          <w:lang w:val="id_ID" w:bidi="id_ID"/>
+        </w:rPr>
+      </w:r>
+      <w:r>
+        <w:rPr>
+          <w:lang w:val="id_ID" w:bidi="id_ID"/>
+        </w:rPr>
+        <w:t>Kisah Para Rasul 6:4</w:t>
+      </w:r>
+    </w:p>
+    <w:p>
+      <w:pPr>
+        <w:pStyle w:val="ListBullet"/>
+        <w:spacing w:line="240" w:lineRule="auto"/>
+        <w:ind w:left="720"/>
+      </w:pPr>
+      <w:r>
+        <w:rPr>
+          <w:lang w:val="id_ID" w:bidi="id_ID"/>
+        </w:rPr>
+      </w:r>
+      <w:r>
+        <w:rPr>
+          <w:lang w:val="id_ID" w:bidi="id_ID"/>
+        </w:rPr>
+        <w:t>Kisah Para Rasul 21:17–19</w:t>
+      </w:r>
     </w:p>
     <w:p>
       <w:pPr>
@@ -3853,138 +3565,102 @@
           <w:lang w:val="id_ID" w:bidi="id_ID"/>
         </w:rPr>
       </w:r>
-      <w:hyperlink r:id="rId59">
-        <w:r>
-          <w:rPr>
-            <w:lang w:val="id_ID" w:bidi="id_ID"/>
-          </w:rPr>
-          <w:rPr>
-            <w:color w:val="0000EE"/>
-            <w:u w:val="single"/>
-          </w:rPr>
-          <w:t>Ulangan 32:6</w:t>
-        </w:r>
-      </w:hyperlink>
-    </w:p>
-    <w:p>
-      <w:pPr>
-        <w:pStyle w:val="ListBullet"/>
-        <w:spacing w:line="240" w:lineRule="auto"/>
-        <w:ind w:left="720"/>
-      </w:pPr>
-      <w:r>
-        <w:rPr>
-          <w:lang w:val="id_ID" w:bidi="id_ID"/>
-        </w:rPr>
-      </w:r>
-      <w:hyperlink r:id="rId60">
-        <w:r>
-          <w:rPr>
-            <w:lang w:val="id_ID" w:bidi="id_ID"/>
-          </w:rPr>
-          <w:rPr>
-            <w:color w:val="0000EE"/>
-            <w:u w:val="single"/>
-          </w:rPr>
-          <w:t>Yesaya 40:10</w:t>
-        </w:r>
-      </w:hyperlink>
-    </w:p>
-    <w:p>
-      <w:pPr>
-        <w:pStyle w:val="ListBullet"/>
-        <w:spacing w:line="240" w:lineRule="auto"/>
-        <w:ind w:left="720"/>
-      </w:pPr>
-      <w:r>
-        <w:rPr>
-          <w:lang w:val="id_ID" w:bidi="id_ID"/>
-        </w:rPr>
-      </w:r>
-      <w:hyperlink r:id="rId61">
-        <w:r>
-          <w:rPr>
-            <w:lang w:val="id_ID" w:bidi="id_ID"/>
-          </w:rPr>
-          <w:rPr>
-            <w:color w:val="0000EE"/>
-            <w:u w:val="single"/>
-          </w:rPr>
-          <w:t>Lukas 6:35</w:t>
-        </w:r>
-      </w:hyperlink>
-    </w:p>
-    <w:p>
-      <w:pPr>
-        <w:pStyle w:val="ListBullet"/>
-        <w:spacing w:line="240" w:lineRule="auto"/>
-        <w:ind w:left="720"/>
-      </w:pPr>
-      <w:r>
-        <w:rPr>
-          <w:lang w:val="id_ID" w:bidi="id_ID"/>
-        </w:rPr>
-      </w:r>
-      <w:hyperlink r:id="rId62">
-        <w:r>
-          <w:rPr>
-            <w:lang w:val="id_ID" w:bidi="id_ID"/>
-          </w:rPr>
-          <w:rPr>
-            <w:color w:val="0000EE"/>
-            <w:u w:val="single"/>
-          </w:rPr>
-          <w:t>Markus 9:40–41</w:t>
-        </w:r>
-      </w:hyperlink>
-    </w:p>
-    <w:p>
-      <w:pPr>
-        <w:pStyle w:val="ListBullet"/>
-        <w:spacing w:line="240" w:lineRule="auto"/>
-        <w:ind w:left="720"/>
-      </w:pPr>
-      <w:r>
-        <w:rPr>
-          <w:lang w:val="id_ID" w:bidi="id_ID"/>
-        </w:rPr>
-      </w:r>
-      <w:hyperlink r:id="rId63">
-        <w:r>
-          <w:rPr>
-            <w:lang w:val="id_ID" w:bidi="id_ID"/>
-          </w:rPr>
-          <w:rPr>
-            <w:color w:val="0000EE"/>
-            <w:u w:val="single"/>
-          </w:rPr>
-          <w:t>Matius 5:11–12</w:t>
-        </w:r>
-      </w:hyperlink>
-    </w:p>
-    <w:p>
-      <w:pPr>
-        <w:pStyle w:val="ListBullet"/>
-        <w:spacing w:line="240" w:lineRule="auto"/>
-        <w:ind w:left="720"/>
-      </w:pPr>
-      <w:r>
-        <w:rPr>
-          <w:lang w:val="id_ID" w:bidi="id_ID"/>
-        </w:rPr>
-      </w:r>
-      <w:hyperlink r:id="rId64">
-        <w:r>
-          <w:rPr>
-            <w:lang w:val="id_ID" w:bidi="id_ID"/>
-          </w:rPr>
-          <w:rPr>
-            <w:color w:val="0000EE"/>
-            <w:u w:val="single"/>
-          </w:rPr>
-          <w:t>Matius 6:3–4</w:t>
-        </w:r>
-      </w:hyperlink>
+      <w:r>
+        <w:rPr>
+          <w:lang w:val="id_ID" w:bidi="id_ID"/>
+        </w:rPr>
+        <w:t>Ulangan 32:6</w:t>
+      </w:r>
+    </w:p>
+    <w:p>
+      <w:pPr>
+        <w:pStyle w:val="ListBullet"/>
+        <w:spacing w:line="240" w:lineRule="auto"/>
+        <w:ind w:left="720"/>
+      </w:pPr>
+      <w:r>
+        <w:rPr>
+          <w:lang w:val="id_ID" w:bidi="id_ID"/>
+        </w:rPr>
+      </w:r>
+      <w:r>
+        <w:rPr>
+          <w:lang w:val="id_ID" w:bidi="id_ID"/>
+        </w:rPr>
+        <w:t>Yesaya 40:10</w:t>
+      </w:r>
+    </w:p>
+    <w:p>
+      <w:pPr>
+        <w:pStyle w:val="ListBullet"/>
+        <w:spacing w:line="240" w:lineRule="auto"/>
+        <w:ind w:left="720"/>
+      </w:pPr>
+      <w:r>
+        <w:rPr>
+          <w:lang w:val="id_ID" w:bidi="id_ID"/>
+        </w:rPr>
+      </w:r>
+      <w:r>
+        <w:rPr>
+          <w:lang w:val="id_ID" w:bidi="id_ID"/>
+        </w:rPr>
+        <w:t>Lukas 6:35</w:t>
+      </w:r>
+    </w:p>
+    <w:p>
+      <w:pPr>
+        <w:pStyle w:val="ListBullet"/>
+        <w:spacing w:line="240" w:lineRule="auto"/>
+        <w:ind w:left="720"/>
+      </w:pPr>
+      <w:r>
+        <w:rPr>
+          <w:lang w:val="id_ID" w:bidi="id_ID"/>
+        </w:rPr>
+      </w:r>
+      <w:r>
+        <w:rPr>
+          <w:lang w:val="id_ID" w:bidi="id_ID"/>
+        </w:rPr>
+        <w:t>Markus 9:40–41</w:t>
+      </w:r>
+    </w:p>
+    <w:p>
+      <w:pPr>
+        <w:pStyle w:val="ListBullet"/>
+        <w:spacing w:line="240" w:lineRule="auto"/>
+        <w:ind w:left="720"/>
+      </w:pPr>
+      <w:r>
+        <w:rPr>
+          <w:lang w:val="id_ID" w:bidi="id_ID"/>
+        </w:rPr>
+      </w:r>
+      <w:r>
+        <w:rPr>
+          <w:lang w:val="id_ID" w:bidi="id_ID"/>
+        </w:rPr>
+        <w:t>Matius 5:11–12</w:t>
+      </w:r>
+    </w:p>
+    <w:p>
+      <w:pPr>
+        <w:pStyle w:val="ListBullet"/>
+        <w:spacing w:line="240" w:lineRule="auto"/>
+        <w:ind w:left="720"/>
+      </w:pPr>
+      <w:r>
+        <w:rPr>
+          <w:lang w:val="id_ID" w:bidi="id_ID"/>
+        </w:rPr>
+      </w:r>
+      <w:r>
+        <w:rPr>
+          <w:lang w:val="id_ID" w:bidi="id_ID"/>
+        </w:rPr>
+        <w:t>Matius 6:3–4</w:t>
+      </w:r>
     </w:p>
     <w:p>
       <w:pPr>
@@ -4015,18 +3691,12 @@
           <w:lang w:val="id_ID" w:bidi="id_ID"/>
         </w:rPr>
       </w:r>
-      <w:hyperlink r:id="rId65">
-        <w:r>
-          <w:rPr>
-            <w:lang w:val="id_ID" w:bidi="id_ID"/>
-          </w:rPr>
-          <w:rPr>
-            <w:color w:val="0000EE"/>
-            <w:u w:val="single"/>
-          </w:rPr>
-          <w:t>Wahyu 11:18</w:t>
-        </w:r>
-      </w:hyperlink>
+      <w:r>
+        <w:rPr>
+          <w:lang w:val="id_ID" w:bidi="id_ID"/>
+        </w:rPr>
+        <w:t>Wahyu 11:18</w:t>
+      </w:r>
     </w:p>
     <w:p>
       <w:pPr>
@@ -4265,90 +3935,66 @@
           <w:lang w:val="id_ID" w:bidi="id_ID"/>
         </w:rPr>
       </w:r>
-      <w:hyperlink r:id="rId66">
-        <w:r>
-          <w:rPr>
-            <w:lang w:val="id_ID" w:bidi="id_ID"/>
-          </w:rPr>
-          <w:rPr>
-            <w:color w:val="0000EE"/>
-            <w:u w:val="single"/>
-          </w:rPr>
-          <w:t>1 Tawarikh 18:1–2</w:t>
-        </w:r>
-      </w:hyperlink>
-    </w:p>
-    <w:p>
-      <w:pPr>
-        <w:pStyle w:val="ListBullet"/>
-        <w:spacing w:line="240" w:lineRule="auto"/>
-        <w:ind w:left="720"/>
-      </w:pPr>
-      <w:r>
-        <w:rPr>
-          <w:lang w:val="id_ID" w:bidi="id_ID"/>
-        </w:rPr>
-      </w:r>
-      <w:hyperlink r:id="rId67">
-        <w:r>
-          <w:rPr>
-            <w:lang w:val="id_ID" w:bidi="id_ID"/>
-          </w:rPr>
-          <w:rPr>
-            <w:color w:val="0000EE"/>
-            <w:u w:val="single"/>
-          </w:rPr>
-          <w:t>2 Tawarikh 9:22–24</w:t>
-        </w:r>
-      </w:hyperlink>
-    </w:p>
-    <w:p>
-      <w:pPr>
-        <w:pStyle w:val="ListBullet"/>
-        <w:spacing w:line="240" w:lineRule="auto"/>
-        <w:ind w:left="720"/>
-      </w:pPr>
-      <w:r>
-        <w:rPr>
-          <w:lang w:val="id_ID" w:bidi="id_ID"/>
-        </w:rPr>
-      </w:r>
-      <w:hyperlink r:id="rId68">
-        <w:r>
-          <w:rPr>
-            <w:lang w:val="id_ID" w:bidi="id_ID"/>
-          </w:rPr>
-          <w:rPr>
-            <w:color w:val="0000EE"/>
-            <w:u w:val="single"/>
-          </w:rPr>
-          <w:t>2 Raja-raja 17:3</w:t>
-        </w:r>
-      </w:hyperlink>
-    </w:p>
-    <w:p>
-      <w:pPr>
-        <w:pStyle w:val="ListBullet"/>
-        <w:spacing w:line="240" w:lineRule="auto"/>
-        <w:ind w:left="720"/>
-      </w:pPr>
-      <w:r>
-        <w:rPr>
-          <w:lang w:val="id_ID" w:bidi="id_ID"/>
-        </w:rPr>
-      </w:r>
-      <w:hyperlink r:id="rId69">
-        <w:r>
-          <w:rPr>
-            <w:lang w:val="id_ID" w:bidi="id_ID"/>
-          </w:rPr>
-          <w:rPr>
-            <w:color w:val="0000EE"/>
-            <w:u w:val="single"/>
-          </w:rPr>
-          <w:t>Lukas 23:2</w:t>
-        </w:r>
-      </w:hyperlink>
+      <w:r>
+        <w:rPr>
+          <w:lang w:val="id_ID" w:bidi="id_ID"/>
+        </w:rPr>
+        <w:t>1 Tawarikh 18:1–2</w:t>
+      </w:r>
+    </w:p>
+    <w:p>
+      <w:pPr>
+        <w:pStyle w:val="ListBullet"/>
+        <w:spacing w:line="240" w:lineRule="auto"/>
+        <w:ind w:left="720"/>
+      </w:pPr>
+      <w:r>
+        <w:rPr>
+          <w:lang w:val="id_ID" w:bidi="id_ID"/>
+        </w:rPr>
+      </w:r>
+      <w:r>
+        <w:rPr>
+          <w:lang w:val="id_ID" w:bidi="id_ID"/>
+        </w:rPr>
+        <w:t>2 Tawarikh 9:22–24</w:t>
+      </w:r>
+    </w:p>
+    <w:p>
+      <w:pPr>
+        <w:pStyle w:val="ListBullet"/>
+        <w:spacing w:line="240" w:lineRule="auto"/>
+        <w:ind w:left="720"/>
+      </w:pPr>
+      <w:r>
+        <w:rPr>
+          <w:lang w:val="id_ID" w:bidi="id_ID"/>
+        </w:rPr>
+      </w:r>
+      <w:r>
+        <w:rPr>
+          <w:lang w:val="id_ID" w:bidi="id_ID"/>
+        </w:rPr>
+        <w:t>2 Raja-raja 17:3</w:t>
+      </w:r>
+    </w:p>
+    <w:p>
+      <w:pPr>
+        <w:pStyle w:val="ListBullet"/>
+        <w:spacing w:line="240" w:lineRule="auto"/>
+        <w:ind w:left="720"/>
+      </w:pPr>
+      <w:r>
+        <w:rPr>
+          <w:lang w:val="id_ID" w:bidi="id_ID"/>
+        </w:rPr>
+      </w:r>
+      <w:r>
+        <w:rPr>
+          <w:lang w:val="id_ID" w:bidi="id_ID"/>
+        </w:rPr>
+        <w:t>Lukas 23:2</w:t>
+      </w:r>
     </w:p>
     <w:p>
       <w:pPr>
@@ -4604,42 +4250,30 @@
           <w:lang w:val="id_ID" w:bidi="id_ID"/>
         </w:rPr>
       </w:r>
-      <w:hyperlink r:id="rId70">
-        <w:r>
-          <w:rPr>
-            <w:lang w:val="id_ID" w:bidi="id_ID"/>
-          </w:rPr>
-          <w:rPr>
-            <w:color w:val="0000EE"/>
-            <w:u w:val="single"/>
-          </w:rPr>
-          <w:t>Kejadian 11:27–28</w:t>
-        </w:r>
-      </w:hyperlink>
-    </w:p>
-    <w:p>
-      <w:pPr>
-        <w:pStyle w:val="ListBullet"/>
-        <w:spacing w:line="240" w:lineRule="auto"/>
-        <w:ind w:left="720"/>
-      </w:pPr>
-      <w:r>
-        <w:rPr>
-          <w:lang w:val="id_ID" w:bidi="id_ID"/>
-        </w:rPr>
-      </w:r>
-      <w:hyperlink r:id="rId71">
-        <w:r>
-          <w:rPr>
-            <w:lang w:val="id_ID" w:bidi="id_ID"/>
-          </w:rPr>
-          <w:rPr>
-            <w:color w:val="0000EE"/>
-            <w:u w:val="single"/>
-          </w:rPr>
-          <w:t>Kejadian 11:31</w:t>
-        </w:r>
-      </w:hyperlink>
+      <w:r>
+        <w:rPr>
+          <w:lang w:val="id_ID" w:bidi="id_ID"/>
+        </w:rPr>
+        <w:t>Kejadian 11:27–28</w:t>
+      </w:r>
+    </w:p>
+    <w:p>
+      <w:pPr>
+        <w:pStyle w:val="ListBullet"/>
+        <w:spacing w:line="240" w:lineRule="auto"/>
+        <w:ind w:left="720"/>
+      </w:pPr>
+      <w:r>
+        <w:rPr>
+          <w:lang w:val="id_ID" w:bidi="id_ID"/>
+        </w:rPr>
+      </w:r>
+      <w:r>
+        <w:rPr>
+          <w:lang w:val="id_ID" w:bidi="id_ID"/>
+        </w:rPr>
+        <w:t>Kejadian 11:31</w:t>
+      </w:r>
     </w:p>
     <w:p>
       <w:pPr>
@@ -4899,90 +4533,66 @@
           <w:lang w:val="id_ID" w:bidi="id_ID"/>
         </w:rPr>
       </w:r>
-      <w:hyperlink r:id="rId72">
-        <w:r>
-          <w:rPr>
-            <w:lang w:val="id_ID" w:bidi="id_ID"/>
-          </w:rPr>
-          <w:rPr>
-            <w:color w:val="0000EE"/>
-            <w:u w:val="single"/>
-          </w:rPr>
-          <w:t>1 Raja-raja 15:5</w:t>
-        </w:r>
-      </w:hyperlink>
-    </w:p>
-    <w:p>
-      <w:pPr>
-        <w:pStyle w:val="ListBullet"/>
-        <w:spacing w:line="240" w:lineRule="auto"/>
-        <w:ind w:left="720"/>
-      </w:pPr>
-      <w:r>
-        <w:rPr>
-          <w:lang w:val="id_ID" w:bidi="id_ID"/>
-        </w:rPr>
-      </w:r>
-      <w:hyperlink r:id="rId58">
-        <w:r>
-          <w:rPr>
-            <w:lang w:val="id_ID" w:bidi="id_ID"/>
-          </w:rPr>
-          <w:rPr>
-            <w:color w:val="0000EE"/>
-            <w:u w:val="single"/>
-          </w:rPr>
-          <w:t>2 Samuel 11:3</w:t>
-        </w:r>
-      </w:hyperlink>
-    </w:p>
-    <w:p>
-      <w:pPr>
-        <w:pStyle w:val="ListBullet"/>
-        <w:spacing w:line="240" w:lineRule="auto"/>
-        <w:ind w:left="720"/>
-      </w:pPr>
-      <w:r>
-        <w:rPr>
-          <w:lang w:val="id_ID" w:bidi="id_ID"/>
-        </w:rPr>
-      </w:r>
-      <w:hyperlink r:id="rId58">
-        <w:r>
-          <w:rPr>
-            <w:lang w:val="id_ID" w:bidi="id_ID"/>
-          </w:rPr>
-          <w:rPr>
-            <w:color w:val="0000EE"/>
-            <w:u w:val="single"/>
-          </w:rPr>
-          <w:t>2 Samuel 11:26–27</w:t>
-        </w:r>
-      </w:hyperlink>
-    </w:p>
-    <w:p>
-      <w:pPr>
-        <w:pStyle w:val="ListBullet"/>
-        <w:spacing w:line="240" w:lineRule="auto"/>
-        <w:ind w:left="720"/>
-      </w:pPr>
-      <w:r>
-        <w:rPr>
-          <w:lang w:val="id_ID" w:bidi="id_ID"/>
-        </w:rPr>
-      </w:r>
-      <w:hyperlink r:id="rId73">
-        <w:r>
-          <w:rPr>
-            <w:lang w:val="id_ID" w:bidi="id_ID"/>
-          </w:rPr>
-          <w:rPr>
-            <w:color w:val="0000EE"/>
-            <w:u w:val="single"/>
-          </w:rPr>
-          <w:t>Nehemia 3:4</w:t>
-        </w:r>
-      </w:hyperlink>
+      <w:r>
+        <w:rPr>
+          <w:lang w:val="id_ID" w:bidi="id_ID"/>
+        </w:rPr>
+        <w:t>1 Raja-raja 15:5</w:t>
+      </w:r>
+    </w:p>
+    <w:p>
+      <w:pPr>
+        <w:pStyle w:val="ListBullet"/>
+        <w:spacing w:line="240" w:lineRule="auto"/>
+        <w:ind w:left="720"/>
+      </w:pPr>
+      <w:r>
+        <w:rPr>
+          <w:lang w:val="id_ID" w:bidi="id_ID"/>
+        </w:rPr>
+      </w:r>
+      <w:r>
+        <w:rPr>
+          <w:lang w:val="id_ID" w:bidi="id_ID"/>
+        </w:rPr>
+        <w:t>2 Samuel 11:3</w:t>
+      </w:r>
+    </w:p>
+    <w:p>
+      <w:pPr>
+        <w:pStyle w:val="ListBullet"/>
+        <w:spacing w:line="240" w:lineRule="auto"/>
+        <w:ind w:left="720"/>
+      </w:pPr>
+      <w:r>
+        <w:rPr>
+          <w:lang w:val="id_ID" w:bidi="id_ID"/>
+        </w:rPr>
+      </w:r>
+      <w:r>
+        <w:rPr>
+          <w:lang w:val="id_ID" w:bidi="id_ID"/>
+        </w:rPr>
+        <w:t>2 Samuel 11:26–27</w:t>
+      </w:r>
+    </w:p>
+    <w:p>
+      <w:pPr>
+        <w:pStyle w:val="ListBullet"/>
+        <w:spacing w:line="240" w:lineRule="auto"/>
+        <w:ind w:left="720"/>
+      </w:pPr>
+      <w:r>
+        <w:rPr>
+          <w:lang w:val="id_ID" w:bidi="id_ID"/>
+        </w:rPr>
+      </w:r>
+      <w:r>
+        <w:rPr>
+          <w:lang w:val="id_ID" w:bidi="id_ID"/>
+        </w:rPr>
+        <w:t>Nehemia 3:4</w:t>
+      </w:r>
     </w:p>
     <w:p>
       <w:pPr>
@@ -5342,114 +4952,84 @@
           <w:lang w:val="id_ID" w:bidi="id_ID"/>
         </w:rPr>
       </w:r>
-      <w:hyperlink r:id="rId72">
-        <w:r>
-          <w:rPr>
-            <w:lang w:val="id_ID" w:bidi="id_ID"/>
-          </w:rPr>
-          <w:rPr>
-            <w:color w:val="0000EE"/>
-            <w:u w:val="single"/>
-          </w:rPr>
-          <w:t>1 Raja-Raja 19:1–3</w:t>
-        </w:r>
-      </w:hyperlink>
-    </w:p>
-    <w:p>
-      <w:pPr>
-        <w:pStyle w:val="ListBullet"/>
-        <w:spacing w:line="240" w:lineRule="auto"/>
-        <w:ind w:left="720"/>
-      </w:pPr>
-      <w:r>
-        <w:rPr>
-          <w:lang w:val="id_ID" w:bidi="id_ID"/>
-        </w:rPr>
-      </w:r>
-      <w:hyperlink r:id="rId74">
-        <w:r>
-          <w:rPr>
-            <w:lang w:val="id_ID" w:bidi="id_ID"/>
-          </w:rPr>
-          <w:rPr>
-            <w:color w:val="0000EE"/>
-            <w:u w:val="single"/>
-          </w:rPr>
-          <w:t>1 Samuel 6:21</w:t>
-        </w:r>
-      </w:hyperlink>
-    </w:p>
-    <w:p>
-      <w:pPr>
-        <w:pStyle w:val="ListBullet"/>
-        <w:spacing w:line="240" w:lineRule="auto"/>
-        <w:ind w:left="720"/>
-      </w:pPr>
-      <w:r>
-        <w:rPr>
-          <w:lang w:val="id_ID" w:bidi="id_ID"/>
-        </w:rPr>
-      </w:r>
-      <w:hyperlink r:id="rId75">
-        <w:r>
-          <w:rPr>
-            <w:lang w:val="id_ID" w:bidi="id_ID"/>
-          </w:rPr>
-          <w:rPr>
-            <w:color w:val="0000EE"/>
-            <w:u w:val="single"/>
-          </w:rPr>
-          <w:t>2 Raja-raja 1:1–2</w:t>
-        </w:r>
-      </w:hyperlink>
-    </w:p>
-    <w:p>
-      <w:pPr>
-        <w:pStyle w:val="ListBullet"/>
-        <w:spacing w:line="240" w:lineRule="auto"/>
-        <w:ind w:left="720"/>
-      </w:pPr>
-      <w:r>
-        <w:rPr>
-          <w:lang w:val="id_ID" w:bidi="id_ID"/>
-        </w:rPr>
-      </w:r>
-      <w:hyperlink r:id="rId76">
-        <w:r>
-          <w:rPr>
-            <w:lang w:val="id_ID" w:bidi="id_ID"/>
-          </w:rPr>
-          <w:rPr>
-            <w:color w:val="0000EE"/>
-            <w:u w:val="single"/>
-          </w:rPr>
-          <w:t>Lukas 7:27</w:t>
-        </w:r>
-      </w:hyperlink>
-    </w:p>
-    <w:p>
-      <w:pPr>
-        <w:pStyle w:val="ListBullet"/>
-        <w:spacing w:line="240" w:lineRule="auto"/>
-        <w:ind w:left="720"/>
-      </w:pPr>
-      <w:r>
-        <w:rPr>
-          <w:lang w:val="id_ID" w:bidi="id_ID"/>
-        </w:rPr>
-      </w:r>
-      <w:hyperlink r:id="rId77">
-        <w:r>
-          <w:rPr>
-            <w:lang w:val="id_ID" w:bidi="id_ID"/>
-          </w:rPr>
-          <w:rPr>
-            <w:color w:val="0000EE"/>
-            <w:u w:val="single"/>
-          </w:rPr>
-          <w:t>Matius 11:10</w:t>
-        </w:r>
-      </w:hyperlink>
+      <w:r>
+        <w:rPr>
+          <w:lang w:val="id_ID" w:bidi="id_ID"/>
+        </w:rPr>
+        <w:t>1 Raja-Raja 19:1–3</w:t>
+      </w:r>
+    </w:p>
+    <w:p>
+      <w:pPr>
+        <w:pStyle w:val="ListBullet"/>
+        <w:spacing w:line="240" w:lineRule="auto"/>
+        <w:ind w:left="720"/>
+      </w:pPr>
+      <w:r>
+        <w:rPr>
+          <w:lang w:val="id_ID" w:bidi="id_ID"/>
+        </w:rPr>
+      </w:r>
+      <w:r>
+        <w:rPr>
+          <w:lang w:val="id_ID" w:bidi="id_ID"/>
+        </w:rPr>
+        <w:t>1 Samuel 6:21</w:t>
+      </w:r>
+    </w:p>
+    <w:p>
+      <w:pPr>
+        <w:pStyle w:val="ListBullet"/>
+        <w:spacing w:line="240" w:lineRule="auto"/>
+        <w:ind w:left="720"/>
+      </w:pPr>
+      <w:r>
+        <w:rPr>
+          <w:lang w:val="id_ID" w:bidi="id_ID"/>
+        </w:rPr>
+      </w:r>
+      <w:r>
+        <w:rPr>
+          <w:lang w:val="id_ID" w:bidi="id_ID"/>
+        </w:rPr>
+        <w:t>2 Raja-raja 1:1–2</w:t>
+      </w:r>
+    </w:p>
+    <w:p>
+      <w:pPr>
+        <w:pStyle w:val="ListBullet"/>
+        <w:spacing w:line="240" w:lineRule="auto"/>
+        <w:ind w:left="720"/>
+      </w:pPr>
+      <w:r>
+        <w:rPr>
+          <w:lang w:val="id_ID" w:bidi="id_ID"/>
+        </w:rPr>
+      </w:r>
+      <w:r>
+        <w:rPr>
+          <w:lang w:val="id_ID" w:bidi="id_ID"/>
+        </w:rPr>
+        <w:t>Lukas 7:27</w:t>
+      </w:r>
+    </w:p>
+    <w:p>
+      <w:pPr>
+        <w:pStyle w:val="ListBullet"/>
+        <w:spacing w:line="240" w:lineRule="auto"/>
+        <w:ind w:left="720"/>
+      </w:pPr>
+      <w:r>
+        <w:rPr>
+          <w:lang w:val="id_ID" w:bidi="id_ID"/>
+        </w:rPr>
+      </w:r>
+      <w:r>
+        <w:rPr>
+          <w:lang w:val="id_ID" w:bidi="id_ID"/>
+        </w:rPr>
+        <w:t>Matius 11:10</w:t>
+      </w:r>
     </w:p>
     <w:p>
       <w:pPr>
@@ -5685,114 +5265,84 @@
           <w:lang w:val="id_ID" w:bidi="id_ID"/>
         </w:rPr>
       </w:r>
-      <w:hyperlink r:id="rId75">
-        <w:r>
-          <w:rPr>
-            <w:lang w:val="id_ID" w:bidi="id_ID"/>
-          </w:rPr>
-          <w:rPr>
-            <w:color w:val="0000EE"/>
-            <w:u w:val="single"/>
-          </w:rPr>
-          <w:t>2 Raja-raja 14:21</w:t>
-        </w:r>
-      </w:hyperlink>
-    </w:p>
-    <w:p>
-      <w:pPr>
-        <w:pStyle w:val="ListBullet"/>
-        <w:spacing w:line="240" w:lineRule="auto"/>
-        <w:ind w:left="720"/>
-      </w:pPr>
-      <w:r>
-        <w:rPr>
-          <w:lang w:val="id_ID" w:bidi="id_ID"/>
-        </w:rPr>
-      </w:r>
-      <w:hyperlink r:id="rId78">
-        <w:r>
-          <w:rPr>
-            <w:lang w:val="id_ID" w:bidi="id_ID"/>
-          </w:rPr>
-          <w:rPr>
-            <w:color w:val="0000EE"/>
-            <w:u w:val="single"/>
-          </w:rPr>
-          <w:t>Amos 1:1</w:t>
-        </w:r>
-      </w:hyperlink>
-    </w:p>
-    <w:p>
-      <w:pPr>
-        <w:pStyle w:val="ListBullet"/>
-        <w:spacing w:line="240" w:lineRule="auto"/>
-        <w:ind w:left="720"/>
-      </w:pPr>
-      <w:r>
-        <w:rPr>
-          <w:lang w:val="id_ID" w:bidi="id_ID"/>
-        </w:rPr>
-      </w:r>
-      <w:hyperlink r:id="rId79">
-        <w:r>
-          <w:rPr>
-            <w:lang w:val="id_ID" w:bidi="id_ID"/>
-          </w:rPr>
-          <w:rPr>
-            <w:color w:val="0000EE"/>
-            <w:u w:val="single"/>
-          </w:rPr>
-          <w:t>Hosea 1:1</w:t>
-        </w:r>
-      </w:hyperlink>
-    </w:p>
-    <w:p>
-      <w:pPr>
-        <w:pStyle w:val="ListBullet"/>
-        <w:spacing w:line="240" w:lineRule="auto"/>
-        <w:ind w:left="720"/>
-      </w:pPr>
-      <w:r>
-        <w:rPr>
-          <w:lang w:val="id_ID" w:bidi="id_ID"/>
-        </w:rPr>
-      </w:r>
-      <w:hyperlink r:id="rId80">
-        <w:r>
-          <w:rPr>
-            <w:lang w:val="id_ID" w:bidi="id_ID"/>
-          </w:rPr>
-          <w:rPr>
-            <w:color w:val="0000EE"/>
-            <w:u w:val="single"/>
-          </w:rPr>
-          <w:t>Yesaya 6:1–2</w:t>
-        </w:r>
-      </w:hyperlink>
-    </w:p>
-    <w:p>
-      <w:pPr>
-        <w:pStyle w:val="ListBullet"/>
-        <w:spacing w:line="240" w:lineRule="auto"/>
-        <w:ind w:left="720"/>
-      </w:pPr>
-      <w:r>
-        <w:rPr>
-          <w:lang w:val="id_ID" w:bidi="id_ID"/>
-        </w:rPr>
-      </w:r>
-      <w:hyperlink r:id="rId81">
-        <w:r>
-          <w:rPr>
-            <w:lang w:val="id_ID" w:bidi="id_ID"/>
-          </w:rPr>
-          <w:rPr>
-            <w:color w:val="0000EE"/>
-            <w:u w:val="single"/>
-          </w:rPr>
-          <w:t>Matius 1:7–8</w:t>
-        </w:r>
-      </w:hyperlink>
+      <w:r>
+        <w:rPr>
+          <w:lang w:val="id_ID" w:bidi="id_ID"/>
+        </w:rPr>
+        <w:t>2 Raja-raja 14:21</w:t>
+      </w:r>
+    </w:p>
+    <w:p>
+      <w:pPr>
+        <w:pStyle w:val="ListBullet"/>
+        <w:spacing w:line="240" w:lineRule="auto"/>
+        <w:ind w:left="720"/>
+      </w:pPr>
+      <w:r>
+        <w:rPr>
+          <w:lang w:val="id_ID" w:bidi="id_ID"/>
+        </w:rPr>
+      </w:r>
+      <w:r>
+        <w:rPr>
+          <w:lang w:val="id_ID" w:bidi="id_ID"/>
+        </w:rPr>
+        <w:t>Amos 1:1</w:t>
+      </w:r>
+    </w:p>
+    <w:p>
+      <w:pPr>
+        <w:pStyle w:val="ListBullet"/>
+        <w:spacing w:line="240" w:lineRule="auto"/>
+        <w:ind w:left="720"/>
+      </w:pPr>
+      <w:r>
+        <w:rPr>
+          <w:lang w:val="id_ID" w:bidi="id_ID"/>
+        </w:rPr>
+      </w:r>
+      <w:r>
+        <w:rPr>
+          <w:lang w:val="id_ID" w:bidi="id_ID"/>
+        </w:rPr>
+        <w:t>Hosea 1:1</w:t>
+      </w:r>
+    </w:p>
+    <w:p>
+      <w:pPr>
+        <w:pStyle w:val="ListBullet"/>
+        <w:spacing w:line="240" w:lineRule="auto"/>
+        <w:ind w:left="720"/>
+      </w:pPr>
+      <w:r>
+        <w:rPr>
+          <w:lang w:val="id_ID" w:bidi="id_ID"/>
+        </w:rPr>
+      </w:r>
+      <w:r>
+        <w:rPr>
+          <w:lang w:val="id_ID" w:bidi="id_ID"/>
+        </w:rPr>
+        <w:t>Yesaya 6:1–2</w:t>
+      </w:r>
+    </w:p>
+    <w:p>
+      <w:pPr>
+        <w:pStyle w:val="ListBullet"/>
+        <w:spacing w:line="240" w:lineRule="auto"/>
+        <w:ind w:left="720"/>
+      </w:pPr>
+      <w:r>
+        <w:rPr>
+          <w:lang w:val="id_ID" w:bidi="id_ID"/>
+        </w:rPr>
+      </w:r>
+      <w:r>
+        <w:rPr>
+          <w:lang w:val="id_ID" w:bidi="id_ID"/>
+        </w:rPr>
+        <w:t>Matius 1:7–8</w:t>
+      </w:r>
     </w:p>
     <w:p>
       <w:pPr>

--- a/ind/docx/021.content.docx
+++ b/ind/docx/021.content.docx
@@ -858,13 +858,25 @@
         <w:rPr>
           <w:lang w:val="id_ID" w:bidi="id_ID"/>
         </w:rPr>
+        <w:t xml:space="preserve">, membangkang, </w:t>
+      </w:r>
+      <w:r>
+        <w:rPr>
+          <w:lang w:val="id_ID" w:bidi="id_ID"/>
+        </w:rPr>
+        <w:t>Eden</w:t>
+      </w:r>
+      <w:r>
+        <w:rPr>
+          <w:lang w:val="id_ID" w:bidi="id_ID"/>
+        </w:rPr>
         <w:t xml:space="preserve">, </w:t>
       </w:r>
       <w:r>
         <w:rPr>
           <w:lang w:val="id_ID" w:bidi="id_ID"/>
         </w:rPr>
-        <w:t>membangkang</w:t>
+        <w:t>kejahatan</w:t>
       </w:r>
       <w:r>
         <w:rPr>
@@ -876,7 +888,7 @@
         <w:rPr>
           <w:lang w:val="id_ID" w:bidi="id_ID"/>
         </w:rPr>
-        <w:t>Eden</w:t>
+        <w:t>mangsa</w:t>
       </w:r>
       <w:r>
         <w:rPr>
@@ -888,7 +900,7 @@
         <w:rPr>
           <w:lang w:val="id_ID" w:bidi="id_ID"/>
         </w:rPr>
-        <w:t>kejahatan</w:t>
+        <w:t>Setan</w:t>
       </w:r>
       <w:r>
         <w:rPr>
@@ -900,7 +912,7 @@
         <w:rPr>
           <w:lang w:val="id_ID" w:bidi="id_ID"/>
         </w:rPr>
-        <w:t>mangsa</w:t>
+        <w:t>dosa</w:t>
       </w:r>
       <w:r>
         <w:rPr>
@@ -912,7 +924,377 @@
         <w:rPr>
           <w:lang w:val="id_ID" w:bidi="id_ID"/>
         </w:rPr>
-        <w:t>Setan</w:t>
+        <w:t>mencobai</w:t>
+      </w:r>
+      <w:r>
+        <w:rPr>
+          <w:lang w:val="id_ID" w:bidi="id_ID"/>
+        </w:rPr>
+        <w:t>)</w:t>
+      </w:r>
+    </w:p>
+    <w:p>
+      <w:pPr>
+        <w:pStyle w:val="Heading3"/>
+      </w:pPr>
+      <w:r>
+        <w:rPr>
+          <w:lang w:val="id_ID" w:bidi="id_ID"/>
+        </w:rPr>
+        <w:t>Referensi Alkitab:</w:t>
+      </w:r>
+    </w:p>
+    <w:p>
+      <w:pPr>
+        <w:pStyle w:val="ListBullet"/>
+        <w:spacing w:line="240" w:lineRule="auto"/>
+        <w:ind w:left="720"/>
+      </w:pPr>
+      <w:r>
+        <w:rPr>
+          <w:lang w:val="id_ID" w:bidi="id_ID"/>
+        </w:rPr>
+      </w:r>
+      <w:r>
+        <w:rPr>
+          <w:lang w:val="id_ID" w:bidi="id_ID"/>
+        </w:rPr>
+        <w:t>Kejadian 3:3</w:t>
+      </w:r>
+    </w:p>
+    <w:p>
+      <w:pPr>
+        <w:pStyle w:val="ListBullet"/>
+        <w:spacing w:line="240" w:lineRule="auto"/>
+        <w:ind w:left="720"/>
+      </w:pPr>
+      <w:r>
+        <w:rPr>
+          <w:lang w:val="id_ID" w:bidi="id_ID"/>
+        </w:rPr>
+      </w:r>
+      <w:r>
+        <w:rPr>
+          <w:lang w:val="id_ID" w:bidi="id_ID"/>
+        </w:rPr>
+        <w:t>Kejadian 3:4–6</w:t>
+      </w:r>
+    </w:p>
+    <w:p>
+      <w:pPr>
+        <w:pStyle w:val="ListBullet"/>
+        <w:spacing w:line="240" w:lineRule="auto"/>
+        <w:ind w:left="720"/>
+      </w:pPr>
+      <w:r>
+        <w:rPr>
+          <w:lang w:val="id_ID" w:bidi="id_ID"/>
+        </w:rPr>
+      </w:r>
+      <w:r>
+        <w:rPr>
+          <w:lang w:val="id_ID" w:bidi="id_ID"/>
+        </w:rPr>
+        <w:t>Kejadian 3:12–13</w:t>
+      </w:r>
+    </w:p>
+    <w:p>
+      <w:pPr>
+        <w:pStyle w:val="ListBullet"/>
+        <w:spacing w:line="240" w:lineRule="auto"/>
+        <w:ind w:left="720"/>
+      </w:pPr>
+      <w:r>
+        <w:rPr>
+          <w:lang w:val="id_ID" w:bidi="id_ID"/>
+        </w:rPr>
+      </w:r>
+      <w:r>
+        <w:rPr>
+          <w:lang w:val="id_ID" w:bidi="id_ID"/>
+        </w:rPr>
+        <w:t>Markus 16:17–18</w:t>
+      </w:r>
+    </w:p>
+    <w:p>
+      <w:pPr>
+        <w:pStyle w:val="ListBullet"/>
+        <w:spacing w:line="240" w:lineRule="auto"/>
+        <w:ind w:left="720"/>
+      </w:pPr>
+      <w:r>
+        <w:rPr>
+          <w:lang w:val="id_ID" w:bidi="id_ID"/>
+        </w:rPr>
+      </w:r>
+      <w:r>
+        <w:rPr>
+          <w:lang w:val="id_ID" w:bidi="id_ID"/>
+        </w:rPr>
+        <w:t>Matius 3:7</w:t>
+      </w:r>
+    </w:p>
+    <w:p>
+      <w:pPr>
+        <w:pStyle w:val="ListBullet"/>
+        <w:spacing w:line="240" w:lineRule="auto"/>
+        <w:ind w:left="720"/>
+      </w:pPr>
+      <w:r>
+        <w:rPr>
+          <w:lang w:val="id_ID" w:bidi="id_ID"/>
+        </w:rPr>
+      </w:r>
+      <w:r>
+        <w:rPr>
+          <w:lang w:val="id_ID" w:bidi="id_ID"/>
+        </w:rPr>
+        <w:t>Matius 23:33</w:t>
+      </w:r>
+    </w:p>
+    <w:p>
+      <w:pPr>
+        <w:pStyle w:val="Heading3"/>
+      </w:pPr>
+      <w:r>
+        <w:rPr>
+          <w:lang w:val="id_ID" w:bidi="id_ID"/>
+        </w:rPr>
+        <w:t>Data Kata:</w:t>
+      </w:r>
+    </w:p>
+    <w:p>
+      <w:pPr>
+        <w:pStyle w:val="ListBullet"/>
+        <w:spacing w:line="240" w:lineRule="auto"/>
+        <w:ind w:left="720"/>
+      </w:pPr>
+      <w:r>
+        <w:rPr>
+          <w:lang w:val="id_ID" w:bidi="id_ID"/>
+        </w:rPr>
+      </w:r>
+      <w:r>
+        <w:rPr>
+          <w:lang w:val="id_ID" w:bidi="id_ID"/>
+        </w:rPr>
+        <w:t>Strong: H0660, H2119, H5175, H6620, H6848, H8314, H8577, G21910, G20620, G37890</w:t>
+      </w:r>
+      <w:r>
+        <w:rPr>
+          <w:lang w:val="id_ID" w:bidi="id_ID"/>
+        </w:rPr>
+      </w:r>
+      <w:r>
+        <w:rPr>
+          <w:lang w:val="id_ID" w:bidi="id_ID"/>
+        </w:rPr>
+      </w:r>
+    </w:p>
+    <w:p>
+      <w:pPr/>
+      <w:r>
+        <w:rPr>
+          <w:lang w:val="id_ID" w:bidi="id_ID"/>
+        </w:rPr>
+      </w:r>
+    </w:p>
+    <w:p>
+      <w:pPr>
+        <w:pStyle w:val="Heading2"/>
+      </w:pPr>
+      <w:r>
+        <w:rPr>
+          <w:lang w:val="id_ID" w:bidi="id_ID"/>
+        </w:rPr>
+        <w:t>Umat Allah</w:t>
+      </w:r>
+      <w:r>
+        <w:rPr>
+          <w:lang w:val="id_ID" w:bidi="id_ID"/>
+        </w:rPr>
+      </w:r>
+    </w:p>
+    <w:p>
+      <w:pPr>
+        <w:pStyle w:val="Heading3"/>
+      </w:pPr>
+      <w:r>
+        <w:rPr>
+          <w:lang w:val="id_ID" w:bidi="id_ID"/>
+        </w:rPr>
+        <w:t>Pengertian:</w:t>
+      </w:r>
+    </w:p>
+    <w:p>
+      <w:pPr/>
+      <w:r>
+        <w:rPr>
+          <w:lang w:val="id_ID" w:bidi="id_ID"/>
+        </w:rPr>
+      </w:r>
+      <w:r>
+        <w:rPr>
+          <w:lang w:val="id_ID" w:bidi="id_ID"/>
+        </w:rPr>
+        <w:t>Konsep "umat Allah" dalam Alkitab merujuk pada orang-orang yang dengannya Allah telah membuat ikatan perjanjian.</w:t>
+      </w:r>
+    </w:p>
+    <w:p>
+      <w:pPr>
+        <w:pStyle w:val="ListBullet"/>
+        <w:spacing w:line="240" w:lineRule="auto"/>
+        <w:ind w:left="720"/>
+      </w:pPr>
+      <w:r>
+        <w:rPr>
+          <w:lang w:val="id_ID" w:bidi="id_ID"/>
+        </w:rPr>
+      </w:r>
+      <w:r>
+        <w:rPr>
+          <w:lang w:val="id_ID" w:bidi="id_ID"/>
+        </w:rPr>
+        <w:t>Dalam Perjanjian Lama, frasa "umat Allah" merujuk kepada bangsa Israel. Bangsa Israel dipilih oleh Allah dan dipisahkan dari bangsa-bangsa lain di dunia untuk melayani dan menaati-Nya.</w:t>
+      </w:r>
+    </w:p>
+    <w:p>
+      <w:pPr>
+        <w:pStyle w:val="ListBullet"/>
+        <w:spacing w:line="240" w:lineRule="auto"/>
+        <w:ind w:left="720"/>
+      </w:pPr>
+      <w:r>
+        <w:rPr>
+          <w:lang w:val="id_ID" w:bidi="id_ID"/>
+        </w:rPr>
+      </w:r>
+      <w:r>
+        <w:rPr>
+          <w:lang w:val="id_ID" w:bidi="id_ID"/>
+        </w:rPr>
+        <w:t>Dalam Perjanjian Baru, frasa "umat Allah" merujuk pada "Gereja" yang berarti semua orang yang percaya kepada Yesus. Ini mencakup baik orang Yahudi maupun non-Yahudi. Dalam Perjanjian Baru, kelompok orang ini terkadang disebut sebagai "anak-anak Allah."</w:t>
+      </w:r>
+    </w:p>
+    <w:p>
+      <w:pPr>
+        <w:pStyle w:val="ListBullet"/>
+        <w:spacing w:line="240" w:lineRule="auto"/>
+        <w:ind w:left="720"/>
+      </w:pPr>
+      <w:r>
+        <w:rPr>
+          <w:lang w:val="id_ID" w:bidi="id_ID"/>
+        </w:rPr>
+      </w:r>
+      <w:r>
+        <w:rPr>
+          <w:lang w:val="id_ID" w:bidi="id_ID"/>
+        </w:rPr>
+        <w:t>Ketika Allah menggunakan frasa "umat-Ku," Dia merujuk kepada orang-orang yang memiliki hubungan perjanjian dengan-Nya. Umat Allah dipilih oleh-Nya, dan Dia ingin mereka hidup dengan cara yang menyenangkan-Nya.</w:t>
+      </w:r>
+    </w:p>
+    <w:p>
+      <w:pPr>
+        <w:pStyle w:val="Heading3"/>
+      </w:pPr>
+      <w:r>
+        <w:rPr>
+          <w:lang w:val="id_ID" w:bidi="id_ID"/>
+        </w:rPr>
+        <w:t>Saran Terjemahan:</w:t>
+      </w:r>
+    </w:p>
+    <w:p>
+      <w:pPr>
+        <w:pStyle w:val="ListBullet"/>
+        <w:spacing w:line="240" w:lineRule="auto"/>
+        <w:ind w:left="720"/>
+      </w:pPr>
+      <w:r>
+        <w:rPr>
+          <w:lang w:val="id_ID" w:bidi="id_ID"/>
+        </w:rPr>
+      </w:r>
+      <w:r>
+        <w:rPr>
+          <w:lang w:val="id_ID" w:bidi="id_ID"/>
+        </w:rPr>
+        <w:t>Istilah "umat Allah" dapat diterjemahkan sebagai "umat milik Allah," "orang-orang yang menyembah Allah," "orang-orang yang melayani Allah," atau "orang-orang yang milik Allah."</w:t>
+      </w:r>
+    </w:p>
+    <w:p>
+      <w:pPr>
+        <w:pStyle w:val="ListBullet"/>
+        <w:spacing w:line="240" w:lineRule="auto"/>
+        <w:ind w:left="720"/>
+      </w:pPr>
+      <w:r>
+        <w:rPr>
+          <w:lang w:val="id_ID" w:bidi="id_ID"/>
+        </w:rPr>
+      </w:r>
+      <w:r>
+        <w:rPr>
+          <w:lang w:val="id_ID" w:bidi="id_ID"/>
+        </w:rPr>
+        <w:t>Ketika Allah mengatakan "umat-Ku", cara lain untuk menerjemahkannya bisa termasuk "umat yang telah Aku pilih", "umat yang menyembah-Ku", atau "umat yang menjadi milik-Ku."</w:t>
+      </w:r>
+    </w:p>
+    <w:p>
+      <w:pPr>
+        <w:pStyle w:val="ListBullet"/>
+        <w:spacing w:line="240" w:lineRule="auto"/>
+        <w:ind w:left="720"/>
+      </w:pPr>
+      <w:r>
+        <w:rPr>
+          <w:lang w:val="id_ID" w:bidi="id_ID"/>
+        </w:rPr>
+      </w:r>
+      <w:r>
+        <w:rPr>
+          <w:lang w:val="id_ID" w:bidi="id_ID"/>
+        </w:rPr>
+        <w:t>Demikian pula, "umat-Mu" dapat diterjemahkan sebagai "orang-orang yang menjadi milik-Mu" atau "orang-orang yang Engkau pilih untuk menjadi milik-Mu."</w:t>
+      </w:r>
+    </w:p>
+    <w:p>
+      <w:pPr>
+        <w:pStyle w:val="ListBullet"/>
+        <w:spacing w:line="240" w:lineRule="auto"/>
+        <w:ind w:left="720"/>
+      </w:pPr>
+      <w:r>
+        <w:rPr>
+          <w:lang w:val="id_ID" w:bidi="id_ID"/>
+        </w:rPr>
+      </w:r>
+      <w:r>
+        <w:rPr>
+          <w:lang w:val="id_ID" w:bidi="id_ID"/>
+        </w:rPr>
+        <w:t>Selain itu, "umat-Nya" dapat diterjemahkan sebagai "orang-orang yang menjadi milik-Nya" atau "orang-orang yang Allah pilih untuk menjadi milik-Nya."</w:t>
+      </w:r>
+    </w:p>
+    <w:p>
+      <w:pPr/>
+      <w:r>
+        <w:rPr>
+          <w:lang w:val="id_ID" w:bidi="id_ID"/>
+        </w:rPr>
+      </w:r>
+      <w:r>
+        <w:rPr>
+          <w:lang w:val="id_ID" w:bidi="id_ID"/>
+        </w:rPr>
+        <w:t xml:space="preserve">(Lihat juga: </w:t>
+      </w:r>
+      <w:r>
+        <w:rPr>
+          <w:lang w:val="id_ID" w:bidi="id_ID"/>
+        </w:rPr>
+        <w:t>Israel</w:t>
       </w:r>
       <w:r>
         <w:rPr>
@@ -924,7 +1306,494 @@
         <w:rPr>
           <w:lang w:val="id_ID" w:bidi="id_ID"/>
         </w:rPr>
-        <w:t>dosa</w:t>
+        <w:t>kelompok orang</w:t>
+      </w:r>
+      <w:r>
+        <w:rPr>
+          <w:lang w:val="id_ID" w:bidi="id_ID"/>
+        </w:rPr>
+        <w:t>)</w:t>
+      </w:r>
+    </w:p>
+    <w:p>
+      <w:pPr>
+        <w:pStyle w:val="Heading3"/>
+      </w:pPr>
+      <w:r>
+        <w:rPr>
+          <w:lang w:val="id_ID" w:bidi="id_ID"/>
+        </w:rPr>
+        <w:t>Referensi Alkitab:</w:t>
+      </w:r>
+    </w:p>
+    <w:p>
+      <w:pPr>
+        <w:pStyle w:val="ListBullet"/>
+        <w:spacing w:line="240" w:lineRule="auto"/>
+        <w:ind w:left="720"/>
+      </w:pPr>
+      <w:r>
+        <w:rPr>
+          <w:lang w:val="id_ID" w:bidi="id_ID"/>
+        </w:rPr>
+      </w:r>
+      <w:r>
+        <w:rPr>
+          <w:lang w:val="id_ID" w:bidi="id_ID"/>
+        </w:rPr>
+        <w:t>1 Tawarikh 11:2</w:t>
+      </w:r>
+    </w:p>
+    <w:p>
+      <w:pPr>
+        <w:pStyle w:val="ListBullet"/>
+        <w:spacing w:line="240" w:lineRule="auto"/>
+        <w:ind w:left="720"/>
+      </w:pPr>
+      <w:r>
+        <w:rPr>
+          <w:lang w:val="id_ID" w:bidi="id_ID"/>
+        </w:rPr>
+      </w:r>
+      <w:r>
+        <w:rPr>
+          <w:lang w:val="id_ID" w:bidi="id_ID"/>
+        </w:rPr>
+        <w:t>Kisah Para Rasul 7:34</w:t>
+      </w:r>
+    </w:p>
+    <w:p>
+      <w:pPr>
+        <w:pStyle w:val="ListBullet"/>
+        <w:spacing w:line="240" w:lineRule="auto"/>
+        <w:ind w:left="720"/>
+      </w:pPr>
+      <w:r>
+        <w:rPr>
+          <w:lang w:val="id_ID" w:bidi="id_ID"/>
+        </w:rPr>
+      </w:r>
+      <w:r>
+        <w:rPr>
+          <w:lang w:val="id_ID" w:bidi="id_ID"/>
+        </w:rPr>
+        <w:t>Kisah Para Rasul 7:51–53</w:t>
+      </w:r>
+    </w:p>
+    <w:p>
+      <w:pPr>
+        <w:pStyle w:val="ListBullet"/>
+        <w:spacing w:line="240" w:lineRule="auto"/>
+        <w:ind w:left="720"/>
+      </w:pPr>
+      <w:r>
+        <w:rPr>
+          <w:lang w:val="id_ID" w:bidi="id_ID"/>
+        </w:rPr>
+      </w:r>
+      <w:r>
+        <w:rPr>
+          <w:lang w:val="id_ID" w:bidi="id_ID"/>
+        </w:rPr>
+        <w:t>Kisah Para Rasul 10:36–38</w:t>
+      </w:r>
+    </w:p>
+    <w:p>
+      <w:pPr>
+        <w:pStyle w:val="ListBullet"/>
+        <w:spacing w:line="240" w:lineRule="auto"/>
+        <w:ind w:left="720"/>
+      </w:pPr>
+      <w:r>
+        <w:rPr>
+          <w:lang w:val="id_ID" w:bidi="id_ID"/>
+        </w:rPr>
+      </w:r>
+      <w:r>
+        <w:rPr>
+          <w:lang w:val="id_ID" w:bidi="id_ID"/>
+        </w:rPr>
+        <w:t>Daniel 9:24–25</w:t>
+      </w:r>
+    </w:p>
+    <w:p>
+      <w:pPr>
+        <w:pStyle w:val="ListBullet"/>
+        <w:spacing w:line="240" w:lineRule="auto"/>
+        <w:ind w:left="720"/>
+      </w:pPr>
+      <w:r>
+        <w:rPr>
+          <w:lang w:val="id_ID" w:bidi="id_ID"/>
+        </w:rPr>
+      </w:r>
+      <w:r>
+        <w:rPr>
+          <w:lang w:val="id_ID" w:bidi="id_ID"/>
+        </w:rPr>
+        <w:t>Yesaya 2:5–6</w:t>
+      </w:r>
+    </w:p>
+    <w:p>
+      <w:pPr>
+        <w:pStyle w:val="ListBullet"/>
+        <w:spacing w:line="240" w:lineRule="auto"/>
+        <w:ind w:left="720"/>
+      </w:pPr>
+      <w:r>
+        <w:rPr>
+          <w:lang w:val="id_ID" w:bidi="id_ID"/>
+        </w:rPr>
+      </w:r>
+      <w:r>
+        <w:rPr>
+          <w:lang w:val="id_ID" w:bidi="id_ID"/>
+        </w:rPr>
+        <w:t>Yeremia 6:20–22</w:t>
+      </w:r>
+    </w:p>
+    <w:p>
+      <w:pPr>
+        <w:pStyle w:val="ListBullet"/>
+        <w:spacing w:line="240" w:lineRule="auto"/>
+        <w:ind w:left="720"/>
+      </w:pPr>
+      <w:r>
+        <w:rPr>
+          <w:lang w:val="id_ID" w:bidi="id_ID"/>
+        </w:rPr>
+      </w:r>
+      <w:r>
+        <w:rPr>
+          <w:lang w:val="id_ID" w:bidi="id_ID"/>
+        </w:rPr>
+        <w:t>Yoel 3:16–17</w:t>
+      </w:r>
+    </w:p>
+    <w:p>
+      <w:pPr>
+        <w:pStyle w:val="ListBullet"/>
+        <w:spacing w:line="240" w:lineRule="auto"/>
+        <w:ind w:left="720"/>
+      </w:pPr>
+      <w:r>
+        <w:rPr>
+          <w:lang w:val="id_ID" w:bidi="id_ID"/>
+        </w:rPr>
+      </w:r>
+      <w:r>
+        <w:rPr>
+          <w:lang w:val="id_ID" w:bidi="id_ID"/>
+        </w:rPr>
+        <w:t>Mikha 6:3–5</w:t>
+      </w:r>
+    </w:p>
+    <w:p>
+      <w:pPr>
+        <w:pStyle w:val="ListBullet"/>
+        <w:spacing w:line="240" w:lineRule="auto"/>
+        <w:ind w:left="720"/>
+      </w:pPr>
+      <w:r>
+        <w:rPr>
+          <w:lang w:val="id_ID" w:bidi="id_ID"/>
+        </w:rPr>
+      </w:r>
+      <w:r>
+        <w:rPr>
+          <w:lang w:val="id_ID" w:bidi="id_ID"/>
+        </w:rPr>
+        <w:t>Wahyu 13:7–8</w:t>
+      </w:r>
+    </w:p>
+    <w:p>
+      <w:pPr>
+        <w:pStyle w:val="Heading3"/>
+      </w:pPr>
+      <w:r>
+        <w:rPr>
+          <w:lang w:val="id_ID" w:bidi="id_ID"/>
+        </w:rPr>
+        <w:t>Data Kata:</w:t>
+      </w:r>
+    </w:p>
+    <w:p>
+      <w:pPr>
+        <w:pStyle w:val="ListBullet"/>
+        <w:spacing w:line="240" w:lineRule="auto"/>
+        <w:ind w:left="720"/>
+      </w:pPr>
+      <w:r>
+        <w:rPr>
+          <w:lang w:val="id_ID" w:bidi="id_ID"/>
+        </w:rPr>
+      </w:r>
+      <w:r>
+        <w:rPr>
+          <w:lang w:val="id_ID" w:bidi="id_ID"/>
+        </w:rPr>
+        <w:t>Strong: H0430, H5971, G23160, G29920</w:t>
+      </w:r>
+      <w:r>
+        <w:rPr>
+          <w:lang w:val="id_ID" w:bidi="id_ID"/>
+        </w:rPr>
+      </w:r>
+      <w:r>
+        <w:rPr>
+          <w:lang w:val="id_ID" w:bidi="id_ID"/>
+        </w:rPr>
+      </w:r>
+    </w:p>
+    <w:p>
+      <w:pPr/>
+      <w:r>
+        <w:rPr>
+          <w:lang w:val="id_ID" w:bidi="id_ID"/>
+        </w:rPr>
+      </w:r>
+    </w:p>
+    <w:p>
+      <w:pPr>
+        <w:pStyle w:val="Heading2"/>
+      </w:pPr>
+      <w:r>
+        <w:rPr>
+          <w:lang w:val="id_ID" w:bidi="id_ID"/>
+        </w:rPr>
+        <w:t>Umur</w:t>
+      </w:r>
+      <w:r>
+        <w:rPr>
+          <w:lang w:val="id_ID" w:bidi="id_ID"/>
+        </w:rPr>
+      </w:r>
+    </w:p>
+    <w:p>
+      <w:pPr>
+        <w:pStyle w:val="Heading3"/>
+      </w:pPr>
+      <w:r>
+        <w:rPr>
+          <w:lang w:val="id_ID" w:bidi="id_ID"/>
+        </w:rPr>
+        <w:t>Definisi:</w:t>
+      </w:r>
+    </w:p>
+    <w:p>
+      <w:pPr/>
+      <w:r>
+        <w:rPr>
+          <w:lang w:val="id_ID" w:bidi="id_ID"/>
+        </w:rPr>
+      </w:r>
+      <w:r>
+        <w:rPr>
+          <w:lang w:val="id_ID" w:bidi="id_ID"/>
+        </w:rPr>
+        <w:t>Dalam arti ini, istilah “usia” merujuk pada jumlah tahun yang telah dijalani seseorang. Di dalam Alkitab, istilah “berumur” dan “tua” keduanya digunakan untuk menggambarkan seseorang yang telah hidup selama bertahun-tahun.</w:t>
+      </w:r>
+    </w:p>
+    <w:p>
+      <w:pPr>
+        <w:pStyle w:val="Heading3"/>
+      </w:pPr>
+      <w:r>
+        <w:rPr>
+          <w:lang w:val="id_ID" w:bidi="id_ID"/>
+        </w:rPr>
+        <w:t>Saran-saran Terjemahan:</w:t>
+      </w:r>
+    </w:p>
+    <w:p>
+      <w:pPr>
+        <w:pStyle w:val="ListBullet"/>
+        <w:spacing w:line="240" w:lineRule="auto"/>
+        <w:ind w:left="720"/>
+      </w:pPr>
+      <w:r>
+        <w:rPr>
+          <w:lang w:val="id_ID" w:bidi="id_ID"/>
+        </w:rPr>
+      </w:r>
+      <w:r>
+        <w:rPr>
+          <w:lang w:val="id_ID" w:bidi="id_ID"/>
+        </w:rPr>
+        <w:t>Ungkapan, “pada usia yang sangat tua” bisa diterjemahkan sebagai, “usianya sudah bertahun-tahun” atau “ketika ia sudah sangat tua” atau “ketika dia telah menjalani kehidupan yang sangat lama.”</w:t>
+      </w:r>
+    </w:p>
+    <w:p>
+      <w:pPr>
+        <w:pStyle w:val="ListBullet"/>
+        <w:spacing w:line="240" w:lineRule="auto"/>
+        <w:ind w:left="720"/>
+      </w:pPr>
+      <w:r>
+        <w:rPr>
+          <w:lang w:val="id_ID" w:bidi="id_ID"/>
+        </w:rPr>
+      </w:r>
+      <w:r>
+        <w:rPr>
+          <w:lang w:val="id_ID" w:bidi="id_ID"/>
+        </w:rPr>
+        <w:t>Istilah “berumur” bisa diterjemahkan menjadi “tua” atau “sangat tua” tergantung pada konteksnya.</w:t>
+      </w:r>
+    </w:p>
+    <w:p>
+      <w:pPr>
+        <w:pStyle w:val="Heading3"/>
+      </w:pPr>
+      <w:r>
+        <w:rPr>
+          <w:lang w:val="id_ID" w:bidi="id_ID"/>
+        </w:rPr>
+        <w:t>Referensi Alkitab:</w:t>
+      </w:r>
+    </w:p>
+    <w:p>
+      <w:pPr>
+        <w:pStyle w:val="Heading3"/>
+      </w:pPr>
+      <w:r>
+        <w:rPr>
+          <w:lang w:val="id_ID" w:bidi="id_ID"/>
+        </w:rPr>
+        <w:t>Data Kata:</w:t>
+      </w:r>
+      <w:r>
+        <w:rPr>
+          <w:lang w:val="id_ID" w:bidi="id_ID"/>
+        </w:rPr>
+      </w:r>
+      <w:r>
+        <w:rPr>
+          <w:lang w:val="id_ID" w:bidi="id_ID"/>
+        </w:rPr>
+      </w:r>
+    </w:p>
+    <w:p>
+      <w:pPr/>
+      <w:r>
+        <w:rPr>
+          <w:lang w:val="id_ID" w:bidi="id_ID"/>
+        </w:rPr>
+      </w:r>
+    </w:p>
+    <w:p>
+      <w:pPr>
+        <w:pStyle w:val="Heading2"/>
+      </w:pPr>
+      <w:r>
+        <w:rPr>
+          <w:lang w:val="id_ID" w:bidi="id_ID"/>
+        </w:rPr>
+        <w:t>Undang-undang</w:t>
+      </w:r>
+      <w:r>
+        <w:rPr>
+          <w:lang w:val="id_ID" w:bidi="id_ID"/>
+        </w:rPr>
+      </w:r>
+    </w:p>
+    <w:p>
+      <w:pPr>
+        <w:pStyle w:val="Heading3"/>
+      </w:pPr>
+      <w:r>
+        <w:rPr>
+          <w:lang w:val="id_ID" w:bidi="id_ID"/>
+        </w:rPr>
+        <w:t>Definisi:</w:t>
+      </w:r>
+    </w:p>
+    <w:p>
+      <w:pPr/>
+      <w:r>
+        <w:rPr>
+          <w:lang w:val="id_ID" w:bidi="id_ID"/>
+        </w:rPr>
+      </w:r>
+      <w:r>
+        <w:rPr>
+          <w:lang w:val="id_ID" w:bidi="id_ID"/>
+        </w:rPr>
+        <w:t>Sebuah undang-undang adalah hukum tertulis yang spesifik, memberikan panduan yang harus diikuti oleh masyarakat.</w:t>
+      </w:r>
+    </w:p>
+    <w:p>
+      <w:pPr>
+        <w:pStyle w:val="ListBullet"/>
+        <w:spacing w:line="240" w:lineRule="auto"/>
+        <w:ind w:left="720"/>
+      </w:pPr>
+      <w:r>
+        <w:rPr>
+          <w:lang w:val="id_ID" w:bidi="id_ID"/>
+        </w:rPr>
+      </w:r>
+      <w:r>
+        <w:rPr>
+          <w:lang w:val="id_ID" w:bidi="id_ID"/>
+        </w:rPr>
+        <w:t>Istilah "undang-undang" memiliki kemiripan dengan arti "peraturan", "perintah", "hukum", dan "ketetapan." Semua istilah ini mencakup instruksi dan persyaratan yang diberikan oleh Allah kepada umat-Nya atau oleh penguasa kepada rakyat mereka.</w:t>
+      </w:r>
+    </w:p>
+    <w:p>
+      <w:pPr>
+        <w:pStyle w:val="ListBullet"/>
+        <w:spacing w:line="240" w:lineRule="auto"/>
+        <w:ind w:left="720"/>
+      </w:pPr>
+      <w:r>
+        <w:rPr>
+          <w:lang w:val="id_ID" w:bidi="id_ID"/>
+        </w:rPr>
+      </w:r>
+      <w:r>
+        <w:rPr>
+          <w:lang w:val="id_ID" w:bidi="id_ID"/>
+        </w:rPr>
+        <w:t>Raja Daud mengatakan bahwa dia bersukacita dalam ketetapan-ketetapan dari Yahweh.</w:t>
+      </w:r>
+    </w:p>
+    <w:p>
+      <w:pPr>
+        <w:pStyle w:val="ListBullet"/>
+        <w:spacing w:line="240" w:lineRule="auto"/>
+        <w:ind w:left="720"/>
+      </w:pPr>
+      <w:r>
+        <w:rPr>
+          <w:lang w:val="id_ID" w:bidi="id_ID"/>
+        </w:rPr>
+      </w:r>
+      <w:r>
+        <w:rPr>
+          <w:lang w:val="id_ID" w:bidi="id_ID"/>
+        </w:rPr>
+        <w:t>Istilah "undang-undang" juga dapat diterjemahkan sebagai "perintah khusus" atau "ketetapan khusus."</w:t>
+      </w:r>
+    </w:p>
+    <w:p>
+      <w:pPr/>
+      <w:r>
+        <w:rPr>
+          <w:lang w:val="id_ID" w:bidi="id_ID"/>
+        </w:rPr>
+      </w:r>
+      <w:r>
+        <w:rPr>
+          <w:lang w:val="id_ID" w:bidi="id_ID"/>
+        </w:rPr>
+        <w:t xml:space="preserve">(Lihat juga: perintah, </w:t>
+      </w:r>
+      <w:r>
+        <w:rPr>
+          <w:lang w:val="id_ID" w:bidi="id_ID"/>
+        </w:rPr>
+        <w:t>ketetapan</w:t>
       </w:r>
       <w:r>
         <w:rPr>
@@ -936,7 +1805,31 @@
         <w:rPr>
           <w:lang w:val="id_ID" w:bidi="id_ID"/>
         </w:rPr>
-        <w:t>mencobai</w:t>
+        <w:t>hukum</w:t>
+      </w:r>
+      <w:r>
+        <w:rPr>
+          <w:lang w:val="id_ID" w:bidi="id_ID"/>
+        </w:rPr>
+        <w:t xml:space="preserve">, </w:t>
+      </w:r>
+      <w:r>
+        <w:rPr>
+          <w:lang w:val="id_ID" w:bidi="id_ID"/>
+        </w:rPr>
+        <w:t>peraturan</w:t>
+      </w:r>
+      <w:r>
+        <w:rPr>
+          <w:lang w:val="id_ID" w:bidi="id_ID"/>
+        </w:rPr>
+        <w:t xml:space="preserve">, </w:t>
+      </w:r>
+      <w:r>
+        <w:rPr>
+          <w:lang w:val="id_ID" w:bidi="id_ID"/>
+        </w:rPr>
+        <w:t>Yahweh</w:t>
       </w:r>
       <w:r>
         <w:rPr>
@@ -971,97 +1864,61 @@
         <w:rPr>
           <w:lang w:val="id_ID" w:bidi="id_ID"/>
         </w:rPr>
-        <w:t>Kejadian 3:3</w:t>
-      </w:r>
-    </w:p>
-    <w:p>
-      <w:pPr>
-        <w:pStyle w:val="ListBullet"/>
-        <w:spacing w:line="240" w:lineRule="auto"/>
-        <w:ind w:left="720"/>
-      </w:pPr>
-      <w:r>
-        <w:rPr>
-          <w:lang w:val="id_ID" w:bidi="id_ID"/>
-        </w:rPr>
-      </w:r>
-      <w:r>
-        <w:rPr>
-          <w:lang w:val="id_ID" w:bidi="id_ID"/>
-        </w:rPr>
-        <w:t>Kejadian 3:4–6</w:t>
-      </w:r>
-    </w:p>
-    <w:p>
-      <w:pPr>
-        <w:pStyle w:val="ListBullet"/>
-        <w:spacing w:line="240" w:lineRule="auto"/>
-        <w:ind w:left="720"/>
-      </w:pPr>
-      <w:r>
-        <w:rPr>
-          <w:lang w:val="id_ID" w:bidi="id_ID"/>
-        </w:rPr>
-      </w:r>
-      <w:r>
-        <w:rPr>
-          <w:lang w:val="id_ID" w:bidi="id_ID"/>
-        </w:rPr>
-        <w:t>Kejadian 3:12–13</w:t>
-      </w:r>
-    </w:p>
-    <w:p>
-      <w:pPr>
-        <w:pStyle w:val="ListBullet"/>
-        <w:spacing w:line="240" w:lineRule="auto"/>
-        <w:ind w:left="720"/>
-      </w:pPr>
-      <w:r>
-        <w:rPr>
-          <w:lang w:val="id_ID" w:bidi="id_ID"/>
-        </w:rPr>
-      </w:r>
-      <w:r>
-        <w:rPr>
-          <w:lang w:val="id_ID" w:bidi="id_ID"/>
-        </w:rPr>
-        <w:t>Markus 16:17–18</w:t>
-      </w:r>
-    </w:p>
-    <w:p>
-      <w:pPr>
-        <w:pStyle w:val="ListBullet"/>
-        <w:spacing w:line="240" w:lineRule="auto"/>
-        <w:ind w:left="720"/>
-      </w:pPr>
-      <w:r>
-        <w:rPr>
-          <w:lang w:val="id_ID" w:bidi="id_ID"/>
-        </w:rPr>
-      </w:r>
-      <w:r>
-        <w:rPr>
-          <w:lang w:val="id_ID" w:bidi="id_ID"/>
-        </w:rPr>
-        <w:t>Matius 3:7</w:t>
-      </w:r>
-    </w:p>
-    <w:p>
-      <w:pPr>
-        <w:pStyle w:val="ListBullet"/>
-        <w:spacing w:line="240" w:lineRule="auto"/>
-        <w:ind w:left="720"/>
-      </w:pPr>
-      <w:r>
-        <w:rPr>
-          <w:lang w:val="id_ID" w:bidi="id_ID"/>
-        </w:rPr>
-      </w:r>
-      <w:r>
-        <w:rPr>
-          <w:lang w:val="id_ID" w:bidi="id_ID"/>
-        </w:rPr>
-        <w:t>Matius 23:33</w:t>
+        <w:t>1 Raja-raja 11:11–13</w:t>
+      </w:r>
+    </w:p>
+    <w:p>
+      <w:pPr>
+        <w:pStyle w:val="ListBullet"/>
+        <w:spacing w:line="240" w:lineRule="auto"/>
+        <w:ind w:left="720"/>
+      </w:pPr>
+      <w:r>
+        <w:rPr>
+          <w:lang w:val="id_ID" w:bidi="id_ID"/>
+        </w:rPr>
+      </w:r>
+      <w:r>
+        <w:rPr>
+          <w:lang w:val="id_ID" w:bidi="id_ID"/>
+        </w:rPr>
+        <w:t>Ulangan 6:20–23</w:t>
+      </w:r>
+    </w:p>
+    <w:p>
+      <w:pPr>
+        <w:pStyle w:val="ListBullet"/>
+        <w:spacing w:line="240" w:lineRule="auto"/>
+        <w:ind w:left="720"/>
+      </w:pPr>
+      <w:r>
+        <w:rPr>
+          <w:lang w:val="id_ID" w:bidi="id_ID"/>
+        </w:rPr>
+      </w:r>
+      <w:r>
+        <w:rPr>
+          <w:lang w:val="id_ID" w:bidi="id_ID"/>
+        </w:rPr>
+        <w:t>Yehezkiel 33:15</w:t>
+      </w:r>
+    </w:p>
+    <w:p>
+      <w:pPr>
+        <w:pStyle w:val="ListBullet"/>
+        <w:spacing w:line="240" w:lineRule="auto"/>
+        <w:ind w:left="720"/>
+      </w:pPr>
+      <w:r>
+        <w:rPr>
+          <w:lang w:val="id_ID" w:bidi="id_ID"/>
+        </w:rPr>
+      </w:r>
+      <w:r>
+        <w:rPr>
+          <w:lang w:val="id_ID" w:bidi="id_ID"/>
+        </w:rPr>
+        <w:t>Bilangan 19:2</w:t>
       </w:r>
     </w:p>
     <w:p>
@@ -1090,7 +1947,7 @@
         <w:rPr>
           <w:lang w:val="id_ID" w:bidi="id_ID"/>
         </w:rPr>
-        <w:t>Strong: H0660, H2119, H5175, H6620, H6848, H8314, H8577, G21910, G20620, G37890</w:t>
+        <w:t>Strong: H2706, H2708, H7010, G13450</w:t>
       </w:r>
       <w:r>
         <w:rPr>
@@ -1119,7 +1976,7 @@
         <w:rPr>
           <w:lang w:val="id_ID" w:bidi="id_ID"/>
         </w:rPr>
-        <w:t>Umat Allah</w:t>
+        <w:t>Undi</w:t>
       </w:r>
       <w:r>
         <w:rPr>
@@ -1149,61 +2006,141 @@
         <w:rPr>
           <w:lang w:val="id_ID" w:bidi="id_ID"/>
         </w:rPr>
-        <w:t>Konsep "umat Allah" dalam Alkitab merujuk pada orang-orang yang dengannya Allah telah membuat ikatan perjanjian.</w:t>
-      </w:r>
-    </w:p>
-    <w:p>
-      <w:pPr>
-        <w:pStyle w:val="ListBullet"/>
-        <w:spacing w:line="240" w:lineRule="auto"/>
-        <w:ind w:left="720"/>
-      </w:pPr>
-      <w:r>
-        <w:rPr>
-          <w:lang w:val="id_ID" w:bidi="id_ID"/>
-        </w:rPr>
-      </w:r>
-      <w:r>
-        <w:rPr>
-          <w:lang w:val="id_ID" w:bidi="id_ID"/>
-        </w:rPr>
-        <w:t>Dalam Perjanjian Lama, frasa "umat Allah" merujuk kepada bangsa Israel. Bangsa Israel dipilih oleh Allah dan dipisahkan dari bangsa-bangsa lain di dunia untuk melayani dan menaati-Nya.</w:t>
-      </w:r>
-    </w:p>
-    <w:p>
-      <w:pPr>
-        <w:pStyle w:val="ListBullet"/>
-        <w:spacing w:line="240" w:lineRule="auto"/>
-        <w:ind w:left="720"/>
-      </w:pPr>
-      <w:r>
-        <w:rPr>
-          <w:lang w:val="id_ID" w:bidi="id_ID"/>
-        </w:rPr>
-      </w:r>
-      <w:r>
-        <w:rPr>
-          <w:lang w:val="id_ID" w:bidi="id_ID"/>
-        </w:rPr>
-        <w:t>Dalam Perjanjian Baru, frasa "umat Allah" merujuk pada "Gereja" yang berarti semua orang yang percaya kepada Yesus. Ini mencakup baik orang Yahudi maupun non-Yahudi. Dalam Perjanjian Baru, kelompok orang ini terkadang disebut sebagai "anak-anak Allah."</w:t>
-      </w:r>
-    </w:p>
-    <w:p>
-      <w:pPr>
-        <w:pStyle w:val="ListBullet"/>
-        <w:spacing w:line="240" w:lineRule="auto"/>
-        <w:ind w:left="720"/>
-      </w:pPr>
-      <w:r>
-        <w:rPr>
-          <w:lang w:val="id_ID" w:bidi="id_ID"/>
-        </w:rPr>
-      </w:r>
-      <w:r>
-        <w:rPr>
-          <w:lang w:val="id_ID" w:bidi="id_ID"/>
-        </w:rPr>
-        <w:t>Ketika Allah menggunakan frasa "umat-Ku," Dia merujuk kepada orang-orang yang memiliki hubungan perjanjian dengan-Nya. Umat Allah dipilih oleh-Nya, dan Dia ingin mereka hidup dengan cara yang menyenangkan-Nya.</w:t>
+        <w:t>Dalam Alkitab, "undi" adalah benda(-benda) yang ditandai yang digunakan sebagai metode untuk membuat keputusan yang adil dan/atau acak, biasanya untuk memilih seseorang dalam sebuah kelompok. "Membuang undi" merujuk pada proses penggunaan "undi" untuk mencapai keputusan yang adil dan/atau acak.</w:t>
+      </w:r>
+    </w:p>
+    <w:p>
+      <w:pPr>
+        <w:pStyle w:val="ListBullet"/>
+        <w:spacing w:line="240" w:lineRule="auto"/>
+        <w:ind w:left="720"/>
+      </w:pPr>
+      <w:r>
+        <w:rPr>
+          <w:lang w:val="id_ID" w:bidi="id_ID"/>
+        </w:rPr>
+      </w:r>
+      <w:r>
+        <w:rPr>
+          <w:lang w:val="id_ID" w:bidi="id_ID"/>
+        </w:rPr>
+        <w:t>Di era modern, beberapa budaya menggunakan metode "mengundi" atau "menarik" undian dengan seikat jerami. Seseorang memegang tangkai jerami sedemikian rupa sehingga tidak ada yang bisa melihat panjangnya. Setiap orang menarik satu tangkai jerami, dan orang yang mendapatkan tangkai jerami terpanjang (atau terpendek) adalah yang terpilih.</w:t>
+      </w:r>
+    </w:p>
+    <w:p>
+      <w:pPr>
+        <w:pStyle w:val="ListBullet"/>
+        <w:spacing w:line="240" w:lineRule="auto"/>
+        <w:ind w:left="720"/>
+      </w:pPr>
+      <w:r>
+        <w:rPr>
+          <w:lang w:val="id_ID" w:bidi="id_ID"/>
+        </w:rPr>
+      </w:r>
+      <w:r>
+        <w:rPr>
+          <w:lang w:val="id_ID" w:bidi="id_ID"/>
+        </w:rPr>
+        <w:t>Pada zaman Alkitab, benda yang dilemparkan (disebut "undian") mungkin berupa batu kecil yang diberi tanda. Cara "undian" tersebut menunjukkan keputusan tidak diketahui, tetapi kemungkinan melibatkan menjatuhkan atau melempar batu bertanda ke tanah.</w:t>
+      </w:r>
+    </w:p>
+    <w:p>
+      <w:pPr>
+        <w:pStyle w:val="ListBullet"/>
+        <w:spacing w:line="240" w:lineRule="auto"/>
+        <w:ind w:left="720"/>
+      </w:pPr>
+      <w:r>
+        <w:rPr>
+          <w:lang w:val="id_ID" w:bidi="id_ID"/>
+        </w:rPr>
+      </w:r>
+      <w:r>
+        <w:rPr>
+          <w:lang w:val="id_ID" w:bidi="id_ID"/>
+        </w:rPr>
+        <w:t>Frasa "membuang undi" dapat diterjemahkan sebagai "melempar undi," "mengundi," atau "mengocok undi." Terjemahan dari "membuang" sebaiknya tidak memberikan kesan bahwa undi dilemparkan ke jarak yang jauh.</w:t>
+      </w:r>
+    </w:p>
+    <w:p>
+      <w:pPr>
+        <w:pStyle w:val="ListBullet"/>
+        <w:spacing w:line="240" w:lineRule="auto"/>
+        <w:ind w:left="720"/>
+      </w:pPr>
+      <w:r>
+        <w:rPr>
+          <w:lang w:val="id_ID" w:bidi="id_ID"/>
+        </w:rPr>
+      </w:r>
+      <w:r>
+        <w:rPr>
+          <w:lang w:val="id_ID" w:bidi="id_ID"/>
+        </w:rPr>
+        <w:t>Jika keputusan dibuat "dengan undian," ini dapat diterjemahkan sebagai "dengan melempar undian" atau "dengan membuang undian," dan sebagainya.</w:t>
+      </w:r>
+    </w:p>
+    <w:p>
+      <w:pPr/>
+      <w:r>
+        <w:rPr>
+          <w:lang w:val="id_ID" w:bidi="id_ID"/>
+        </w:rPr>
+      </w:r>
+      <w:r>
+        <w:rPr>
+          <w:lang w:val="id_ID" w:bidi="id_ID"/>
+        </w:rPr>
+        <w:t xml:space="preserve">(Lihat juga: </w:t>
+      </w:r>
+      <w:r>
+        <w:rPr>
+          <w:lang w:val="id_ID" w:bidi="id_ID"/>
+        </w:rPr>
+        <w:t>Elisabet</w:t>
+      </w:r>
+      <w:r>
+        <w:rPr>
+          <w:lang w:val="id_ID" w:bidi="id_ID"/>
+        </w:rPr>
+        <w:t xml:space="preserve">, </w:t>
+      </w:r>
+      <w:r>
+        <w:rPr>
+          <w:lang w:val="id_ID" w:bidi="id_ID"/>
+        </w:rPr>
+        <w:t>Imam</w:t>
+      </w:r>
+      <w:r>
+        <w:rPr>
+          <w:lang w:val="id_ID" w:bidi="id_ID"/>
+        </w:rPr>
+        <w:t xml:space="preserve">, </w:t>
+      </w:r>
+      <w:r>
+        <w:rPr>
+          <w:lang w:val="id_ID" w:bidi="id_ID"/>
+        </w:rPr>
+        <w:t>Zakharia (Perjanjian Lama)</w:t>
+      </w:r>
+      <w:r>
+        <w:rPr>
+          <w:lang w:val="id_ID" w:bidi="id_ID"/>
+        </w:rPr>
+        <w:t xml:space="preserve">, </w:t>
+      </w:r>
+      <w:r>
+        <w:rPr>
+          <w:lang w:val="id_ID" w:bidi="id_ID"/>
+        </w:rPr>
+        <w:t>Zakharia (Perjanjian Baru)</w:t>
+      </w:r>
+      <w:r>
+        <w:rPr>
+          <w:lang w:val="id_ID" w:bidi="id_ID"/>
+        </w:rPr>
+        <w:t>)</w:t>
       </w:r>
     </w:p>
     <w:p>
@@ -1214,79 +2151,154 @@
         <w:rPr>
           <w:lang w:val="id_ID" w:bidi="id_ID"/>
         </w:rPr>
-        <w:t>Saran Terjemahan:</w:t>
-      </w:r>
-    </w:p>
-    <w:p>
-      <w:pPr>
-        <w:pStyle w:val="ListBullet"/>
-        <w:spacing w:line="240" w:lineRule="auto"/>
-        <w:ind w:left="720"/>
-      </w:pPr>
-      <w:r>
-        <w:rPr>
-          <w:lang w:val="id_ID" w:bidi="id_ID"/>
-        </w:rPr>
-      </w:r>
-      <w:r>
-        <w:rPr>
-          <w:lang w:val="id_ID" w:bidi="id_ID"/>
-        </w:rPr>
-        <w:t>Istilah "umat Allah" dapat diterjemahkan sebagai "umat milik Allah," "orang-orang yang menyembah Allah," "orang-orang yang melayani Allah," atau "orang-orang yang milik Allah."</w:t>
-      </w:r>
-    </w:p>
-    <w:p>
-      <w:pPr>
-        <w:pStyle w:val="ListBullet"/>
-        <w:spacing w:line="240" w:lineRule="auto"/>
-        <w:ind w:left="720"/>
-      </w:pPr>
-      <w:r>
-        <w:rPr>
-          <w:lang w:val="id_ID" w:bidi="id_ID"/>
-        </w:rPr>
-      </w:r>
-      <w:r>
-        <w:rPr>
-          <w:lang w:val="id_ID" w:bidi="id_ID"/>
-        </w:rPr>
-        <w:t>Ketika Allah mengatakan "umat-Ku", cara lain untuk menerjemahkannya bisa termasuk "umat yang telah Aku pilih", "umat yang menyembah-Ku", atau "umat yang menjadi milik-Ku."</w:t>
-      </w:r>
-    </w:p>
-    <w:p>
-      <w:pPr>
-        <w:pStyle w:val="ListBullet"/>
-        <w:spacing w:line="240" w:lineRule="auto"/>
-        <w:ind w:left="720"/>
-      </w:pPr>
-      <w:r>
-        <w:rPr>
-          <w:lang w:val="id_ID" w:bidi="id_ID"/>
-        </w:rPr>
-      </w:r>
-      <w:r>
-        <w:rPr>
-          <w:lang w:val="id_ID" w:bidi="id_ID"/>
-        </w:rPr>
-        <w:t>Demikian pula, "umat-Mu" dapat diterjemahkan sebagai "orang-orang yang menjadi milik-Mu" atau "orang-orang yang Engkau pilih untuk menjadi milik-Mu."</w:t>
-      </w:r>
-    </w:p>
-    <w:p>
-      <w:pPr>
-        <w:pStyle w:val="ListBullet"/>
-        <w:spacing w:line="240" w:lineRule="auto"/>
-        <w:ind w:left="720"/>
-      </w:pPr>
-      <w:r>
-        <w:rPr>
-          <w:lang w:val="id_ID" w:bidi="id_ID"/>
-        </w:rPr>
-      </w:r>
-      <w:r>
-        <w:rPr>
-          <w:lang w:val="id_ID" w:bidi="id_ID"/>
-        </w:rPr>
-        <w:t>Selain itu, "umat-Nya" dapat diterjemahkan sebagai "orang-orang yang menjadi milik-Nya" atau "orang-orang yang Allah pilih untuk menjadi milik-Nya."</w:t>
+        <w:t>Referensi Alkitab:</w:t>
+      </w:r>
+    </w:p>
+    <w:p>
+      <w:pPr>
+        <w:pStyle w:val="ListBullet"/>
+        <w:spacing w:line="240" w:lineRule="auto"/>
+        <w:ind w:left="720"/>
+      </w:pPr>
+      <w:r>
+        <w:rPr>
+          <w:lang w:val="id_ID" w:bidi="id_ID"/>
+        </w:rPr>
+      </w:r>
+      <w:r>
+        <w:rPr>
+          <w:lang w:val="id_ID" w:bidi="id_ID"/>
+        </w:rPr>
+        <w:t>Yunus 1:7</w:t>
+      </w:r>
+    </w:p>
+    <w:p>
+      <w:pPr>
+        <w:pStyle w:val="ListBullet"/>
+        <w:spacing w:line="240" w:lineRule="auto"/>
+        <w:ind w:left="720"/>
+      </w:pPr>
+      <w:r>
+        <w:rPr>
+          <w:lang w:val="id_ID" w:bidi="id_ID"/>
+        </w:rPr>
+      </w:r>
+      <w:r>
+        <w:rPr>
+          <w:lang w:val="id_ID" w:bidi="id_ID"/>
+        </w:rPr>
+        <w:t>Lukas 1:8–10</w:t>
+      </w:r>
+    </w:p>
+    <w:p>
+      <w:pPr>
+        <w:pStyle w:val="ListBullet"/>
+        <w:spacing w:line="240" w:lineRule="auto"/>
+        <w:ind w:left="720"/>
+      </w:pPr>
+      <w:r>
+        <w:rPr>
+          <w:lang w:val="id_ID" w:bidi="id_ID"/>
+        </w:rPr>
+      </w:r>
+      <w:r>
+        <w:rPr>
+          <w:lang w:val="id_ID" w:bidi="id_ID"/>
+        </w:rPr>
+        <w:t>Lukas 23:34</w:t>
+      </w:r>
+    </w:p>
+    <w:p>
+      <w:pPr>
+        <w:pStyle w:val="ListBullet"/>
+        <w:spacing w:line="240" w:lineRule="auto"/>
+        <w:ind w:left="720"/>
+      </w:pPr>
+      <w:r>
+        <w:rPr>
+          <w:lang w:val="id_ID" w:bidi="id_ID"/>
+        </w:rPr>
+      </w:r>
+      <w:r>
+        <w:rPr>
+          <w:lang w:val="id_ID" w:bidi="id_ID"/>
+        </w:rPr>
+        <w:t>Markus 15:22</w:t>
+      </w:r>
+    </w:p>
+    <w:p>
+      <w:pPr>
+        <w:pStyle w:val="ListBullet"/>
+        <w:spacing w:line="240" w:lineRule="auto"/>
+        <w:ind w:left="720"/>
+      </w:pPr>
+      <w:r>
+        <w:rPr>
+          <w:lang w:val="id_ID" w:bidi="id_ID"/>
+        </w:rPr>
+      </w:r>
+      <w:r>
+        <w:rPr>
+          <w:lang w:val="id_ID" w:bidi="id_ID"/>
+        </w:rPr>
+        <w:t>Matius 27:35–37</w:t>
+      </w:r>
+    </w:p>
+    <w:p>
+      <w:pPr>
+        <w:pStyle w:val="ListBullet"/>
+        <w:spacing w:line="240" w:lineRule="auto"/>
+        <w:ind w:left="720"/>
+      </w:pPr>
+      <w:r>
+        <w:rPr>
+          <w:lang w:val="id_ID" w:bidi="id_ID"/>
+        </w:rPr>
+      </w:r>
+      <w:r>
+        <w:rPr>
+          <w:lang w:val="id_ID" w:bidi="id_ID"/>
+        </w:rPr>
+        <w:t>Mazmur 22:18–19</w:t>
+      </w:r>
+    </w:p>
+    <w:p>
+      <w:pPr>
+        <w:pStyle w:val="Heading3"/>
+      </w:pPr>
+      <w:r>
+        <w:rPr>
+          <w:lang w:val="id_ID" w:bidi="id_ID"/>
+        </w:rPr>
+        <w:t>Data Kata:</w:t>
+      </w:r>
+    </w:p>
+    <w:p>
+      <w:pPr>
+        <w:pStyle w:val="ListBullet"/>
+        <w:spacing w:line="240" w:lineRule="auto"/>
+        <w:ind w:left="720"/>
+      </w:pPr>
+      <w:r>
+        <w:rPr>
+          <w:lang w:val="id_ID" w:bidi="id_ID"/>
+        </w:rPr>
+      </w:r>
+      <w:r>
+        <w:rPr>
+          <w:lang w:val="id_ID" w:bidi="id_ID"/>
+        </w:rPr>
+        <w:t>Strong: H1486, H5307, G28190, G29750</w:t>
+      </w:r>
+      <w:r>
+        <w:rPr>
+          <w:lang w:val="id_ID" w:bidi="id_ID"/>
+        </w:rPr>
+      </w:r>
+      <w:r>
+        <w:rPr>
+          <w:lang w:val="id_ID" w:bidi="id_ID"/>
+        </w:rPr>
       </w:r>
     </w:p>
     <w:p>
@@ -1296,6 +2308,177 @@
           <w:lang w:val="id_ID" w:bidi="id_ID"/>
         </w:rPr>
       </w:r>
+    </w:p>
+    <w:p>
+      <w:pPr>
+        <w:pStyle w:val="Heading2"/>
+      </w:pPr>
+      <w:r>
+        <w:rPr>
+          <w:lang w:val="id_ID" w:bidi="id_ID"/>
+        </w:rPr>
+        <w:t>Ungu</w:t>
+      </w:r>
+      <w:r>
+        <w:rPr>
+          <w:lang w:val="id_ID" w:bidi="id_ID"/>
+        </w:rPr>
+      </w:r>
+    </w:p>
+    <w:p>
+      <w:pPr>
+        <w:pStyle w:val="Heading3"/>
+      </w:pPr>
+      <w:r>
+        <w:rPr>
+          <w:lang w:val="id_ID" w:bidi="id_ID"/>
+        </w:rPr>
+        <w:t>Fakta:</w:t>
+      </w:r>
+    </w:p>
+    <w:p>
+      <w:pPr/>
+      <w:r>
+        <w:rPr>
+          <w:lang w:val="id_ID" w:bidi="id_ID"/>
+        </w:rPr>
+      </w:r>
+      <w:r>
+        <w:rPr>
+          <w:lang w:val="id_ID" w:bidi="id_ID"/>
+        </w:rPr>
+        <w:t>Istilah "ungu" merujuk pada nama warna yang merupakan campuran antara biru dan merah.</w:t>
+      </w:r>
+    </w:p>
+    <w:p>
+      <w:pPr>
+        <w:pStyle w:val="ListBullet"/>
+        <w:spacing w:line="240" w:lineRule="auto"/>
+        <w:ind w:left="720"/>
+      </w:pPr>
+      <w:r>
+        <w:rPr>
+          <w:lang w:val="id_ID" w:bidi="id_ID"/>
+        </w:rPr>
+      </w:r>
+      <w:r>
+        <w:rPr>
+          <w:lang w:val="id_ID" w:bidi="id_ID"/>
+        </w:rPr>
+        <w:t>Di zaman kuno, ungu adalah warna pewarna yang langka dan sangat berharga, digunakan untuk mewarnai pakaian raja dan pejabat tinggi lainnya.</w:t>
+      </w:r>
+    </w:p>
+    <w:p>
+      <w:pPr>
+        <w:pStyle w:val="ListBullet"/>
+        <w:spacing w:line="240" w:lineRule="auto"/>
+        <w:ind w:left="720"/>
+      </w:pPr>
+      <w:r>
+        <w:rPr>
+          <w:lang w:val="id_ID" w:bidi="id_ID"/>
+        </w:rPr>
+      </w:r>
+      <w:r>
+        <w:rPr>
+          <w:lang w:val="id_ID" w:bidi="id_ID"/>
+        </w:rPr>
+        <w:t>Karena biaya produksi yang tinggi dan waktu yang lama untuk membuat pewarna ini, pakaian ungu dianggap sebagai simbol kekayaan, keistimewaan, dan kerajaan.</w:t>
+      </w:r>
+    </w:p>
+    <w:p>
+      <w:pPr>
+        <w:pStyle w:val="ListBullet"/>
+        <w:spacing w:line="240" w:lineRule="auto"/>
+        <w:ind w:left="720"/>
+      </w:pPr>
+      <w:r>
+        <w:rPr>
+          <w:lang w:val="id_ID" w:bidi="id_ID"/>
+        </w:rPr>
+      </w:r>
+      <w:r>
+        <w:rPr>
+          <w:lang w:val="id_ID" w:bidi="id_ID"/>
+        </w:rPr>
+        <w:t>Ungu juga merupakan salah satu warna yang digunakan untuk tirai di Kemah Suci dan kuil, serta untuk baju efod yang dikenakan oleh para imam.</w:t>
+      </w:r>
+    </w:p>
+    <w:p>
+      <w:pPr>
+        <w:pStyle w:val="ListBullet"/>
+        <w:spacing w:line="240" w:lineRule="auto"/>
+        <w:ind w:left="720"/>
+      </w:pPr>
+      <w:r>
+        <w:rPr>
+          <w:lang w:val="id_ID" w:bidi="id_ID"/>
+        </w:rPr>
+      </w:r>
+      <w:r>
+        <w:rPr>
+          <w:lang w:val="id_ID" w:bidi="id_ID"/>
+        </w:rPr>
+        <w:t>Pewarna ungu diekstraksi dari sejenis siput laut dengan menggerus atau merebus siput tersebut, atau dengan membuat mereka melepaskan zat pewarna saat masih hidup. Proses ini sangat mahal.</w:t>
+      </w:r>
+    </w:p>
+    <w:p>
+      <w:pPr>
+        <w:pStyle w:val="ListBullet"/>
+        <w:spacing w:line="240" w:lineRule="auto"/>
+        <w:ind w:left="720"/>
+      </w:pPr>
+      <w:r>
+        <w:rPr>
+          <w:lang w:val="id_ID" w:bidi="id_ID"/>
+        </w:rPr>
+      </w:r>
+      <w:r>
+        <w:rPr>
+          <w:lang w:val="id_ID" w:bidi="id_ID"/>
+        </w:rPr>
+        <w:t>Prajurit Roma mengenakan jubah kerajaan berwarna ungu pada Yesus sebelum penyaliban-Nya, untuk mengejek klaim-Nya sebagai Raja Orang Yahudi.</w:t>
+      </w:r>
+    </w:p>
+    <w:p>
+      <w:pPr>
+        <w:pStyle w:val="ListBullet"/>
+        <w:spacing w:line="240" w:lineRule="auto"/>
+        <w:ind w:left="720"/>
+      </w:pPr>
+      <w:r>
+        <w:rPr>
+          <w:lang w:val="id_ID" w:bidi="id_ID"/>
+        </w:rPr>
+      </w:r>
+      <w:r>
+        <w:rPr>
+          <w:lang w:val="id_ID" w:bidi="id_ID"/>
+        </w:rPr>
+        <w:t>Lidia dari kota Filipi adalah seorang wanita yang mencari nafkah dengan menjual kain berwarna ungu.</w:t>
+      </w:r>
+    </w:p>
+    <w:p>
+      <w:pPr/>
+      <w:r>
+        <w:rPr>
+          <w:lang w:val="id_ID" w:bidi="id_ID"/>
+        </w:rPr>
+      </w:r>
+      <w:r>
+        <w:rPr>
+          <w:lang w:val="id_ID" w:bidi="id_ID"/>
+        </w:rPr>
+        <w:t>(Saran terjemahan: Cara Menerjemahkan Nama)</w:t>
+      </w:r>
+    </w:p>
+    <w:p>
+      <w:pPr/>
+      <w:r>
+        <w:rPr>
+          <w:lang w:val="id_ID" w:bidi="id_ID"/>
+        </w:rPr>
+      </w:r>
       <w:r>
         <w:rPr>
           <w:lang w:val="id_ID" w:bidi="id_ID"/>
@@ -1306,7 +2489,7 @@
         <w:rPr>
           <w:lang w:val="id_ID" w:bidi="id_ID"/>
         </w:rPr>
-        <w:t>Israel</w:t>
+        <w:t>efod</w:t>
       </w:r>
       <w:r>
         <w:rPr>
@@ -1318,7 +2501,43 @@
         <w:rPr>
           <w:lang w:val="id_ID" w:bidi="id_ID"/>
         </w:rPr>
-        <w:t>kelompok orang</w:t>
+        <w:t>Filipi</w:t>
+      </w:r>
+      <w:r>
+        <w:rPr>
+          <w:lang w:val="id_ID" w:bidi="id_ID"/>
+        </w:rPr>
+        <w:t xml:space="preserve">, </w:t>
+      </w:r>
+      <w:r>
+        <w:rPr>
+          <w:lang w:val="id_ID" w:bidi="id_ID"/>
+        </w:rPr>
+        <w:t>kerajaan</w:t>
+      </w:r>
+      <w:r>
+        <w:rPr>
+          <w:lang w:val="id_ID" w:bidi="id_ID"/>
+        </w:rPr>
+        <w:t xml:space="preserve">, </w:t>
+      </w:r>
+      <w:r>
+        <w:rPr>
+          <w:lang w:val="id_ID" w:bidi="id_ID"/>
+        </w:rPr>
+        <w:t>kemah suci</w:t>
+      </w:r>
+      <w:r>
+        <w:rPr>
+          <w:lang w:val="id_ID" w:bidi="id_ID"/>
+        </w:rPr>
+        <w:t xml:space="preserve">, </w:t>
+      </w:r>
+      <w:r>
+        <w:rPr>
+          <w:lang w:val="id_ID" w:bidi="id_ID"/>
+        </w:rPr>
+        <w:t>bait suci</w:t>
       </w:r>
       <w:r>
         <w:rPr>
@@ -1353,169 +2572,61 @@
         <w:rPr>
           <w:lang w:val="id_ID" w:bidi="id_ID"/>
         </w:rPr>
-        <w:t>1 Tawarikh 11:2</w:t>
-      </w:r>
-    </w:p>
-    <w:p>
-      <w:pPr>
-        <w:pStyle w:val="ListBullet"/>
-        <w:spacing w:line="240" w:lineRule="auto"/>
-        <w:ind w:left="720"/>
-      </w:pPr>
-      <w:r>
-        <w:rPr>
-          <w:lang w:val="id_ID" w:bidi="id_ID"/>
-        </w:rPr>
-      </w:r>
-      <w:r>
-        <w:rPr>
-          <w:lang w:val="id_ID" w:bidi="id_ID"/>
-        </w:rPr>
-        <w:t>Kisah Para Rasul 7:34</w:t>
-      </w:r>
-    </w:p>
-    <w:p>
-      <w:pPr>
-        <w:pStyle w:val="ListBullet"/>
-        <w:spacing w:line="240" w:lineRule="auto"/>
-        <w:ind w:left="720"/>
-      </w:pPr>
-      <w:r>
-        <w:rPr>
-          <w:lang w:val="id_ID" w:bidi="id_ID"/>
-        </w:rPr>
-      </w:r>
-      <w:r>
-        <w:rPr>
-          <w:lang w:val="id_ID" w:bidi="id_ID"/>
-        </w:rPr>
-        <w:t>Kisah Para Rasul 7:51–53</w:t>
-      </w:r>
-    </w:p>
-    <w:p>
-      <w:pPr>
-        <w:pStyle w:val="ListBullet"/>
-        <w:spacing w:line="240" w:lineRule="auto"/>
-        <w:ind w:left="720"/>
-      </w:pPr>
-      <w:r>
-        <w:rPr>
-          <w:lang w:val="id_ID" w:bidi="id_ID"/>
-        </w:rPr>
-      </w:r>
-      <w:r>
-        <w:rPr>
-          <w:lang w:val="id_ID" w:bidi="id_ID"/>
-        </w:rPr>
-        <w:t>Kisah Para Rasul 10:36–38</w:t>
-      </w:r>
-    </w:p>
-    <w:p>
-      <w:pPr>
-        <w:pStyle w:val="ListBullet"/>
-        <w:spacing w:line="240" w:lineRule="auto"/>
-        <w:ind w:left="720"/>
-      </w:pPr>
-      <w:r>
-        <w:rPr>
-          <w:lang w:val="id_ID" w:bidi="id_ID"/>
-        </w:rPr>
-      </w:r>
-      <w:r>
-        <w:rPr>
-          <w:lang w:val="id_ID" w:bidi="id_ID"/>
-        </w:rPr>
-        <w:t>Daniel 9:24–25</w:t>
-      </w:r>
-    </w:p>
-    <w:p>
-      <w:pPr>
-        <w:pStyle w:val="ListBullet"/>
-        <w:spacing w:line="240" w:lineRule="auto"/>
-        <w:ind w:left="720"/>
-      </w:pPr>
-      <w:r>
-        <w:rPr>
-          <w:lang w:val="id_ID" w:bidi="id_ID"/>
-        </w:rPr>
-      </w:r>
-      <w:r>
-        <w:rPr>
-          <w:lang w:val="id_ID" w:bidi="id_ID"/>
-        </w:rPr>
-        <w:t>Yesaya 2:5–6</w:t>
-      </w:r>
-    </w:p>
-    <w:p>
-      <w:pPr>
-        <w:pStyle w:val="ListBullet"/>
-        <w:spacing w:line="240" w:lineRule="auto"/>
-        <w:ind w:left="720"/>
-      </w:pPr>
-      <w:r>
-        <w:rPr>
-          <w:lang w:val="id_ID" w:bidi="id_ID"/>
-        </w:rPr>
-      </w:r>
-      <w:r>
-        <w:rPr>
-          <w:lang w:val="id_ID" w:bidi="id_ID"/>
-        </w:rPr>
-        <w:t>Yeremia 6:20–22</w:t>
-      </w:r>
-    </w:p>
-    <w:p>
-      <w:pPr>
-        <w:pStyle w:val="ListBullet"/>
-        <w:spacing w:line="240" w:lineRule="auto"/>
-        <w:ind w:left="720"/>
-      </w:pPr>
-      <w:r>
-        <w:rPr>
-          <w:lang w:val="id_ID" w:bidi="id_ID"/>
-        </w:rPr>
-      </w:r>
-      <w:r>
-        <w:rPr>
-          <w:lang w:val="id_ID" w:bidi="id_ID"/>
-        </w:rPr>
-        <w:t>Yoel 3:16–17</w:t>
-      </w:r>
-    </w:p>
-    <w:p>
-      <w:pPr>
-        <w:pStyle w:val="ListBullet"/>
-        <w:spacing w:line="240" w:lineRule="auto"/>
-        <w:ind w:left="720"/>
-      </w:pPr>
-      <w:r>
-        <w:rPr>
-          <w:lang w:val="id_ID" w:bidi="id_ID"/>
-        </w:rPr>
-      </w:r>
-      <w:r>
-        <w:rPr>
-          <w:lang w:val="id_ID" w:bidi="id_ID"/>
-        </w:rPr>
-        <w:t>Mikha 6:3–5</w:t>
-      </w:r>
-    </w:p>
-    <w:p>
-      <w:pPr>
-        <w:pStyle w:val="ListBullet"/>
-        <w:spacing w:line="240" w:lineRule="auto"/>
-        <w:ind w:left="720"/>
-      </w:pPr>
-      <w:r>
-        <w:rPr>
-          <w:lang w:val="id_ID" w:bidi="id_ID"/>
-        </w:rPr>
-      </w:r>
-      <w:r>
-        <w:rPr>
-          <w:lang w:val="id_ID" w:bidi="id_ID"/>
-        </w:rPr>
-        <w:t>Wahyu 13:7–8</w:t>
+        <w:t>2 Tawarikh 2:13–14</w:t>
+      </w:r>
+    </w:p>
+    <w:p>
+      <w:pPr>
+        <w:pStyle w:val="ListBullet"/>
+        <w:spacing w:line="240" w:lineRule="auto"/>
+        <w:ind w:left="720"/>
+      </w:pPr>
+      <w:r>
+        <w:rPr>
+          <w:lang w:val="id_ID" w:bidi="id_ID"/>
+        </w:rPr>
+      </w:r>
+      <w:r>
+        <w:rPr>
+          <w:lang w:val="id_ID" w:bidi="id_ID"/>
+        </w:rPr>
+        <w:t>Daniel 5:7</w:t>
+      </w:r>
+    </w:p>
+    <w:p>
+      <w:pPr>
+        <w:pStyle w:val="ListBullet"/>
+        <w:spacing w:line="240" w:lineRule="auto"/>
+        <w:ind w:left="720"/>
+      </w:pPr>
+      <w:r>
+        <w:rPr>
+          <w:lang w:val="id_ID" w:bidi="id_ID"/>
+        </w:rPr>
+      </w:r>
+      <w:r>
+        <w:rPr>
+          <w:lang w:val="id_ID" w:bidi="id_ID"/>
+        </w:rPr>
+        <w:t>Daniel 5:29–31</w:t>
+      </w:r>
+    </w:p>
+    <w:p>
+      <w:pPr>
+        <w:pStyle w:val="ListBullet"/>
+        <w:spacing w:line="240" w:lineRule="auto"/>
+        <w:ind w:left="720"/>
+      </w:pPr>
+      <w:r>
+        <w:rPr>
+          <w:lang w:val="id_ID" w:bidi="id_ID"/>
+        </w:rPr>
+      </w:r>
+      <w:r>
+        <w:rPr>
+          <w:lang w:val="id_ID" w:bidi="id_ID"/>
+        </w:rPr>
+        <w:t>Amsal 31:22–23</w:t>
       </w:r>
     </w:p>
     <w:p>
@@ -1544,7 +2655,7 @@
         <w:rPr>
           <w:lang w:val="id_ID" w:bidi="id_ID"/>
         </w:rPr>
-        <w:t>Strong: H0430, H5971, G23160, G29920</w:t>
+        <w:t>Strong: H0710, H0711, H0713, G42090, G42100, G42110</w:t>
       </w:r>
       <w:r>
         <w:rPr>
@@ -1573,7 +2684,7 @@
         <w:rPr>
           <w:lang w:val="id_ID" w:bidi="id_ID"/>
         </w:rPr>
-        <w:t>Umur</w:t>
+        <w:t>Unta</w:t>
       </w:r>
       <w:r>
         <w:rPr>
@@ -1589,7 +2700,7 @@
         <w:rPr>
           <w:lang w:val="id_ID" w:bidi="id_ID"/>
         </w:rPr>
-        <w:t>Definisi:</w:t>
+        <w:t>Pengertian:</w:t>
       </w:r>
     </w:p>
     <w:p>
@@ -1603,86 +2714,91 @@
         <w:rPr>
           <w:lang w:val="id_ID" w:bidi="id_ID"/>
         </w:rPr>
-        <w:t>Dalam arti ini, istilah “usia” merujuk pada jumlah tahun yang telah dijalani seseorang. Di dalam Alkitab, istilah “berumur” dan “tua” keduanya digunakan untuk menggambarkan seseorang yang telah hidup selama bertahun-tahun.</w:t>
-      </w:r>
-    </w:p>
-    <w:p>
-      <w:pPr>
-        <w:pStyle w:val="Heading3"/>
-      </w:pPr>
-      <w:r>
-        <w:rPr>
-          <w:lang w:val="id_ID" w:bidi="id_ID"/>
-        </w:rPr>
-        <w:t>Saran-saran Terjemahan:</w:t>
-      </w:r>
-    </w:p>
-    <w:p>
-      <w:pPr>
-        <w:pStyle w:val="ListBullet"/>
-        <w:spacing w:line="240" w:lineRule="auto"/>
-        <w:ind w:left="720"/>
-      </w:pPr>
-      <w:r>
-        <w:rPr>
-          <w:lang w:val="id_ID" w:bidi="id_ID"/>
-        </w:rPr>
-      </w:r>
-      <w:r>
-        <w:rPr>
-          <w:lang w:val="id_ID" w:bidi="id_ID"/>
-        </w:rPr>
-        <w:t>Ungkapan, “pada usia yang sangat tua” bisa diterjemahkan sebagai, “usianya sudah bertahun-tahun” atau “ketika ia sudah sangat tua” atau “ketika dia telah menjalani kehidupan yang sangat lama.”</w:t>
-      </w:r>
-    </w:p>
-    <w:p>
-      <w:pPr>
-        <w:pStyle w:val="ListBullet"/>
-        <w:spacing w:line="240" w:lineRule="auto"/>
-        <w:ind w:left="720"/>
-      </w:pPr>
-      <w:r>
-        <w:rPr>
-          <w:lang w:val="id_ID" w:bidi="id_ID"/>
-        </w:rPr>
-      </w:r>
-      <w:r>
-        <w:rPr>
-          <w:lang w:val="id_ID" w:bidi="id_ID"/>
-        </w:rPr>
-        <w:t>Istilah “berumur” bisa diterjemahkan menjadi “tua” atau “sangat tua” tergantung pada konteksnya.</w:t>
-      </w:r>
-    </w:p>
-    <w:p>
-      <w:pPr>
-        <w:pStyle w:val="Heading3"/>
-      </w:pPr>
-      <w:r>
-        <w:rPr>
-          <w:lang w:val="id_ID" w:bidi="id_ID"/>
-        </w:rPr>
-        <w:t>Referensi Alkitab:</w:t>
-      </w:r>
-    </w:p>
-    <w:p>
-      <w:pPr>
-        <w:pStyle w:val="Heading3"/>
-      </w:pPr>
-      <w:r>
-        <w:rPr>
-          <w:lang w:val="id_ID" w:bidi="id_ID"/>
-        </w:rPr>
-        <w:t>Data Kata:</w:t>
-      </w:r>
-      <w:r>
-        <w:rPr>
-          <w:lang w:val="id_ID" w:bidi="id_ID"/>
-        </w:rPr>
-      </w:r>
-      <w:r>
-        <w:rPr>
-          <w:lang w:val="id_ID" w:bidi="id_ID"/>
-        </w:rPr>
+        <w:t xml:space="preserve">Unta adalah hewan besar berkaki empat dengan satu atau dua punuk di punggungnya. (Lihat juga: </w:t>
+      </w:r>
+      <w:r>
+        <w:rPr>
+          <w:lang w:val="id_ID" w:bidi="id_ID"/>
+        </w:rPr>
+        <w:t>Menerjemahkan Istilah yang Tidak Dikenal</w:t>
+      </w:r>
+      <w:r>
+        <w:rPr>
+          <w:lang w:val="id_ID" w:bidi="id_ID"/>
+        </w:rPr>
+        <w:t>)</w:t>
+      </w:r>
+    </w:p>
+    <w:p>
+      <w:pPr>
+        <w:pStyle w:val="ListBullet"/>
+        <w:spacing w:line="240" w:lineRule="auto"/>
+        <w:ind w:left="720"/>
+      </w:pPr>
+      <w:r>
+        <w:rPr>
+          <w:lang w:val="id_ID" w:bidi="id_ID"/>
+        </w:rPr>
+      </w:r>
+      <w:r>
+        <w:rPr>
+          <w:lang w:val="id_ID" w:bidi="id_ID"/>
+        </w:rPr>
+        <w:t>Pada zaman Alkitab, unta adalah binatang terbesar yang didapati di Israel dan wilayah sekitarnya.</w:t>
+      </w:r>
+    </w:p>
+    <w:p>
+      <w:pPr>
+        <w:pStyle w:val="ListBullet"/>
+        <w:spacing w:line="240" w:lineRule="auto"/>
+        <w:ind w:left="720"/>
+      </w:pPr>
+      <w:r>
+        <w:rPr>
+          <w:lang w:val="id_ID" w:bidi="id_ID"/>
+        </w:rPr>
+      </w:r>
+      <w:r>
+        <w:rPr>
+          <w:lang w:val="id_ID" w:bidi="id_ID"/>
+        </w:rPr>
+        <w:t>Unta terutama digunakan untuk mengangkut orang dan barang.</w:t>
+      </w:r>
+    </w:p>
+    <w:p>
+      <w:pPr>
+        <w:pStyle w:val="ListBullet"/>
+        <w:spacing w:line="240" w:lineRule="auto"/>
+        <w:ind w:left="720"/>
+      </w:pPr>
+      <w:r>
+        <w:rPr>
+          <w:lang w:val="id_ID" w:bidi="id_ID"/>
+        </w:rPr>
+      </w:r>
+      <w:r>
+        <w:rPr>
+          <w:lang w:val="id_ID" w:bidi="id_ID"/>
+        </w:rPr>
+        <w:t>Beberapa kelompok masyarakat juga menggunakan unta sebagai makanan, tetapi tidak demikian dengan bangsa Israel karena Allah mengatakan bahwa unta tidak halal dan tidak boleh dimakan.</w:t>
+      </w:r>
+    </w:p>
+    <w:p>
+      <w:pPr>
+        <w:pStyle w:val="ListBullet"/>
+        <w:spacing w:line="240" w:lineRule="auto"/>
+        <w:ind w:left="720"/>
+      </w:pPr>
+      <w:r>
+        <w:rPr>
+          <w:lang w:val="id_ID" w:bidi="id_ID"/>
+        </w:rPr>
+      </w:r>
+      <w:r>
+        <w:rPr>
+          <w:lang w:val="id_ID" w:bidi="id_ID"/>
+        </w:rPr>
+        <w:t>Unta sangat berharga karena hewan ini dapat bergerak cepat di pasir dan mampu bertahan hidup tanpa makanan dan air selama beberapa minggu.</w:t>
       </w:r>
     </w:p>
     <w:p>
@@ -1692,1163 +2808,11 @@
           <w:lang w:val="id_ID" w:bidi="id_ID"/>
         </w:rPr>
       </w:r>
-    </w:p>
-    <w:p>
-      <w:pPr>
-        <w:pStyle w:val="Heading2"/>
-      </w:pPr>
-      <w:r>
-        <w:rPr>
-          <w:lang w:val="id_ID" w:bidi="id_ID"/>
-        </w:rPr>
-        <w:t>Undang-undang</w:t>
-      </w:r>
-      <w:r>
-        <w:rPr>
-          <w:lang w:val="id_ID" w:bidi="id_ID"/>
-        </w:rPr>
-      </w:r>
-    </w:p>
-    <w:p>
-      <w:pPr>
-        <w:pStyle w:val="Heading3"/>
-      </w:pPr>
-      <w:r>
-        <w:rPr>
-          <w:lang w:val="id_ID" w:bidi="id_ID"/>
-        </w:rPr>
-        <w:t>Definisi:</w:t>
-      </w:r>
-    </w:p>
-    <w:p>
-      <w:pPr/>
-      <w:r>
-        <w:rPr>
-          <w:lang w:val="id_ID" w:bidi="id_ID"/>
-        </w:rPr>
-      </w:r>
-      <w:r>
-        <w:rPr>
-          <w:lang w:val="id_ID" w:bidi="id_ID"/>
-        </w:rPr>
-        <w:t>Sebuah undang-undang adalah hukum tertulis yang spesifik, memberikan panduan yang harus diikuti oleh masyarakat.</w:t>
-      </w:r>
-    </w:p>
-    <w:p>
-      <w:pPr>
-        <w:pStyle w:val="ListBullet"/>
-        <w:spacing w:line="240" w:lineRule="auto"/>
-        <w:ind w:left="720"/>
-      </w:pPr>
-      <w:r>
-        <w:rPr>
-          <w:lang w:val="id_ID" w:bidi="id_ID"/>
-        </w:rPr>
-      </w:r>
-      <w:r>
-        <w:rPr>
-          <w:lang w:val="id_ID" w:bidi="id_ID"/>
-        </w:rPr>
-        <w:t>Istilah "undang-undang" memiliki kemiripan dengan arti "peraturan", "perintah", "hukum", dan "ketetapan." Semua istilah ini mencakup instruksi dan persyaratan yang diberikan oleh Allah kepada umat-Nya atau oleh penguasa kepada rakyat mereka.</w:t>
-      </w:r>
-    </w:p>
-    <w:p>
-      <w:pPr>
-        <w:pStyle w:val="ListBullet"/>
-        <w:spacing w:line="240" w:lineRule="auto"/>
-        <w:ind w:left="720"/>
-      </w:pPr>
-      <w:r>
-        <w:rPr>
-          <w:lang w:val="id_ID" w:bidi="id_ID"/>
-        </w:rPr>
-      </w:r>
-      <w:r>
-        <w:rPr>
-          <w:lang w:val="id_ID" w:bidi="id_ID"/>
-        </w:rPr>
-        <w:t>Raja Daud mengatakan bahwa dia bersukacita dalam ketetapan-ketetapan dari Yahweh.</w:t>
-      </w:r>
-    </w:p>
-    <w:p>
-      <w:pPr>
-        <w:pStyle w:val="ListBullet"/>
-        <w:spacing w:line="240" w:lineRule="auto"/>
-        <w:ind w:left="720"/>
-      </w:pPr>
-      <w:r>
-        <w:rPr>
-          <w:lang w:val="id_ID" w:bidi="id_ID"/>
-        </w:rPr>
-      </w:r>
-      <w:r>
-        <w:rPr>
-          <w:lang w:val="id_ID" w:bidi="id_ID"/>
-        </w:rPr>
-        <w:t>Istilah "undang-undang" juga dapat diterjemahkan sebagai "perintah khusus" atau "ketetapan khusus."</w:t>
-      </w:r>
-    </w:p>
-    <w:p>
-      <w:pPr/>
-      <w:r>
-        <w:rPr>
-          <w:lang w:val="id_ID" w:bidi="id_ID"/>
-        </w:rPr>
-      </w:r>
-      <w:r>
-        <w:rPr>
-          <w:lang w:val="id_ID" w:bidi="id_ID"/>
-        </w:rPr>
-        <w:t xml:space="preserve">(Lihat juga: </w:t>
-      </w:r>
-      <w:r>
-        <w:rPr>
-          <w:lang w:val="id_ID" w:bidi="id_ID"/>
-        </w:rPr>
-        <w:t>perintah</w:t>
-      </w:r>
-      <w:r>
-        <w:rPr>
-          <w:lang w:val="id_ID" w:bidi="id_ID"/>
-        </w:rPr>
-        <w:t xml:space="preserve">, </w:t>
-      </w:r>
-      <w:r>
-        <w:rPr>
-          <w:lang w:val="id_ID" w:bidi="id_ID"/>
-        </w:rPr>
-        <w:t>ketetapan</w:t>
-      </w:r>
-      <w:r>
-        <w:rPr>
-          <w:lang w:val="id_ID" w:bidi="id_ID"/>
-        </w:rPr>
-        <w:t xml:space="preserve">, </w:t>
-      </w:r>
-      <w:r>
-        <w:rPr>
-          <w:lang w:val="id_ID" w:bidi="id_ID"/>
-        </w:rPr>
-        <w:t>hukum</w:t>
-      </w:r>
-      <w:r>
-        <w:rPr>
-          <w:lang w:val="id_ID" w:bidi="id_ID"/>
-        </w:rPr>
-        <w:t xml:space="preserve">, </w:t>
-      </w:r>
-      <w:r>
-        <w:rPr>
-          <w:lang w:val="id_ID" w:bidi="id_ID"/>
-        </w:rPr>
-        <w:t>peraturan</w:t>
-      </w:r>
-      <w:r>
-        <w:rPr>
-          <w:lang w:val="id_ID" w:bidi="id_ID"/>
-        </w:rPr>
-        <w:t xml:space="preserve">, </w:t>
-      </w:r>
-      <w:r>
-        <w:rPr>
-          <w:lang w:val="id_ID" w:bidi="id_ID"/>
-        </w:rPr>
-        <w:t>Yahweh</w:t>
-      </w:r>
-      <w:r>
-        <w:rPr>
-          <w:lang w:val="id_ID" w:bidi="id_ID"/>
-        </w:rPr>
-        <w:t>)</w:t>
-      </w:r>
-    </w:p>
-    <w:p>
-      <w:pPr>
-        <w:pStyle w:val="Heading3"/>
-      </w:pPr>
-      <w:r>
-        <w:rPr>
-          <w:lang w:val="id_ID" w:bidi="id_ID"/>
-        </w:rPr>
-        <w:t>Referensi Alkitab:</w:t>
-      </w:r>
-    </w:p>
-    <w:p>
-      <w:pPr>
-        <w:pStyle w:val="ListBullet"/>
-        <w:spacing w:line="240" w:lineRule="auto"/>
-        <w:ind w:left="720"/>
-      </w:pPr>
-      <w:r>
-        <w:rPr>
-          <w:lang w:val="id_ID" w:bidi="id_ID"/>
-        </w:rPr>
-      </w:r>
-      <w:r>
-        <w:rPr>
-          <w:lang w:val="id_ID" w:bidi="id_ID"/>
-        </w:rPr>
-        <w:t>1 Raja-raja 11:11–13</w:t>
-      </w:r>
-    </w:p>
-    <w:p>
-      <w:pPr>
-        <w:pStyle w:val="ListBullet"/>
-        <w:spacing w:line="240" w:lineRule="auto"/>
-        <w:ind w:left="720"/>
-      </w:pPr>
-      <w:r>
-        <w:rPr>
-          <w:lang w:val="id_ID" w:bidi="id_ID"/>
-        </w:rPr>
-      </w:r>
-      <w:r>
-        <w:rPr>
-          <w:lang w:val="id_ID" w:bidi="id_ID"/>
-        </w:rPr>
-        <w:t>Ulangan 6:20–23</w:t>
-      </w:r>
-    </w:p>
-    <w:p>
-      <w:pPr>
-        <w:pStyle w:val="ListBullet"/>
-        <w:spacing w:line="240" w:lineRule="auto"/>
-        <w:ind w:left="720"/>
-      </w:pPr>
-      <w:r>
-        <w:rPr>
-          <w:lang w:val="id_ID" w:bidi="id_ID"/>
-        </w:rPr>
-      </w:r>
-      <w:r>
-        <w:rPr>
-          <w:lang w:val="id_ID" w:bidi="id_ID"/>
-        </w:rPr>
-        <w:t>Yehezkiel 33:15</w:t>
-      </w:r>
-    </w:p>
-    <w:p>
-      <w:pPr>
-        <w:pStyle w:val="ListBullet"/>
-        <w:spacing w:line="240" w:lineRule="auto"/>
-        <w:ind w:left="720"/>
-      </w:pPr>
-      <w:r>
-        <w:rPr>
-          <w:lang w:val="id_ID" w:bidi="id_ID"/>
-        </w:rPr>
-      </w:r>
-      <w:r>
-        <w:rPr>
-          <w:lang w:val="id_ID" w:bidi="id_ID"/>
-        </w:rPr>
-        <w:t>Bilangan 19:2</w:t>
-      </w:r>
-    </w:p>
-    <w:p>
-      <w:pPr>
-        <w:pStyle w:val="Heading3"/>
-      </w:pPr>
-      <w:r>
-        <w:rPr>
-          <w:lang w:val="id_ID" w:bidi="id_ID"/>
-        </w:rPr>
-        <w:t>Data Kata:</w:t>
-      </w:r>
-    </w:p>
-    <w:p>
-      <w:pPr>
-        <w:pStyle w:val="ListBullet"/>
-        <w:spacing w:line="240" w:lineRule="auto"/>
-        <w:ind w:left="720"/>
-      </w:pPr>
-      <w:r>
-        <w:rPr>
-          <w:lang w:val="id_ID" w:bidi="id_ID"/>
-        </w:rPr>
-      </w:r>
-      <w:r>
-        <w:rPr>
-          <w:lang w:val="id_ID" w:bidi="id_ID"/>
-        </w:rPr>
-        <w:t>Strong: H2706, H2708, H7010, G13450</w:t>
-      </w:r>
-      <w:r>
-        <w:rPr>
-          <w:lang w:val="id_ID" w:bidi="id_ID"/>
-        </w:rPr>
-      </w:r>
-      <w:r>
-        <w:rPr>
-          <w:lang w:val="id_ID" w:bidi="id_ID"/>
-        </w:rPr>
-      </w:r>
-    </w:p>
-    <w:p>
-      <w:pPr/>
-      <w:r>
-        <w:rPr>
-          <w:lang w:val="id_ID" w:bidi="id_ID"/>
-        </w:rPr>
-      </w:r>
-    </w:p>
-    <w:p>
-      <w:pPr>
-        <w:pStyle w:val="Heading2"/>
-      </w:pPr>
-      <w:r>
-        <w:rPr>
-          <w:lang w:val="id_ID" w:bidi="id_ID"/>
-        </w:rPr>
-        <w:t>Undi</w:t>
-      </w:r>
-      <w:r>
-        <w:rPr>
-          <w:lang w:val="id_ID" w:bidi="id_ID"/>
-        </w:rPr>
-      </w:r>
-    </w:p>
-    <w:p>
-      <w:pPr>
-        <w:pStyle w:val="Heading3"/>
-      </w:pPr>
-      <w:r>
-        <w:rPr>
-          <w:lang w:val="id_ID" w:bidi="id_ID"/>
-        </w:rPr>
-        <w:t>Pengertian:</w:t>
-      </w:r>
-    </w:p>
-    <w:p>
-      <w:pPr/>
-      <w:r>
-        <w:rPr>
-          <w:lang w:val="id_ID" w:bidi="id_ID"/>
-        </w:rPr>
-      </w:r>
-      <w:r>
-        <w:rPr>
-          <w:lang w:val="id_ID" w:bidi="id_ID"/>
-        </w:rPr>
-        <w:t>Dalam Alkitab, "undi" adalah benda(-benda) yang ditandai yang digunakan sebagai metode untuk membuat keputusan yang adil dan/atau acak, biasanya untuk memilih seseorang dalam sebuah kelompok. "Membuang undi" merujuk pada proses penggunaan "undi" untuk mencapai keputusan yang adil dan/atau acak.</w:t>
-      </w:r>
-    </w:p>
-    <w:p>
-      <w:pPr>
-        <w:pStyle w:val="ListBullet"/>
-        <w:spacing w:line="240" w:lineRule="auto"/>
-        <w:ind w:left="720"/>
-      </w:pPr>
-      <w:r>
-        <w:rPr>
-          <w:lang w:val="id_ID" w:bidi="id_ID"/>
-        </w:rPr>
-      </w:r>
-      <w:r>
-        <w:rPr>
-          <w:lang w:val="id_ID" w:bidi="id_ID"/>
-        </w:rPr>
-        <w:t>Di era modern, beberapa budaya menggunakan metode "mengundi" atau "menarik" undian dengan seikat jerami. Seseorang memegang tangkai jerami sedemikian rupa sehingga tidak ada yang bisa melihat panjangnya. Setiap orang menarik satu tangkai jerami, dan orang yang mendapatkan tangkai jerami terpanjang (atau terpendek) adalah yang terpilih.</w:t>
-      </w:r>
-    </w:p>
-    <w:p>
-      <w:pPr>
-        <w:pStyle w:val="ListBullet"/>
-        <w:spacing w:line="240" w:lineRule="auto"/>
-        <w:ind w:left="720"/>
-      </w:pPr>
-      <w:r>
-        <w:rPr>
-          <w:lang w:val="id_ID" w:bidi="id_ID"/>
-        </w:rPr>
-      </w:r>
-      <w:r>
-        <w:rPr>
-          <w:lang w:val="id_ID" w:bidi="id_ID"/>
-        </w:rPr>
-        <w:t>Pada zaman Alkitab, benda yang dilemparkan (disebut "undian") mungkin berupa batu kecil yang diberi tanda. Cara "undian" tersebut menunjukkan keputusan tidak diketahui, tetapi kemungkinan melibatkan menjatuhkan atau melempar batu bertanda ke tanah.</w:t>
-      </w:r>
-    </w:p>
-    <w:p>
-      <w:pPr>
-        <w:pStyle w:val="ListBullet"/>
-        <w:spacing w:line="240" w:lineRule="auto"/>
-        <w:ind w:left="720"/>
-      </w:pPr>
-      <w:r>
-        <w:rPr>
-          <w:lang w:val="id_ID" w:bidi="id_ID"/>
-        </w:rPr>
-      </w:r>
-      <w:r>
-        <w:rPr>
-          <w:lang w:val="id_ID" w:bidi="id_ID"/>
-        </w:rPr>
-        <w:t>Frasa "membuang undi" dapat diterjemahkan sebagai "melempar undi," "mengundi," atau "mengocok undi." Terjemahan dari "membuang" sebaiknya tidak memberikan kesan bahwa undi dilemparkan ke jarak yang jauh.</w:t>
-      </w:r>
-    </w:p>
-    <w:p>
-      <w:pPr>
-        <w:pStyle w:val="ListBullet"/>
-        <w:spacing w:line="240" w:lineRule="auto"/>
-        <w:ind w:left="720"/>
-      </w:pPr>
-      <w:r>
-        <w:rPr>
-          <w:lang w:val="id_ID" w:bidi="id_ID"/>
-        </w:rPr>
-      </w:r>
-      <w:r>
-        <w:rPr>
-          <w:lang w:val="id_ID" w:bidi="id_ID"/>
-        </w:rPr>
-        <w:t>Jika keputusan dibuat "dengan undian," ini dapat diterjemahkan sebagai "dengan melempar undian" atau "dengan membuang undian," dan sebagainya.</w:t>
-      </w:r>
-    </w:p>
-    <w:p>
-      <w:pPr/>
-      <w:r>
-        <w:rPr>
-          <w:lang w:val="id_ID" w:bidi="id_ID"/>
-        </w:rPr>
-      </w:r>
-      <w:r>
-        <w:rPr>
-          <w:lang w:val="id_ID" w:bidi="id_ID"/>
-        </w:rPr>
-        <w:t xml:space="preserve">(Lihat juga: </w:t>
-      </w:r>
-      <w:r>
-        <w:rPr>
-          <w:lang w:val="id_ID" w:bidi="id_ID"/>
-        </w:rPr>
-        <w:t>Elisabet</w:t>
-      </w:r>
-      <w:r>
-        <w:rPr>
-          <w:lang w:val="id_ID" w:bidi="id_ID"/>
-        </w:rPr>
-        <w:t xml:space="preserve">, </w:t>
-      </w:r>
-      <w:r>
-        <w:rPr>
-          <w:lang w:val="id_ID" w:bidi="id_ID"/>
-        </w:rPr>
-        <w:t>Imam</w:t>
-      </w:r>
-      <w:r>
-        <w:rPr>
-          <w:lang w:val="id_ID" w:bidi="id_ID"/>
-        </w:rPr>
-        <w:t xml:space="preserve">, </w:t>
-      </w:r>
-      <w:r>
-        <w:rPr>
-          <w:lang w:val="id_ID" w:bidi="id_ID"/>
-        </w:rPr>
-        <w:t>Zakharia (Perjanjian Lama)</w:t>
-      </w:r>
-      <w:r>
-        <w:rPr>
-          <w:lang w:val="id_ID" w:bidi="id_ID"/>
-        </w:rPr>
-        <w:t xml:space="preserve">, </w:t>
-      </w:r>
-      <w:r>
-        <w:rPr>
-          <w:lang w:val="id_ID" w:bidi="id_ID"/>
-        </w:rPr>
-        <w:t>Zakharia (Perjanjian Baru)</w:t>
-      </w:r>
-      <w:r>
-        <w:rPr>
-          <w:lang w:val="id_ID" w:bidi="id_ID"/>
-        </w:rPr>
-        <w:t>)</w:t>
-      </w:r>
-    </w:p>
-    <w:p>
-      <w:pPr>
-        <w:pStyle w:val="Heading3"/>
-      </w:pPr>
-      <w:r>
-        <w:rPr>
-          <w:lang w:val="id_ID" w:bidi="id_ID"/>
-        </w:rPr>
-        <w:t>Referensi Alkitab:</w:t>
-      </w:r>
-    </w:p>
-    <w:p>
-      <w:pPr>
-        <w:pStyle w:val="ListBullet"/>
-        <w:spacing w:line="240" w:lineRule="auto"/>
-        <w:ind w:left="720"/>
-      </w:pPr>
-      <w:r>
-        <w:rPr>
-          <w:lang w:val="id_ID" w:bidi="id_ID"/>
-        </w:rPr>
-      </w:r>
-      <w:r>
-        <w:rPr>
-          <w:lang w:val="id_ID" w:bidi="id_ID"/>
-        </w:rPr>
-        <w:t>Yunus 1:7</w:t>
-      </w:r>
-    </w:p>
-    <w:p>
-      <w:pPr>
-        <w:pStyle w:val="ListBullet"/>
-        <w:spacing w:line="240" w:lineRule="auto"/>
-        <w:ind w:left="720"/>
-      </w:pPr>
-      <w:r>
-        <w:rPr>
-          <w:lang w:val="id_ID" w:bidi="id_ID"/>
-        </w:rPr>
-      </w:r>
-      <w:r>
-        <w:rPr>
-          <w:lang w:val="id_ID" w:bidi="id_ID"/>
-        </w:rPr>
-        <w:t>Lukas 1:8–10</w:t>
-      </w:r>
-    </w:p>
-    <w:p>
-      <w:pPr>
-        <w:pStyle w:val="ListBullet"/>
-        <w:spacing w:line="240" w:lineRule="auto"/>
-        <w:ind w:left="720"/>
-      </w:pPr>
-      <w:r>
-        <w:rPr>
-          <w:lang w:val="id_ID" w:bidi="id_ID"/>
-        </w:rPr>
-      </w:r>
-      <w:r>
-        <w:rPr>
-          <w:lang w:val="id_ID" w:bidi="id_ID"/>
-        </w:rPr>
-        <w:t>Lukas 23:34</w:t>
-      </w:r>
-    </w:p>
-    <w:p>
-      <w:pPr>
-        <w:pStyle w:val="ListBullet"/>
-        <w:spacing w:line="240" w:lineRule="auto"/>
-        <w:ind w:left="720"/>
-      </w:pPr>
-      <w:r>
-        <w:rPr>
-          <w:lang w:val="id_ID" w:bidi="id_ID"/>
-        </w:rPr>
-      </w:r>
-      <w:r>
-        <w:rPr>
-          <w:lang w:val="id_ID" w:bidi="id_ID"/>
-        </w:rPr>
-        <w:t>Markus 15:22</w:t>
-      </w:r>
-    </w:p>
-    <w:p>
-      <w:pPr>
-        <w:pStyle w:val="ListBullet"/>
-        <w:spacing w:line="240" w:lineRule="auto"/>
-        <w:ind w:left="720"/>
-      </w:pPr>
-      <w:r>
-        <w:rPr>
-          <w:lang w:val="id_ID" w:bidi="id_ID"/>
-        </w:rPr>
-      </w:r>
-      <w:r>
-        <w:rPr>
-          <w:lang w:val="id_ID" w:bidi="id_ID"/>
-        </w:rPr>
-        <w:t>Matius 27:35–37</w:t>
-      </w:r>
-    </w:p>
-    <w:p>
-      <w:pPr>
-        <w:pStyle w:val="ListBullet"/>
-        <w:spacing w:line="240" w:lineRule="auto"/>
-        <w:ind w:left="720"/>
-      </w:pPr>
-      <w:r>
-        <w:rPr>
-          <w:lang w:val="id_ID" w:bidi="id_ID"/>
-        </w:rPr>
-      </w:r>
-      <w:r>
-        <w:rPr>
-          <w:lang w:val="id_ID" w:bidi="id_ID"/>
-        </w:rPr>
-        <w:t>Mazmur 22:18–19</w:t>
-      </w:r>
-    </w:p>
-    <w:p>
-      <w:pPr>
-        <w:pStyle w:val="Heading3"/>
-      </w:pPr>
-      <w:r>
-        <w:rPr>
-          <w:lang w:val="id_ID" w:bidi="id_ID"/>
-        </w:rPr>
-        <w:t>Data Kata:</w:t>
-      </w:r>
-    </w:p>
-    <w:p>
-      <w:pPr>
-        <w:pStyle w:val="ListBullet"/>
-        <w:spacing w:line="240" w:lineRule="auto"/>
-        <w:ind w:left="720"/>
-      </w:pPr>
-      <w:r>
-        <w:rPr>
-          <w:lang w:val="id_ID" w:bidi="id_ID"/>
-        </w:rPr>
-      </w:r>
-      <w:r>
-        <w:rPr>
-          <w:lang w:val="id_ID" w:bidi="id_ID"/>
-        </w:rPr>
-        <w:t>Strong: H1486, H5307, G28190, G29750</w:t>
-      </w:r>
-      <w:r>
-        <w:rPr>
-          <w:lang w:val="id_ID" w:bidi="id_ID"/>
-        </w:rPr>
-      </w:r>
-      <w:r>
-        <w:rPr>
-          <w:lang w:val="id_ID" w:bidi="id_ID"/>
-        </w:rPr>
-      </w:r>
-    </w:p>
-    <w:p>
-      <w:pPr/>
-      <w:r>
-        <w:rPr>
-          <w:lang w:val="id_ID" w:bidi="id_ID"/>
-        </w:rPr>
-      </w:r>
-    </w:p>
-    <w:p>
-      <w:pPr>
-        <w:pStyle w:val="Heading2"/>
-      </w:pPr>
-      <w:r>
-        <w:rPr>
-          <w:lang w:val="id_ID" w:bidi="id_ID"/>
-        </w:rPr>
-        <w:t>Ungu</w:t>
-      </w:r>
-      <w:r>
-        <w:rPr>
-          <w:lang w:val="id_ID" w:bidi="id_ID"/>
-        </w:rPr>
-      </w:r>
-    </w:p>
-    <w:p>
-      <w:pPr>
-        <w:pStyle w:val="Heading3"/>
-      </w:pPr>
-      <w:r>
-        <w:rPr>
-          <w:lang w:val="id_ID" w:bidi="id_ID"/>
-        </w:rPr>
-        <w:t>Fakta:</w:t>
-      </w:r>
-    </w:p>
-    <w:p>
-      <w:pPr/>
-      <w:r>
-        <w:rPr>
-          <w:lang w:val="id_ID" w:bidi="id_ID"/>
-        </w:rPr>
-      </w:r>
-      <w:r>
-        <w:rPr>
-          <w:lang w:val="id_ID" w:bidi="id_ID"/>
-        </w:rPr>
-        <w:t>Istilah "ungu" merujuk pada nama warna yang merupakan campuran antara biru dan merah.</w:t>
-      </w:r>
-    </w:p>
-    <w:p>
-      <w:pPr>
-        <w:pStyle w:val="ListBullet"/>
-        <w:spacing w:line="240" w:lineRule="auto"/>
-        <w:ind w:left="720"/>
-      </w:pPr>
-      <w:r>
-        <w:rPr>
-          <w:lang w:val="id_ID" w:bidi="id_ID"/>
-        </w:rPr>
-      </w:r>
-      <w:r>
-        <w:rPr>
-          <w:lang w:val="id_ID" w:bidi="id_ID"/>
-        </w:rPr>
-        <w:t>Di zaman kuno, ungu adalah warna pewarna yang langka dan sangat berharga, digunakan untuk mewarnai pakaian raja dan pejabat tinggi lainnya.</w:t>
-      </w:r>
-    </w:p>
-    <w:p>
-      <w:pPr>
-        <w:pStyle w:val="ListBullet"/>
-        <w:spacing w:line="240" w:lineRule="auto"/>
-        <w:ind w:left="720"/>
-      </w:pPr>
-      <w:r>
-        <w:rPr>
-          <w:lang w:val="id_ID" w:bidi="id_ID"/>
-        </w:rPr>
-      </w:r>
-      <w:r>
-        <w:rPr>
-          <w:lang w:val="id_ID" w:bidi="id_ID"/>
-        </w:rPr>
-        <w:t>Karena biaya produksi yang tinggi dan waktu yang lama untuk membuat pewarna ini, pakaian ungu dianggap sebagai simbol kekayaan, keistimewaan, dan kerajaan.</w:t>
-      </w:r>
-    </w:p>
-    <w:p>
-      <w:pPr>
-        <w:pStyle w:val="ListBullet"/>
-        <w:spacing w:line="240" w:lineRule="auto"/>
-        <w:ind w:left="720"/>
-      </w:pPr>
-      <w:r>
-        <w:rPr>
-          <w:lang w:val="id_ID" w:bidi="id_ID"/>
-        </w:rPr>
-      </w:r>
-      <w:r>
-        <w:rPr>
-          <w:lang w:val="id_ID" w:bidi="id_ID"/>
-        </w:rPr>
-        <w:t>Ungu juga merupakan salah satu warna yang digunakan untuk tirai di Kemah Suci dan kuil, serta untuk baju efod yang dikenakan oleh para imam.</w:t>
-      </w:r>
-    </w:p>
-    <w:p>
-      <w:pPr>
-        <w:pStyle w:val="ListBullet"/>
-        <w:spacing w:line="240" w:lineRule="auto"/>
-        <w:ind w:left="720"/>
-      </w:pPr>
-      <w:r>
-        <w:rPr>
-          <w:lang w:val="id_ID" w:bidi="id_ID"/>
-        </w:rPr>
-      </w:r>
-      <w:r>
-        <w:rPr>
-          <w:lang w:val="id_ID" w:bidi="id_ID"/>
-        </w:rPr>
-        <w:t>Pewarna ungu diekstraksi dari sejenis siput laut dengan menggerus atau merebus siput tersebut, atau dengan membuat mereka melepaskan zat pewarna saat masih hidup. Proses ini sangat mahal.</w:t>
-      </w:r>
-    </w:p>
-    <w:p>
-      <w:pPr>
-        <w:pStyle w:val="ListBullet"/>
-        <w:spacing w:line="240" w:lineRule="auto"/>
-        <w:ind w:left="720"/>
-      </w:pPr>
-      <w:r>
-        <w:rPr>
-          <w:lang w:val="id_ID" w:bidi="id_ID"/>
-        </w:rPr>
-      </w:r>
-      <w:r>
-        <w:rPr>
-          <w:lang w:val="id_ID" w:bidi="id_ID"/>
-        </w:rPr>
-        <w:t>Prajurit Roma mengenakan jubah kerajaan berwarna ungu pada Yesus sebelum penyaliban-Nya, untuk mengejek klaim-Nya sebagai Raja Orang Yahudi.</w:t>
-      </w:r>
-    </w:p>
-    <w:p>
-      <w:pPr>
-        <w:pStyle w:val="ListBullet"/>
-        <w:spacing w:line="240" w:lineRule="auto"/>
-        <w:ind w:left="720"/>
-      </w:pPr>
-      <w:r>
-        <w:rPr>
-          <w:lang w:val="id_ID" w:bidi="id_ID"/>
-        </w:rPr>
-      </w:r>
-      <w:r>
-        <w:rPr>
-          <w:lang w:val="id_ID" w:bidi="id_ID"/>
-        </w:rPr>
-        <w:t>Lidia dari kota Filipi adalah seorang wanita yang mencari nafkah dengan menjual kain berwarna ungu.</w:t>
-      </w:r>
-    </w:p>
-    <w:p>
-      <w:pPr/>
-      <w:r>
-        <w:rPr>
-          <w:lang w:val="id_ID" w:bidi="id_ID"/>
-        </w:rPr>
-      </w:r>
-      <w:r>
-        <w:rPr>
-          <w:lang w:val="id_ID" w:bidi="id_ID"/>
-        </w:rPr>
-        <w:t>(Saran terjemahan: Cara Menerjemahkan Nama)</w:t>
-      </w:r>
-    </w:p>
-    <w:p>
-      <w:pPr/>
-      <w:r>
-        <w:rPr>
-          <w:lang w:val="id_ID" w:bidi="id_ID"/>
-        </w:rPr>
-      </w:r>
-      <w:r>
-        <w:rPr>
-          <w:lang w:val="id_ID" w:bidi="id_ID"/>
-        </w:rPr>
-        <w:t xml:space="preserve">(Lihat juga: </w:t>
-      </w:r>
-      <w:r>
-        <w:rPr>
-          <w:lang w:val="id_ID" w:bidi="id_ID"/>
-        </w:rPr>
-        <w:t>efod</w:t>
-      </w:r>
-      <w:r>
-        <w:rPr>
-          <w:lang w:val="id_ID" w:bidi="id_ID"/>
-        </w:rPr>
-        <w:t xml:space="preserve">, </w:t>
-      </w:r>
-      <w:r>
-        <w:rPr>
-          <w:lang w:val="id_ID" w:bidi="id_ID"/>
-        </w:rPr>
-        <w:t>Filipi</w:t>
-      </w:r>
-      <w:r>
-        <w:rPr>
-          <w:lang w:val="id_ID" w:bidi="id_ID"/>
-        </w:rPr>
-        <w:t xml:space="preserve">, </w:t>
-      </w:r>
-      <w:r>
-        <w:rPr>
-          <w:lang w:val="id_ID" w:bidi="id_ID"/>
-        </w:rPr>
-        <w:t>kerajaan</w:t>
-      </w:r>
-      <w:r>
-        <w:rPr>
-          <w:lang w:val="id_ID" w:bidi="id_ID"/>
-        </w:rPr>
-        <w:t xml:space="preserve">, </w:t>
-      </w:r>
-      <w:r>
-        <w:rPr>
-          <w:lang w:val="id_ID" w:bidi="id_ID"/>
-        </w:rPr>
-        <w:t>kemah suci</w:t>
-      </w:r>
-      <w:r>
-        <w:rPr>
-          <w:lang w:val="id_ID" w:bidi="id_ID"/>
-        </w:rPr>
-        <w:t xml:space="preserve">, </w:t>
-      </w:r>
-      <w:r>
-        <w:rPr>
-          <w:lang w:val="id_ID" w:bidi="id_ID"/>
-        </w:rPr>
-        <w:t>bait suci</w:t>
-      </w:r>
-      <w:r>
-        <w:rPr>
-          <w:lang w:val="id_ID" w:bidi="id_ID"/>
-        </w:rPr>
-        <w:t>)</w:t>
-      </w:r>
-    </w:p>
-    <w:p>
-      <w:pPr>
-        <w:pStyle w:val="Heading3"/>
-      </w:pPr>
-      <w:r>
-        <w:rPr>
-          <w:lang w:val="id_ID" w:bidi="id_ID"/>
-        </w:rPr>
-        <w:t>Referensi Alkitab:</w:t>
-      </w:r>
-    </w:p>
-    <w:p>
-      <w:pPr>
-        <w:pStyle w:val="ListBullet"/>
-        <w:spacing w:line="240" w:lineRule="auto"/>
-        <w:ind w:left="720"/>
-      </w:pPr>
-      <w:r>
-        <w:rPr>
-          <w:lang w:val="id_ID" w:bidi="id_ID"/>
-        </w:rPr>
-      </w:r>
-      <w:r>
-        <w:rPr>
-          <w:lang w:val="id_ID" w:bidi="id_ID"/>
-        </w:rPr>
-        <w:t>2 Tawarikh 2:13–14</w:t>
-      </w:r>
-    </w:p>
-    <w:p>
-      <w:pPr>
-        <w:pStyle w:val="ListBullet"/>
-        <w:spacing w:line="240" w:lineRule="auto"/>
-        <w:ind w:left="720"/>
-      </w:pPr>
-      <w:r>
-        <w:rPr>
-          <w:lang w:val="id_ID" w:bidi="id_ID"/>
-        </w:rPr>
-      </w:r>
-      <w:r>
-        <w:rPr>
-          <w:lang w:val="id_ID" w:bidi="id_ID"/>
-        </w:rPr>
-        <w:t>Daniel 5:7</w:t>
-      </w:r>
-    </w:p>
-    <w:p>
-      <w:pPr>
-        <w:pStyle w:val="ListBullet"/>
-        <w:spacing w:line="240" w:lineRule="auto"/>
-        <w:ind w:left="720"/>
-      </w:pPr>
-      <w:r>
-        <w:rPr>
-          <w:lang w:val="id_ID" w:bidi="id_ID"/>
-        </w:rPr>
-      </w:r>
-      <w:r>
-        <w:rPr>
-          <w:lang w:val="id_ID" w:bidi="id_ID"/>
-        </w:rPr>
-        <w:t>Daniel 5:29–31</w:t>
-      </w:r>
-    </w:p>
-    <w:p>
-      <w:pPr>
-        <w:pStyle w:val="ListBullet"/>
-        <w:spacing w:line="240" w:lineRule="auto"/>
-        <w:ind w:left="720"/>
-      </w:pPr>
-      <w:r>
-        <w:rPr>
-          <w:lang w:val="id_ID" w:bidi="id_ID"/>
-        </w:rPr>
-      </w:r>
-      <w:r>
-        <w:rPr>
-          <w:lang w:val="id_ID" w:bidi="id_ID"/>
-        </w:rPr>
-        <w:t>Amsal 31:22–23</w:t>
-      </w:r>
-    </w:p>
-    <w:p>
-      <w:pPr>
-        <w:pStyle w:val="Heading3"/>
-      </w:pPr>
-      <w:r>
-        <w:rPr>
-          <w:lang w:val="id_ID" w:bidi="id_ID"/>
-        </w:rPr>
-        <w:t>Data Kata:</w:t>
-      </w:r>
-    </w:p>
-    <w:p>
-      <w:pPr>
-        <w:pStyle w:val="ListBullet"/>
-        <w:spacing w:line="240" w:lineRule="auto"/>
-        <w:ind w:left="720"/>
-      </w:pPr>
-      <w:r>
-        <w:rPr>
-          <w:lang w:val="id_ID" w:bidi="id_ID"/>
-        </w:rPr>
-      </w:r>
-      <w:r>
-        <w:rPr>
-          <w:lang w:val="id_ID" w:bidi="id_ID"/>
-        </w:rPr>
-        <w:t>Strong: H0710, H0711, H0713, G42090, G42100, G42110</w:t>
-      </w:r>
-      <w:r>
-        <w:rPr>
-          <w:lang w:val="id_ID" w:bidi="id_ID"/>
-        </w:rPr>
-      </w:r>
-      <w:r>
-        <w:rPr>
-          <w:lang w:val="id_ID" w:bidi="id_ID"/>
-        </w:rPr>
-      </w:r>
-    </w:p>
-    <w:p>
-      <w:pPr/>
-      <w:r>
-        <w:rPr>
-          <w:lang w:val="id_ID" w:bidi="id_ID"/>
-        </w:rPr>
-      </w:r>
-    </w:p>
-    <w:p>
-      <w:pPr>
-        <w:pStyle w:val="Heading2"/>
-      </w:pPr>
-      <w:r>
-        <w:rPr>
-          <w:lang w:val="id_ID" w:bidi="id_ID"/>
-        </w:rPr>
-        <w:t>Unta</w:t>
-      </w:r>
-      <w:r>
-        <w:rPr>
-          <w:lang w:val="id_ID" w:bidi="id_ID"/>
-        </w:rPr>
-      </w:r>
-    </w:p>
-    <w:p>
-      <w:pPr>
-        <w:pStyle w:val="Heading3"/>
-      </w:pPr>
-      <w:r>
-        <w:rPr>
-          <w:lang w:val="id_ID" w:bidi="id_ID"/>
-        </w:rPr>
-        <w:t>Pengertian:</w:t>
-      </w:r>
-    </w:p>
-    <w:p>
-      <w:pPr/>
-      <w:r>
-        <w:rPr>
-          <w:lang w:val="id_ID" w:bidi="id_ID"/>
-        </w:rPr>
-      </w:r>
-      <w:r>
-        <w:rPr>
-          <w:lang w:val="id_ID" w:bidi="id_ID"/>
-        </w:rPr>
-        <w:t xml:space="preserve">Unta adalah hewan besar berkaki empat dengan satu atau dua punuk di punggungnya. (Lihat juga: </w:t>
-      </w:r>
-      <w:r>
-        <w:rPr>
-          <w:lang w:val="id_ID" w:bidi="id_ID"/>
-        </w:rPr>
-        <w:t>Menerjemahkan Istilah yang Tidak Dikenal</w:t>
-      </w:r>
-      <w:r>
-        <w:rPr>
-          <w:lang w:val="id_ID" w:bidi="id_ID"/>
-        </w:rPr>
-        <w:t>)</w:t>
-      </w:r>
-    </w:p>
-    <w:p>
-      <w:pPr>
-        <w:pStyle w:val="ListBullet"/>
-        <w:spacing w:line="240" w:lineRule="auto"/>
-        <w:ind w:left="720"/>
-      </w:pPr>
-      <w:r>
-        <w:rPr>
-          <w:lang w:val="id_ID" w:bidi="id_ID"/>
-        </w:rPr>
-      </w:r>
-      <w:r>
-        <w:rPr>
-          <w:lang w:val="id_ID" w:bidi="id_ID"/>
-        </w:rPr>
-        <w:t>Pada zaman Alkitab, unta adalah binatang terbesar yang didapati di Israel dan wilayah sekitarnya.</w:t>
-      </w:r>
-    </w:p>
-    <w:p>
-      <w:pPr>
-        <w:pStyle w:val="ListBullet"/>
-        <w:spacing w:line="240" w:lineRule="auto"/>
-        <w:ind w:left="720"/>
-      </w:pPr>
-      <w:r>
-        <w:rPr>
-          <w:lang w:val="id_ID" w:bidi="id_ID"/>
-        </w:rPr>
-      </w:r>
-      <w:r>
-        <w:rPr>
-          <w:lang w:val="id_ID" w:bidi="id_ID"/>
-        </w:rPr>
-        <w:t>Unta terutama digunakan untuk mengangkut orang dan barang.</w:t>
-      </w:r>
-    </w:p>
-    <w:p>
-      <w:pPr>
-        <w:pStyle w:val="ListBullet"/>
-        <w:spacing w:line="240" w:lineRule="auto"/>
-        <w:ind w:left="720"/>
-      </w:pPr>
-      <w:r>
-        <w:rPr>
-          <w:lang w:val="id_ID" w:bidi="id_ID"/>
-        </w:rPr>
-      </w:r>
-      <w:r>
-        <w:rPr>
-          <w:lang w:val="id_ID" w:bidi="id_ID"/>
-        </w:rPr>
-        <w:t>Beberapa kelompok masyarakat juga menggunakan unta sebagai makanan, tetapi tidak demikian dengan bangsa Israel karena Allah mengatakan bahwa unta tidak halal dan tidak boleh dimakan.</w:t>
-      </w:r>
-    </w:p>
-    <w:p>
-      <w:pPr>
-        <w:pStyle w:val="ListBullet"/>
-        <w:spacing w:line="240" w:lineRule="auto"/>
-        <w:ind w:left="720"/>
-      </w:pPr>
-      <w:r>
-        <w:rPr>
-          <w:lang w:val="id_ID" w:bidi="id_ID"/>
-        </w:rPr>
-      </w:r>
-      <w:r>
-        <w:rPr>
-          <w:lang w:val="id_ID" w:bidi="id_ID"/>
-        </w:rPr>
-        <w:t>Unta sangat berharga karena hewan ini dapat bergerak cepat di pasir dan mampu bertahan hidup tanpa makanan dan air selama beberapa minggu.</w:t>
-      </w:r>
-    </w:p>
-    <w:p>
-      <w:pPr/>
-      <w:r>
-        <w:rPr>
-          <w:lang w:val="id_ID" w:bidi="id_ID"/>
-        </w:rPr>
-      </w:r>
-      <w:r>
-        <w:rPr>
-          <w:lang w:val="id_ID" w:bidi="id_ID"/>
-        </w:rPr>
-        <w:t xml:space="preserve">(Lihat juga: </w:t>
-      </w:r>
-      <w:r>
-        <w:rPr>
-          <w:lang w:val="id_ID" w:bidi="id_ID"/>
-        </w:rPr>
-        <w:t>beban</w:t>
-      </w:r>
-      <w:r>
-        <w:rPr>
-          <w:lang w:val="id_ID" w:bidi="id_ID"/>
-        </w:rPr>
-        <w:t xml:space="preserve">, </w:t>
+      <w:r>
+        <w:rPr>
+          <w:lang w:val="id_ID" w:bidi="id_ID"/>
+        </w:rPr>
+        <w:t xml:space="preserve">(Lihat juga: beban, </w:t>
       </w:r>
       <w:r>
         <w:rPr>
